--- a/hin/docx/037.content.docx
+++ b/hin/docx/037.content.docx
@@ -487,378 +487,282 @@
           <w:lang w:val="hi_IN" w:bidi="hi_IN"/>
         </w:rPr>
       </w:r>
-      <w:hyperlink r:id="rId13">
-        <w:r>
-          <w:rPr>
-            <w:lang w:val="hi_IN" w:bidi="hi_IN"/>
-          </w:rPr>
-          <w:rPr>
-            <w:color w:val="0000EE"/>
-            <w:u w:val="single"/>
-          </w:rPr>
-          <w:t>2 तीमु. 4:1–2</w:t>
-        </w:r>
-      </w:hyperlink>
-    </w:p>
-    <w:p>
-      <w:pPr>
-        <w:pStyle w:val="ListBullet"/>
-        <w:spacing w:line="240" w:lineRule="auto"/>
-        <w:ind w:left="720"/>
-      </w:pPr>
-      <w:r>
-        <w:rPr>
-          <w:lang w:val="hi_IN" w:bidi="hi_IN"/>
-        </w:rPr>
-      </w:r>
-      <w:hyperlink r:id="rId14">
-        <w:r>
-          <w:rPr>
-            <w:lang w:val="hi_IN" w:bidi="hi_IN"/>
-          </w:rPr>
-          <w:rPr>
-            <w:color w:val="0000EE"/>
-            <w:u w:val="single"/>
-          </w:rPr>
-          <w:t>प्रेरि. 8:4–5</w:t>
-        </w:r>
-      </w:hyperlink>
-    </w:p>
-    <w:p>
-      <w:pPr>
-        <w:pStyle w:val="ListBullet"/>
-        <w:spacing w:line="240" w:lineRule="auto"/>
-        <w:ind w:left="720"/>
-      </w:pPr>
-      <w:r>
-        <w:rPr>
-          <w:lang w:val="hi_IN" w:bidi="hi_IN"/>
-        </w:rPr>
-      </w:r>
-      <w:hyperlink r:id="rId15">
-        <w:r>
-          <w:rPr>
-            <w:lang w:val="hi_IN" w:bidi="hi_IN"/>
-          </w:rPr>
-          <w:rPr>
-            <w:color w:val="0000EE"/>
-            <w:u w:val="single"/>
-          </w:rPr>
-          <w:t>प्रेरि. 10:42–43</w:t>
-        </w:r>
-      </w:hyperlink>
-    </w:p>
-    <w:p>
-      <w:pPr>
-        <w:pStyle w:val="ListBullet"/>
-        <w:spacing w:line="240" w:lineRule="auto"/>
-        <w:ind w:left="720"/>
-      </w:pPr>
-      <w:r>
-        <w:rPr>
-          <w:lang w:val="hi_IN" w:bidi="hi_IN"/>
-        </w:rPr>
-      </w:r>
-      <w:hyperlink r:id="rId16">
-        <w:r>
-          <w:rPr>
-            <w:lang w:val="hi_IN" w:bidi="hi_IN"/>
-          </w:rPr>
-          <w:rPr>
-            <w:color w:val="0000EE"/>
-            <w:u w:val="single"/>
-          </w:rPr>
-          <w:t>प्रेरि. 14:21–22</w:t>
-        </w:r>
-      </w:hyperlink>
-    </w:p>
-    <w:p>
-      <w:pPr>
-        <w:pStyle w:val="ListBullet"/>
-        <w:spacing w:line="240" w:lineRule="auto"/>
-        <w:ind w:left="720"/>
-      </w:pPr>
-      <w:r>
-        <w:rPr>
-          <w:lang w:val="hi_IN" w:bidi="hi_IN"/>
-        </w:rPr>
-      </w:r>
-      <w:hyperlink r:id="rId17">
-        <w:r>
-          <w:rPr>
-            <w:lang w:val="hi_IN" w:bidi="hi_IN"/>
-          </w:rPr>
-          <w:rPr>
-            <w:color w:val="0000EE"/>
-            <w:u w:val="single"/>
-          </w:rPr>
-          <w:t>प्रेरि. 20:25</w:t>
-        </w:r>
-      </w:hyperlink>
-    </w:p>
-    <w:p>
-      <w:pPr>
-        <w:pStyle w:val="ListBullet"/>
-        <w:spacing w:line="240" w:lineRule="auto"/>
-        <w:ind w:left="720"/>
-      </w:pPr>
-      <w:r>
-        <w:rPr>
-          <w:lang w:val="hi_IN" w:bidi="hi_IN"/>
-        </w:rPr>
-      </w:r>
-      <w:hyperlink r:id="rId18">
-        <w:r>
-          <w:rPr>
-            <w:lang w:val="hi_IN" w:bidi="hi_IN"/>
-          </w:rPr>
-          <w:rPr>
-            <w:color w:val="0000EE"/>
-            <w:u w:val="single"/>
-          </w:rPr>
-          <w:t>लूका 4:42</w:t>
-        </w:r>
-      </w:hyperlink>
-    </w:p>
-    <w:p>
-      <w:pPr>
-        <w:pStyle w:val="ListBullet"/>
-        <w:spacing w:line="240" w:lineRule="auto"/>
-        <w:ind w:left="720"/>
-      </w:pPr>
-      <w:r>
-        <w:rPr>
-          <w:lang w:val="hi_IN" w:bidi="hi_IN"/>
-        </w:rPr>
-      </w:r>
-      <w:hyperlink r:id="rId19">
-        <w:r>
-          <w:rPr>
-            <w:lang w:val="hi_IN" w:bidi="hi_IN"/>
-          </w:rPr>
-          <w:rPr>
-            <w:color w:val="0000EE"/>
-            <w:u w:val="single"/>
-          </w:rPr>
-          <w:t>मत्ती 3:1–3</w:t>
-        </w:r>
-      </w:hyperlink>
-    </w:p>
-    <w:p>
-      <w:pPr>
-        <w:pStyle w:val="ListBullet"/>
-        <w:spacing w:line="240" w:lineRule="auto"/>
-        <w:ind w:left="720"/>
-      </w:pPr>
-      <w:r>
-        <w:rPr>
-          <w:lang w:val="hi_IN" w:bidi="hi_IN"/>
-        </w:rPr>
-      </w:r>
-      <w:hyperlink r:id="rId20">
-        <w:r>
-          <w:rPr>
-            <w:lang w:val="hi_IN" w:bidi="hi_IN"/>
-          </w:rPr>
-          <w:rPr>
-            <w:color w:val="0000EE"/>
-            <w:u w:val="single"/>
-          </w:rPr>
-          <w:t>मत्ती 4:17</w:t>
-        </w:r>
-      </w:hyperlink>
-    </w:p>
-    <w:p>
-      <w:pPr>
-        <w:pStyle w:val="ListBullet"/>
-        <w:spacing w:line="240" w:lineRule="auto"/>
-        <w:ind w:left="720"/>
-      </w:pPr>
-      <w:r>
-        <w:rPr>
-          <w:lang w:val="hi_IN" w:bidi="hi_IN"/>
-        </w:rPr>
-      </w:r>
-      <w:hyperlink r:id="rId21">
-        <w:r>
-          <w:rPr>
-            <w:lang w:val="hi_IN" w:bidi="hi_IN"/>
-          </w:rPr>
-          <w:rPr>
-            <w:color w:val="0000EE"/>
-            <w:u w:val="single"/>
-          </w:rPr>
-          <w:t>मत्ती 12:41</w:t>
-        </w:r>
-      </w:hyperlink>
-    </w:p>
-    <w:p>
-      <w:pPr>
-        <w:pStyle w:val="ListBullet"/>
-        <w:spacing w:line="240" w:lineRule="auto"/>
-        <w:ind w:left="720"/>
-      </w:pPr>
-      <w:r>
-        <w:rPr>
-          <w:lang w:val="hi_IN" w:bidi="hi_IN"/>
-        </w:rPr>
-      </w:r>
-      <w:hyperlink r:id="rId22">
-        <w:r>
-          <w:rPr>
-            <w:lang w:val="hi_IN" w:bidi="hi_IN"/>
-          </w:rPr>
-          <w:rPr>
-            <w:color w:val="0000EE"/>
-            <w:u w:val="single"/>
-          </w:rPr>
-          <w:t>मत्ती 24:14</w:t>
-        </w:r>
-      </w:hyperlink>
-    </w:p>
-    <w:p>
-      <w:pPr>
-        <w:pStyle w:val="ListBullet"/>
-        <w:spacing w:line="240" w:lineRule="auto"/>
-        <w:ind w:left="720"/>
-      </w:pPr>
-      <w:r>
-        <w:rPr>
-          <w:lang w:val="hi_IN" w:bidi="hi_IN"/>
-        </w:rPr>
-      </w:r>
-      <w:hyperlink r:id="rId23">
-        <w:r>
-          <w:rPr>
-            <w:lang w:val="hi_IN" w:bidi="hi_IN"/>
-          </w:rPr>
-          <w:rPr>
-            <w:color w:val="0000EE"/>
-            <w:u w:val="single"/>
-          </w:rPr>
-          <w:t>प्रेरि. 9:20–22</w:t>
-        </w:r>
-      </w:hyperlink>
-    </w:p>
-    <w:p>
-      <w:pPr>
-        <w:pStyle w:val="ListBullet"/>
-        <w:spacing w:line="240" w:lineRule="auto"/>
-        <w:ind w:left="720"/>
-      </w:pPr>
-      <w:r>
-        <w:rPr>
-          <w:lang w:val="hi_IN" w:bidi="hi_IN"/>
-        </w:rPr>
-      </w:r>
-      <w:hyperlink r:id="rId24">
-        <w:r>
-          <w:rPr>
-            <w:lang w:val="hi_IN" w:bidi="hi_IN"/>
-          </w:rPr>
-          <w:rPr>
-            <w:color w:val="0000EE"/>
-            <w:u w:val="single"/>
-          </w:rPr>
-          <w:t>प्रेरि. 13:38–39</w:t>
-        </w:r>
-      </w:hyperlink>
-    </w:p>
-    <w:p>
-      <w:pPr>
-        <w:pStyle w:val="ListBullet"/>
-        <w:spacing w:line="240" w:lineRule="auto"/>
-        <w:ind w:left="720"/>
-      </w:pPr>
-      <w:r>
-        <w:rPr>
-          <w:lang w:val="hi_IN" w:bidi="hi_IN"/>
-        </w:rPr>
-      </w:r>
-      <w:hyperlink r:id="rId25">
-        <w:r>
-          <w:rPr>
-            <w:lang w:val="hi_IN" w:bidi="hi_IN"/>
-          </w:rPr>
-          <w:rPr>
-            <w:color w:val="0000EE"/>
-            <w:u w:val="single"/>
-          </w:rPr>
-          <w:t>योना 3:1–3</w:t>
-        </w:r>
-      </w:hyperlink>
-    </w:p>
-    <w:p>
-      <w:pPr>
-        <w:pStyle w:val="ListBullet"/>
-        <w:spacing w:line="240" w:lineRule="auto"/>
-        <w:ind w:left="720"/>
-      </w:pPr>
-      <w:r>
-        <w:rPr>
-          <w:lang w:val="hi_IN" w:bidi="hi_IN"/>
-        </w:rPr>
-      </w:r>
-      <w:hyperlink r:id="rId26">
-        <w:r>
-          <w:rPr>
-            <w:lang w:val="hi_IN" w:bidi="hi_IN"/>
-          </w:rPr>
-          <w:rPr>
-            <w:color w:val="0000EE"/>
-            <w:u w:val="single"/>
-          </w:rPr>
-          <w:t>लूका 4:18–19</w:t>
-        </w:r>
-      </w:hyperlink>
-    </w:p>
-    <w:p>
-      <w:pPr>
-        <w:pStyle w:val="ListBullet"/>
-        <w:spacing w:line="240" w:lineRule="auto"/>
-        <w:ind w:left="720"/>
-      </w:pPr>
-      <w:r>
-        <w:rPr>
-          <w:lang w:val="hi_IN" w:bidi="hi_IN"/>
-        </w:rPr>
-      </w:r>
-      <w:hyperlink r:id="rId27">
-        <w:r>
-          <w:rPr>
-            <w:lang w:val="hi_IN" w:bidi="hi_IN"/>
-          </w:rPr>
-          <w:rPr>
-            <w:color w:val="0000EE"/>
-            <w:u w:val="single"/>
-          </w:rPr>
-          <w:t>मर. 1:14–15</w:t>
-        </w:r>
-      </w:hyperlink>
-    </w:p>
-    <w:p>
-      <w:pPr>
-        <w:pStyle w:val="ListBullet"/>
-        <w:spacing w:line="240" w:lineRule="auto"/>
-        <w:ind w:left="720"/>
-      </w:pPr>
-      <w:r>
-        <w:rPr>
-          <w:lang w:val="hi_IN" w:bidi="hi_IN"/>
-        </w:rPr>
-      </w:r>
-      <w:hyperlink r:id="rId28">
-        <w:r>
-          <w:rPr>
-            <w:lang w:val="hi_IN" w:bidi="hi_IN"/>
-          </w:rPr>
-          <w:rPr>
-            <w:color w:val="0000EE"/>
-            <w:u w:val="single"/>
-          </w:rPr>
-          <w:t>मत्ती 10:26</w:t>
-        </w:r>
-      </w:hyperlink>
+      <w:r>
+        <w:rPr>
+          <w:lang w:val="hi_IN" w:bidi="hi_IN"/>
+        </w:rPr>
+        <w:t>2 तीमु. 4:1–2</w:t>
+      </w:r>
+    </w:p>
+    <w:p>
+      <w:pPr>
+        <w:pStyle w:val="ListBullet"/>
+        <w:spacing w:line="240" w:lineRule="auto"/>
+        <w:ind w:left="720"/>
+      </w:pPr>
+      <w:r>
+        <w:rPr>
+          <w:lang w:val="hi_IN" w:bidi="hi_IN"/>
+        </w:rPr>
+      </w:r>
+      <w:r>
+        <w:rPr>
+          <w:lang w:val="hi_IN" w:bidi="hi_IN"/>
+        </w:rPr>
+        <w:t>प्रेरि. 8:4–5</w:t>
+      </w:r>
+    </w:p>
+    <w:p>
+      <w:pPr>
+        <w:pStyle w:val="ListBullet"/>
+        <w:spacing w:line="240" w:lineRule="auto"/>
+        <w:ind w:left="720"/>
+      </w:pPr>
+      <w:r>
+        <w:rPr>
+          <w:lang w:val="hi_IN" w:bidi="hi_IN"/>
+        </w:rPr>
+      </w:r>
+      <w:r>
+        <w:rPr>
+          <w:lang w:val="hi_IN" w:bidi="hi_IN"/>
+        </w:rPr>
+        <w:t>प्रेरि. 10:42–43</w:t>
+      </w:r>
+    </w:p>
+    <w:p>
+      <w:pPr>
+        <w:pStyle w:val="ListBullet"/>
+        <w:spacing w:line="240" w:lineRule="auto"/>
+        <w:ind w:left="720"/>
+      </w:pPr>
+      <w:r>
+        <w:rPr>
+          <w:lang w:val="hi_IN" w:bidi="hi_IN"/>
+        </w:rPr>
+      </w:r>
+      <w:r>
+        <w:rPr>
+          <w:lang w:val="hi_IN" w:bidi="hi_IN"/>
+        </w:rPr>
+        <w:t>प्रेरि. 14:21–22</w:t>
+      </w:r>
+    </w:p>
+    <w:p>
+      <w:pPr>
+        <w:pStyle w:val="ListBullet"/>
+        <w:spacing w:line="240" w:lineRule="auto"/>
+        <w:ind w:left="720"/>
+      </w:pPr>
+      <w:r>
+        <w:rPr>
+          <w:lang w:val="hi_IN" w:bidi="hi_IN"/>
+        </w:rPr>
+      </w:r>
+      <w:r>
+        <w:rPr>
+          <w:lang w:val="hi_IN" w:bidi="hi_IN"/>
+        </w:rPr>
+        <w:t>प्रेरि. 20:25</w:t>
+      </w:r>
+    </w:p>
+    <w:p>
+      <w:pPr>
+        <w:pStyle w:val="ListBullet"/>
+        <w:spacing w:line="240" w:lineRule="auto"/>
+        <w:ind w:left="720"/>
+      </w:pPr>
+      <w:r>
+        <w:rPr>
+          <w:lang w:val="hi_IN" w:bidi="hi_IN"/>
+        </w:rPr>
+      </w:r>
+      <w:r>
+        <w:rPr>
+          <w:lang w:val="hi_IN" w:bidi="hi_IN"/>
+        </w:rPr>
+        <w:t>लूका 4:42</w:t>
+      </w:r>
+    </w:p>
+    <w:p>
+      <w:pPr>
+        <w:pStyle w:val="ListBullet"/>
+        <w:spacing w:line="240" w:lineRule="auto"/>
+        <w:ind w:left="720"/>
+      </w:pPr>
+      <w:r>
+        <w:rPr>
+          <w:lang w:val="hi_IN" w:bidi="hi_IN"/>
+        </w:rPr>
+      </w:r>
+      <w:r>
+        <w:rPr>
+          <w:lang w:val="hi_IN" w:bidi="hi_IN"/>
+        </w:rPr>
+        <w:t>मत्ती 3:1–3</w:t>
+      </w:r>
+    </w:p>
+    <w:p>
+      <w:pPr>
+        <w:pStyle w:val="ListBullet"/>
+        <w:spacing w:line="240" w:lineRule="auto"/>
+        <w:ind w:left="720"/>
+      </w:pPr>
+      <w:r>
+        <w:rPr>
+          <w:lang w:val="hi_IN" w:bidi="hi_IN"/>
+        </w:rPr>
+      </w:r>
+      <w:r>
+        <w:rPr>
+          <w:lang w:val="hi_IN" w:bidi="hi_IN"/>
+        </w:rPr>
+        <w:t>मत्ती 4:17</w:t>
+      </w:r>
+    </w:p>
+    <w:p>
+      <w:pPr>
+        <w:pStyle w:val="ListBullet"/>
+        <w:spacing w:line="240" w:lineRule="auto"/>
+        <w:ind w:left="720"/>
+      </w:pPr>
+      <w:r>
+        <w:rPr>
+          <w:lang w:val="hi_IN" w:bidi="hi_IN"/>
+        </w:rPr>
+      </w:r>
+      <w:r>
+        <w:rPr>
+          <w:lang w:val="hi_IN" w:bidi="hi_IN"/>
+        </w:rPr>
+        <w:t>मत्ती 12:41</w:t>
+      </w:r>
+    </w:p>
+    <w:p>
+      <w:pPr>
+        <w:pStyle w:val="ListBullet"/>
+        <w:spacing w:line="240" w:lineRule="auto"/>
+        <w:ind w:left="720"/>
+      </w:pPr>
+      <w:r>
+        <w:rPr>
+          <w:lang w:val="hi_IN" w:bidi="hi_IN"/>
+        </w:rPr>
+      </w:r>
+      <w:r>
+        <w:rPr>
+          <w:lang w:val="hi_IN" w:bidi="hi_IN"/>
+        </w:rPr>
+        <w:t>मत्ती 24:14</w:t>
+      </w:r>
+    </w:p>
+    <w:p>
+      <w:pPr>
+        <w:pStyle w:val="ListBullet"/>
+        <w:spacing w:line="240" w:lineRule="auto"/>
+        <w:ind w:left="720"/>
+      </w:pPr>
+      <w:r>
+        <w:rPr>
+          <w:lang w:val="hi_IN" w:bidi="hi_IN"/>
+        </w:rPr>
+      </w:r>
+      <w:r>
+        <w:rPr>
+          <w:lang w:val="hi_IN" w:bidi="hi_IN"/>
+        </w:rPr>
+        <w:t>प्रेरि. 9:20–22</w:t>
+      </w:r>
+    </w:p>
+    <w:p>
+      <w:pPr>
+        <w:pStyle w:val="ListBullet"/>
+        <w:spacing w:line="240" w:lineRule="auto"/>
+        <w:ind w:left="720"/>
+      </w:pPr>
+      <w:r>
+        <w:rPr>
+          <w:lang w:val="hi_IN" w:bidi="hi_IN"/>
+        </w:rPr>
+      </w:r>
+      <w:r>
+        <w:rPr>
+          <w:lang w:val="hi_IN" w:bidi="hi_IN"/>
+        </w:rPr>
+        <w:t>प्रेरि. 13:38–39</w:t>
+      </w:r>
+    </w:p>
+    <w:p>
+      <w:pPr>
+        <w:pStyle w:val="ListBullet"/>
+        <w:spacing w:line="240" w:lineRule="auto"/>
+        <w:ind w:left="720"/>
+      </w:pPr>
+      <w:r>
+        <w:rPr>
+          <w:lang w:val="hi_IN" w:bidi="hi_IN"/>
+        </w:rPr>
+      </w:r>
+      <w:r>
+        <w:rPr>
+          <w:lang w:val="hi_IN" w:bidi="hi_IN"/>
+        </w:rPr>
+        <w:t>योना 3:1–3</w:t>
+      </w:r>
+    </w:p>
+    <w:p>
+      <w:pPr>
+        <w:pStyle w:val="ListBullet"/>
+        <w:spacing w:line="240" w:lineRule="auto"/>
+        <w:ind w:left="720"/>
+      </w:pPr>
+      <w:r>
+        <w:rPr>
+          <w:lang w:val="hi_IN" w:bidi="hi_IN"/>
+        </w:rPr>
+      </w:r>
+      <w:r>
+        <w:rPr>
+          <w:lang w:val="hi_IN" w:bidi="hi_IN"/>
+        </w:rPr>
+        <w:t>लूका 4:18–19</w:t>
+      </w:r>
+    </w:p>
+    <w:p>
+      <w:pPr>
+        <w:pStyle w:val="ListBullet"/>
+        <w:spacing w:line="240" w:lineRule="auto"/>
+        <w:ind w:left="720"/>
+      </w:pPr>
+      <w:r>
+        <w:rPr>
+          <w:lang w:val="hi_IN" w:bidi="hi_IN"/>
+        </w:rPr>
+      </w:r>
+      <w:r>
+        <w:rPr>
+          <w:lang w:val="hi_IN" w:bidi="hi_IN"/>
+        </w:rPr>
+        <w:t>मर. 1:14–15</w:t>
+      </w:r>
+    </w:p>
+    <w:p>
+      <w:pPr>
+        <w:pStyle w:val="ListBullet"/>
+        <w:spacing w:line="240" w:lineRule="auto"/>
+        <w:ind w:left="720"/>
+      </w:pPr>
+      <w:r>
+        <w:rPr>
+          <w:lang w:val="hi_IN" w:bidi="hi_IN"/>
+        </w:rPr>
+      </w:r>
+      <w:r>
+        <w:rPr>
+          <w:lang w:val="hi_IN" w:bidi="hi_IN"/>
+        </w:rPr>
+        <w:t>मत्ती 10:26</w:t>
+      </w:r>
     </w:p>
     <w:p>
       <w:pPr>
@@ -1485,114 +1389,84 @@
           <w:lang w:val="hi_IN" w:bidi="hi_IN"/>
         </w:rPr>
       </w:r>
-      <w:hyperlink r:id="rId29">
-        <w:r>
-          <w:rPr>
-            <w:lang w:val="hi_IN" w:bidi="hi_IN"/>
-          </w:rPr>
-          <w:rPr>
-            <w:color w:val="0000EE"/>
-            <w:u w:val="single"/>
-          </w:rPr>
-          <w:t>गलातियों 3:15–16</w:t>
-        </w:r>
-      </w:hyperlink>
-    </w:p>
-    <w:p>
-      <w:pPr>
-        <w:pStyle w:val="ListBullet"/>
-        <w:spacing w:line="240" w:lineRule="auto"/>
-        <w:ind w:left="720"/>
-      </w:pPr>
-      <w:r>
-        <w:rPr>
-          <w:lang w:val="hi_IN" w:bidi="hi_IN"/>
-        </w:rPr>
-      </w:r>
-      <w:hyperlink r:id="rId30">
-        <w:r>
-          <w:rPr>
-            <w:lang w:val="hi_IN" w:bidi="hi_IN"/>
-          </w:rPr>
-          <w:rPr>
-            <w:color w:val="0000EE"/>
-            <w:u w:val="single"/>
-          </w:rPr>
-          <w:t>उत्पत्ति 25:31–34</w:t>
-        </w:r>
-      </w:hyperlink>
-    </w:p>
-    <w:p>
-      <w:pPr>
-        <w:pStyle w:val="ListBullet"/>
-        <w:spacing w:line="240" w:lineRule="auto"/>
-        <w:ind w:left="720"/>
-      </w:pPr>
-      <w:r>
-        <w:rPr>
-          <w:lang w:val="hi_IN" w:bidi="hi_IN"/>
-        </w:rPr>
-      </w:r>
-      <w:hyperlink r:id="rId31">
-        <w:r>
-          <w:rPr>
-            <w:lang w:val="hi_IN" w:bidi="hi_IN"/>
-          </w:rPr>
-          <w:rPr>
-            <w:color w:val="0000EE"/>
-            <w:u w:val="single"/>
-          </w:rPr>
-          <w:t>इब्रानियों 11:9</w:t>
-        </w:r>
-      </w:hyperlink>
-    </w:p>
-    <w:p>
-      <w:pPr>
-        <w:pStyle w:val="ListBullet"/>
-        <w:spacing w:line="240" w:lineRule="auto"/>
-        <w:ind w:left="720"/>
-      </w:pPr>
-      <w:r>
-        <w:rPr>
-          <w:lang w:val="hi_IN" w:bidi="hi_IN"/>
-        </w:rPr>
-      </w:r>
-      <w:hyperlink r:id="rId32">
-        <w:r>
-          <w:rPr>
-            <w:lang w:val="hi_IN" w:bidi="hi_IN"/>
-          </w:rPr>
-          <w:rPr>
-            <w:color w:val="0000EE"/>
-            <w:u w:val="single"/>
-          </w:rPr>
-          <w:t>याकूब 01:12</w:t>
-        </w:r>
-      </w:hyperlink>
-    </w:p>
-    <w:p>
-      <w:pPr>
-        <w:pStyle w:val="ListBullet"/>
-        <w:spacing w:line="240" w:lineRule="auto"/>
-        <w:ind w:left="720"/>
-      </w:pPr>
-      <w:r>
-        <w:rPr>
-          <w:lang w:val="hi_IN" w:bidi="hi_IN"/>
-        </w:rPr>
-      </w:r>
-      <w:hyperlink r:id="rId33">
-        <w:r>
-          <w:rPr>
-            <w:lang w:val="hi_IN" w:bidi="hi_IN"/>
-          </w:rPr>
-          <w:rPr>
-            <w:color w:val="0000EE"/>
-            <w:u w:val="single"/>
-          </w:rPr>
-          <w:t>गिनती 30:2</w:t>
-        </w:r>
-      </w:hyperlink>
+      <w:r>
+        <w:rPr>
+          <w:lang w:val="hi_IN" w:bidi="hi_IN"/>
+        </w:rPr>
+        <w:t>गलातियों 3:15–16</w:t>
+      </w:r>
+    </w:p>
+    <w:p>
+      <w:pPr>
+        <w:pStyle w:val="ListBullet"/>
+        <w:spacing w:line="240" w:lineRule="auto"/>
+        <w:ind w:left="720"/>
+      </w:pPr>
+      <w:r>
+        <w:rPr>
+          <w:lang w:val="hi_IN" w:bidi="hi_IN"/>
+        </w:rPr>
+      </w:r>
+      <w:r>
+        <w:rPr>
+          <w:lang w:val="hi_IN" w:bidi="hi_IN"/>
+        </w:rPr>
+        <w:t>उत्पत्ति 25:31–34</w:t>
+      </w:r>
+    </w:p>
+    <w:p>
+      <w:pPr>
+        <w:pStyle w:val="ListBullet"/>
+        <w:spacing w:line="240" w:lineRule="auto"/>
+        <w:ind w:left="720"/>
+      </w:pPr>
+      <w:r>
+        <w:rPr>
+          <w:lang w:val="hi_IN" w:bidi="hi_IN"/>
+        </w:rPr>
+      </w:r>
+      <w:r>
+        <w:rPr>
+          <w:lang w:val="hi_IN" w:bidi="hi_IN"/>
+        </w:rPr>
+        <w:t>इब्रानियों 11:9</w:t>
+      </w:r>
+    </w:p>
+    <w:p>
+      <w:pPr>
+        <w:pStyle w:val="ListBullet"/>
+        <w:spacing w:line="240" w:lineRule="auto"/>
+        <w:ind w:left="720"/>
+      </w:pPr>
+      <w:r>
+        <w:rPr>
+          <w:lang w:val="hi_IN" w:bidi="hi_IN"/>
+        </w:rPr>
+      </w:r>
+      <w:r>
+        <w:rPr>
+          <w:lang w:val="hi_IN" w:bidi="hi_IN"/>
+        </w:rPr>
+        <w:t>याकूब 01:12</w:t>
+      </w:r>
+    </w:p>
+    <w:p>
+      <w:pPr>
+        <w:pStyle w:val="ListBullet"/>
+        <w:spacing w:line="240" w:lineRule="auto"/>
+        <w:ind w:left="720"/>
+      </w:pPr>
+      <w:r>
+        <w:rPr>
+          <w:lang w:val="hi_IN" w:bidi="hi_IN"/>
+        </w:rPr>
+      </w:r>
+      <w:r>
+        <w:rPr>
+          <w:lang w:val="hi_IN" w:bidi="hi_IN"/>
+        </w:rPr>
+        <w:t>गिनती 30:2</w:t>
+      </w:r>
     </w:p>
     <w:p>
       <w:pPr>
@@ -2133,42 +2007,30 @@
           <w:lang w:val="hi_IN" w:bidi="hi_IN"/>
         </w:rPr>
       </w:r>
-      <w:hyperlink r:id="rId34">
-        <w:r>
-          <w:rPr>
-            <w:lang w:val="hi_IN" w:bidi="hi_IN"/>
-          </w:rPr>
-          <w:rPr>
-            <w:color w:val="0000EE"/>
-            <w:u w:val="single"/>
-          </w:rPr>
-          <w:t>व्यवस्थाविवरण 08:1–2</w:t>
-        </w:r>
-      </w:hyperlink>
-    </w:p>
-    <w:p>
-      <w:pPr>
-        <w:pStyle w:val="ListBullet"/>
-        <w:spacing w:line="240" w:lineRule="auto"/>
-        <w:ind w:left="720"/>
-      </w:pPr>
-      <w:r>
-        <w:rPr>
-          <w:lang w:val="hi_IN" w:bidi="hi_IN"/>
-        </w:rPr>
-      </w:r>
-      <w:hyperlink r:id="rId35">
-        <w:r>
-          <w:rPr>
-            <w:lang w:val="hi_IN" w:bidi="hi_IN"/>
-          </w:rPr>
-          <w:rPr>
-            <w:color w:val="0000EE"/>
-            <w:u w:val="single"/>
-          </w:rPr>
-          <w:t>यहेजकेल 07:26–27</w:t>
-        </w:r>
-      </w:hyperlink>
+      <w:r>
+        <w:rPr>
+          <w:lang w:val="hi_IN" w:bidi="hi_IN"/>
+        </w:rPr>
+        <w:t>व्यवस्थाविवरण 08:1–2</w:t>
+      </w:r>
+    </w:p>
+    <w:p>
+      <w:pPr>
+        <w:pStyle w:val="ListBullet"/>
+        <w:spacing w:line="240" w:lineRule="auto"/>
+        <w:ind w:left="720"/>
+      </w:pPr>
+      <w:r>
+        <w:rPr>
+          <w:lang w:val="hi_IN" w:bidi="hi_IN"/>
+        </w:rPr>
+      </w:r>
+      <w:r>
+        <w:rPr>
+          <w:lang w:val="hi_IN" w:bidi="hi_IN"/>
+        </w:rPr>
+        <w:t>यहेजकेल 07:26–27</w:t>
+      </w:r>
     </w:p>
     <w:p>
       <w:pPr>
@@ -2678,138 +2540,102 @@
           <w:lang w:val="hi_IN" w:bidi="hi_IN"/>
         </w:rPr>
       </w:r>
-      <w:hyperlink r:id="rId36">
-        <w:r>
-          <w:rPr>
-            <w:lang w:val="hi_IN" w:bidi="hi_IN"/>
-          </w:rPr>
-          <w:rPr>
-            <w:color w:val="0000EE"/>
-            <w:u w:val="single"/>
-          </w:rPr>
-          <w:t>व्यवस्थाविवरण 32:6</w:t>
-        </w:r>
-      </w:hyperlink>
-    </w:p>
-    <w:p>
-      <w:pPr>
-        <w:pStyle w:val="ListBullet"/>
-        <w:spacing w:line="240" w:lineRule="auto"/>
-        <w:ind w:left="720"/>
-      </w:pPr>
-      <w:r>
-        <w:rPr>
-          <w:lang w:val="hi_IN" w:bidi="hi_IN"/>
-        </w:rPr>
-      </w:r>
-      <w:hyperlink r:id="rId37">
-        <w:r>
-          <w:rPr>
-            <w:lang w:val="hi_IN" w:bidi="hi_IN"/>
-          </w:rPr>
-          <w:rPr>
-            <w:color w:val="0000EE"/>
-            <w:u w:val="single"/>
-          </w:rPr>
-          <w:t>यशायाह 40:10</w:t>
-        </w:r>
-      </w:hyperlink>
-    </w:p>
-    <w:p>
-      <w:pPr>
-        <w:pStyle w:val="ListBullet"/>
-        <w:spacing w:line="240" w:lineRule="auto"/>
-        <w:ind w:left="720"/>
-      </w:pPr>
-      <w:r>
-        <w:rPr>
-          <w:lang w:val="hi_IN" w:bidi="hi_IN"/>
-        </w:rPr>
-      </w:r>
-      <w:hyperlink r:id="rId38">
-        <w:r>
-          <w:rPr>
-            <w:lang w:val="hi_IN" w:bidi="hi_IN"/>
-          </w:rPr>
-          <w:rPr>
-            <w:color w:val="0000EE"/>
-            <w:u w:val="single"/>
-          </w:rPr>
-          <w:t>लूका 6:35</w:t>
-        </w:r>
-      </w:hyperlink>
-    </w:p>
-    <w:p>
-      <w:pPr>
-        <w:pStyle w:val="ListBullet"/>
-        <w:spacing w:line="240" w:lineRule="auto"/>
-        <w:ind w:left="720"/>
-      </w:pPr>
-      <w:r>
-        <w:rPr>
-          <w:lang w:val="hi_IN" w:bidi="hi_IN"/>
-        </w:rPr>
-      </w:r>
-      <w:hyperlink r:id="rId39">
-        <w:r>
-          <w:rPr>
-            <w:lang w:val="hi_IN" w:bidi="hi_IN"/>
-          </w:rPr>
-          <w:rPr>
-            <w:color w:val="0000EE"/>
-            <w:u w:val="single"/>
-          </w:rPr>
-          <w:t>मरकुस 9:40–41</w:t>
-        </w:r>
-      </w:hyperlink>
-    </w:p>
-    <w:p>
-      <w:pPr>
-        <w:pStyle w:val="ListBullet"/>
-        <w:spacing w:line="240" w:lineRule="auto"/>
-        <w:ind w:left="720"/>
-      </w:pPr>
-      <w:r>
-        <w:rPr>
-          <w:lang w:val="hi_IN" w:bidi="hi_IN"/>
-        </w:rPr>
-      </w:r>
-      <w:hyperlink r:id="rId40">
-        <w:r>
-          <w:rPr>
-            <w:lang w:val="hi_IN" w:bidi="hi_IN"/>
-          </w:rPr>
-          <w:rPr>
-            <w:color w:val="0000EE"/>
-            <w:u w:val="single"/>
-          </w:rPr>
-          <w:t>मत्ती 5:11–12</w:t>
-        </w:r>
-      </w:hyperlink>
-    </w:p>
-    <w:p>
-      <w:pPr>
-        <w:pStyle w:val="ListBullet"/>
-        <w:spacing w:line="240" w:lineRule="auto"/>
-        <w:ind w:left="720"/>
-      </w:pPr>
-      <w:r>
-        <w:rPr>
-          <w:lang w:val="hi_IN" w:bidi="hi_IN"/>
-        </w:rPr>
-      </w:r>
-      <w:hyperlink r:id="rId41">
-        <w:r>
-          <w:rPr>
-            <w:lang w:val="hi_IN" w:bidi="hi_IN"/>
-          </w:rPr>
-          <w:rPr>
-            <w:color w:val="0000EE"/>
-            <w:u w:val="single"/>
-          </w:rPr>
-          <w:t>मत्ती 6:3–4</w:t>
-        </w:r>
-      </w:hyperlink>
+      <w:r>
+        <w:rPr>
+          <w:lang w:val="hi_IN" w:bidi="hi_IN"/>
+        </w:rPr>
+        <w:t>व्यवस्थाविवरण 32:6</w:t>
+      </w:r>
+    </w:p>
+    <w:p>
+      <w:pPr>
+        <w:pStyle w:val="ListBullet"/>
+        <w:spacing w:line="240" w:lineRule="auto"/>
+        <w:ind w:left="720"/>
+      </w:pPr>
+      <w:r>
+        <w:rPr>
+          <w:lang w:val="hi_IN" w:bidi="hi_IN"/>
+        </w:rPr>
+      </w:r>
+      <w:r>
+        <w:rPr>
+          <w:lang w:val="hi_IN" w:bidi="hi_IN"/>
+        </w:rPr>
+        <w:t>यशायाह 40:10</w:t>
+      </w:r>
+    </w:p>
+    <w:p>
+      <w:pPr>
+        <w:pStyle w:val="ListBullet"/>
+        <w:spacing w:line="240" w:lineRule="auto"/>
+        <w:ind w:left="720"/>
+      </w:pPr>
+      <w:r>
+        <w:rPr>
+          <w:lang w:val="hi_IN" w:bidi="hi_IN"/>
+        </w:rPr>
+      </w:r>
+      <w:r>
+        <w:rPr>
+          <w:lang w:val="hi_IN" w:bidi="hi_IN"/>
+        </w:rPr>
+        <w:t>लूका 6:35</w:t>
+      </w:r>
+    </w:p>
+    <w:p>
+      <w:pPr>
+        <w:pStyle w:val="ListBullet"/>
+        <w:spacing w:line="240" w:lineRule="auto"/>
+        <w:ind w:left="720"/>
+      </w:pPr>
+      <w:r>
+        <w:rPr>
+          <w:lang w:val="hi_IN" w:bidi="hi_IN"/>
+        </w:rPr>
+      </w:r>
+      <w:r>
+        <w:rPr>
+          <w:lang w:val="hi_IN" w:bidi="hi_IN"/>
+        </w:rPr>
+        <w:t>मरकुस 9:40–41</w:t>
+      </w:r>
+    </w:p>
+    <w:p>
+      <w:pPr>
+        <w:pStyle w:val="ListBullet"/>
+        <w:spacing w:line="240" w:lineRule="auto"/>
+        <w:ind w:left="720"/>
+      </w:pPr>
+      <w:r>
+        <w:rPr>
+          <w:lang w:val="hi_IN" w:bidi="hi_IN"/>
+        </w:rPr>
+      </w:r>
+      <w:r>
+        <w:rPr>
+          <w:lang w:val="hi_IN" w:bidi="hi_IN"/>
+        </w:rPr>
+        <w:t>मत्ती 5:11–12</w:t>
+      </w:r>
+    </w:p>
+    <w:p>
+      <w:pPr>
+        <w:pStyle w:val="ListBullet"/>
+        <w:spacing w:line="240" w:lineRule="auto"/>
+        <w:ind w:left="720"/>
+      </w:pPr>
+      <w:r>
+        <w:rPr>
+          <w:lang w:val="hi_IN" w:bidi="hi_IN"/>
+        </w:rPr>
+      </w:r>
+      <w:r>
+        <w:rPr>
+          <w:lang w:val="hi_IN" w:bidi="hi_IN"/>
+        </w:rPr>
+        <w:t>मत्ती 6:3–4</w:t>
+      </w:r>
     </w:p>
     <w:p>
       <w:pPr>
@@ -2840,18 +2666,12 @@
           <w:lang w:val="hi_IN" w:bidi="hi_IN"/>
         </w:rPr>
       </w:r>
-      <w:hyperlink r:id="rId42">
-        <w:r>
-          <w:rPr>
-            <w:lang w:val="hi_IN" w:bidi="hi_IN"/>
-          </w:rPr>
-          <w:rPr>
-            <w:color w:val="0000EE"/>
-            <w:u w:val="single"/>
-          </w:rPr>
-          <w:t>प्रकाशितवाक्य 11:18</w:t>
-        </w:r>
-      </w:hyperlink>
+      <w:r>
+        <w:rPr>
+          <w:lang w:val="hi_IN" w:bidi="hi_IN"/>
+        </w:rPr>
+        <w:t>प्रकाशितवाक्य 11:18</w:t>
+      </w:r>
     </w:p>
     <w:p>
       <w:pPr>
@@ -2999,90 +2819,66 @@
           <w:lang w:val="hi_IN" w:bidi="hi_IN"/>
         </w:rPr>
       </w:r>
-      <w:hyperlink r:id="rId43">
-        <w:r>
-          <w:rPr>
-            <w:lang w:val="hi_IN" w:bidi="hi_IN"/>
-          </w:rPr>
-          <w:rPr>
-            <w:color w:val="0000EE"/>
-            <w:u w:val="single"/>
-          </w:rPr>
-          <w:t>2 इतिहास 23:20–21</w:t>
-        </w:r>
-      </w:hyperlink>
-    </w:p>
-    <w:p>
-      <w:pPr>
-        <w:pStyle w:val="ListBullet"/>
-        <w:spacing w:line="240" w:lineRule="auto"/>
-        <w:ind w:left="720"/>
-      </w:pPr>
-      <w:r>
-        <w:rPr>
-          <w:lang w:val="hi_IN" w:bidi="hi_IN"/>
-        </w:rPr>
-      </w:r>
-      <w:hyperlink r:id="rId44">
-        <w:r>
-          <w:rPr>
-            <w:lang w:val="hi_IN" w:bidi="hi_IN"/>
-          </w:rPr>
-          <w:rPr>
-            <w:color w:val="0000EE"/>
-            <w:u w:val="single"/>
-          </w:rPr>
-          <w:t>दानिय्येल 04:36</w:t>
-        </w:r>
-      </w:hyperlink>
-    </w:p>
-    <w:p>
-      <w:pPr>
-        <w:pStyle w:val="ListBullet"/>
-        <w:spacing w:line="240" w:lineRule="auto"/>
-        <w:ind w:left="720"/>
-      </w:pPr>
-      <w:r>
-        <w:rPr>
-          <w:lang w:val="hi_IN" w:bidi="hi_IN"/>
-        </w:rPr>
-      </w:r>
-      <w:hyperlink r:id="rId45">
-        <w:r>
-          <w:rPr>
-            <w:lang w:val="hi_IN" w:bidi="hi_IN"/>
-          </w:rPr>
-          <w:rPr>
-            <w:color w:val="0000EE"/>
-            <w:u w:val="single"/>
-          </w:rPr>
-          <w:t>सभोपदेशक 10:17</w:t>
-        </w:r>
-      </w:hyperlink>
-    </w:p>
-    <w:p>
-      <w:pPr>
-        <w:pStyle w:val="ListBullet"/>
-        <w:spacing w:line="240" w:lineRule="auto"/>
-        <w:ind w:left="720"/>
-      </w:pPr>
-      <w:r>
-        <w:rPr>
-          <w:lang w:val="hi_IN" w:bidi="hi_IN"/>
-        </w:rPr>
-      </w:r>
-      <w:hyperlink r:id="rId46">
-        <w:r>
-          <w:rPr>
-            <w:lang w:val="hi_IN" w:bidi="hi_IN"/>
-          </w:rPr>
-          <w:rPr>
-            <w:color w:val="0000EE"/>
-            <w:u w:val="single"/>
-          </w:rPr>
-          <w:t>लूका 19:12</w:t>
-        </w:r>
-      </w:hyperlink>
+      <w:r>
+        <w:rPr>
+          <w:lang w:val="hi_IN" w:bidi="hi_IN"/>
+        </w:rPr>
+        <w:t>2 इतिहास 23:20–21</w:t>
+      </w:r>
+    </w:p>
+    <w:p>
+      <w:pPr>
+        <w:pStyle w:val="ListBullet"/>
+        <w:spacing w:line="240" w:lineRule="auto"/>
+        <w:ind w:left="720"/>
+      </w:pPr>
+      <w:r>
+        <w:rPr>
+          <w:lang w:val="hi_IN" w:bidi="hi_IN"/>
+        </w:rPr>
+      </w:r>
+      <w:r>
+        <w:rPr>
+          <w:lang w:val="hi_IN" w:bidi="hi_IN"/>
+        </w:rPr>
+        <w:t>दानिय्येल 04:36</w:t>
+      </w:r>
+    </w:p>
+    <w:p>
+      <w:pPr>
+        <w:pStyle w:val="ListBullet"/>
+        <w:spacing w:line="240" w:lineRule="auto"/>
+        <w:ind w:left="720"/>
+      </w:pPr>
+      <w:r>
+        <w:rPr>
+          <w:lang w:val="hi_IN" w:bidi="hi_IN"/>
+        </w:rPr>
+      </w:r>
+      <w:r>
+        <w:rPr>
+          <w:lang w:val="hi_IN" w:bidi="hi_IN"/>
+        </w:rPr>
+        <w:t>सभोपदेशक 10:17</w:t>
+      </w:r>
+    </w:p>
+    <w:p>
+      <w:pPr>
+        <w:pStyle w:val="ListBullet"/>
+        <w:spacing w:line="240" w:lineRule="auto"/>
+        <w:ind w:left="720"/>
+      </w:pPr>
+      <w:r>
+        <w:rPr>
+          <w:lang w:val="hi_IN" w:bidi="hi_IN"/>
+        </w:rPr>
+      </w:r>
+      <w:r>
+        <w:rPr>
+          <w:lang w:val="hi_IN" w:bidi="hi_IN"/>
+        </w:rPr>
+        <w:t>लूका 19:12</w:t>
+      </w:r>
     </w:p>
     <w:p>
       <w:pPr>
@@ -3316,66 +3112,48 @@
           <w:lang w:val="hi_IN" w:bidi="hi_IN"/>
         </w:rPr>
       </w:r>
-      <w:hyperlink r:id="rId47">
-        <w:r>
-          <w:rPr>
-            <w:lang w:val="hi_IN" w:bidi="hi_IN"/>
-          </w:rPr>
-          <w:rPr>
-            <w:color w:val="0000EE"/>
-            <w:u w:val="single"/>
-          </w:rPr>
-          <w:t>दानिय्येल 1:11–13</w:t>
-        </w:r>
-      </w:hyperlink>
-    </w:p>
-    <w:p>
-      <w:pPr>
-        <w:pStyle w:val="ListBullet"/>
-        <w:spacing w:line="240" w:lineRule="auto"/>
-        <w:ind w:left="720"/>
-      </w:pPr>
-      <w:r>
-        <w:rPr>
-          <w:lang w:val="hi_IN" w:bidi="hi_IN"/>
-        </w:rPr>
-      </w:r>
-      <w:hyperlink r:id="rId48">
-        <w:r>
-          <w:rPr>
-            <w:lang w:val="hi_IN" w:bidi="hi_IN"/>
-          </w:rPr>
-          <w:rPr>
-            <w:color w:val="0000EE"/>
-            <w:u w:val="single"/>
-          </w:rPr>
-          <w:t>यहेजकेल 26:15–16</w:t>
-        </w:r>
-      </w:hyperlink>
-    </w:p>
-    <w:p>
-      <w:pPr>
-        <w:pStyle w:val="ListBullet"/>
-        <w:spacing w:line="240" w:lineRule="auto"/>
-        <w:ind w:left="720"/>
-      </w:pPr>
-      <w:r>
-        <w:rPr>
-          <w:lang w:val="hi_IN" w:bidi="hi_IN"/>
-        </w:rPr>
-      </w:r>
-      <w:hyperlink r:id="rId49">
-        <w:r>
-          <w:rPr>
-            <w:lang w:val="hi_IN" w:bidi="hi_IN"/>
-          </w:rPr>
-          <w:rPr>
-            <w:color w:val="0000EE"/>
-            <w:u w:val="single"/>
-          </w:rPr>
-          <w:t>लूका 19:2</w:t>
-        </w:r>
-      </w:hyperlink>
+      <w:r>
+        <w:rPr>
+          <w:lang w:val="hi_IN" w:bidi="hi_IN"/>
+        </w:rPr>
+        <w:t>दानिय्येल 1:11–13</w:t>
+      </w:r>
+    </w:p>
+    <w:p>
+      <w:pPr>
+        <w:pStyle w:val="ListBullet"/>
+        <w:spacing w:line="240" w:lineRule="auto"/>
+        <w:ind w:left="720"/>
+      </w:pPr>
+      <w:r>
+        <w:rPr>
+          <w:lang w:val="hi_IN" w:bidi="hi_IN"/>
+        </w:rPr>
+      </w:r>
+      <w:r>
+        <w:rPr>
+          <w:lang w:val="hi_IN" w:bidi="hi_IN"/>
+        </w:rPr>
+        <w:t>यहेजकेल 26:15–16</w:t>
+      </w:r>
+    </w:p>
+    <w:p>
+      <w:pPr>
+        <w:pStyle w:val="ListBullet"/>
+        <w:spacing w:line="240" w:lineRule="auto"/>
+        <w:ind w:left="720"/>
+      </w:pPr>
+      <w:r>
+        <w:rPr>
+          <w:lang w:val="hi_IN" w:bidi="hi_IN"/>
+        </w:rPr>
+      </w:r>
+      <w:r>
+        <w:rPr>
+          <w:lang w:val="hi_IN" w:bidi="hi_IN"/>
+        </w:rPr>
+        <w:t>लूका 19:2</w:t>
+      </w:r>
     </w:p>
     <w:p>
       <w:pPr>
@@ -3657,66 +3435,48 @@
           <w:lang w:val="hi_IN" w:bidi="hi_IN"/>
         </w:rPr>
       </w:r>
-      <w:hyperlink r:id="rId50">
-        <w:r>
-          <w:rPr>
-            <w:lang w:val="hi_IN" w:bidi="hi_IN"/>
-          </w:rPr>
-          <w:rPr>
-            <w:color w:val="0000EE"/>
-            <w:u w:val="single"/>
-          </w:rPr>
-          <w:t>1 शमूएल 2:1</w:t>
-        </w:r>
-      </w:hyperlink>
-    </w:p>
-    <w:p>
-      <w:pPr>
-        <w:pStyle w:val="ListBullet"/>
-        <w:spacing w:line="240" w:lineRule="auto"/>
-        <w:ind w:left="720"/>
-      </w:pPr>
-      <w:r>
-        <w:rPr>
-          <w:lang w:val="hi_IN" w:bidi="hi_IN"/>
-        </w:rPr>
-      </w:r>
-      <w:hyperlink r:id="rId51">
-        <w:r>
-          <w:rPr>
-            <w:lang w:val="hi_IN" w:bidi="hi_IN"/>
-          </w:rPr>
-          <w:rPr>
-            <w:color w:val="0000EE"/>
-            <w:u w:val="single"/>
-          </w:rPr>
-          <w:t>यशायाह 13:3</w:t>
-        </w:r>
-      </w:hyperlink>
-    </w:p>
-    <w:p>
-      <w:pPr>
-        <w:pStyle w:val="ListBullet"/>
-        <w:spacing w:line="240" w:lineRule="auto"/>
-        <w:ind w:left="720"/>
-      </w:pPr>
-      <w:r>
-        <w:rPr>
-          <w:lang w:val="hi_IN" w:bidi="hi_IN"/>
-        </w:rPr>
-      </w:r>
-      <w:hyperlink r:id="rId52">
-        <w:r>
-          <w:rPr>
-            <w:lang w:val="hi_IN" w:bidi="hi_IN"/>
-          </w:rPr>
-          <w:rPr>
-            <w:color w:val="0000EE"/>
-            <w:u w:val="single"/>
-          </w:rPr>
-          <w:t>अय्यूब 6:10</w:t>
-        </w:r>
-      </w:hyperlink>
+      <w:r>
+        <w:rPr>
+          <w:lang w:val="hi_IN" w:bidi="hi_IN"/>
+        </w:rPr>
+        <w:t>1 शमूएल 2:1</w:t>
+      </w:r>
+    </w:p>
+    <w:p>
+      <w:pPr>
+        <w:pStyle w:val="ListBullet"/>
+        <w:spacing w:line="240" w:lineRule="auto"/>
+        <w:ind w:left="720"/>
+      </w:pPr>
+      <w:r>
+        <w:rPr>
+          <w:lang w:val="hi_IN" w:bidi="hi_IN"/>
+        </w:rPr>
+      </w:r>
+      <w:r>
+        <w:rPr>
+          <w:lang w:val="hi_IN" w:bidi="hi_IN"/>
+        </w:rPr>
+        <w:t>यशायाह 13:3</w:t>
+      </w:r>
+    </w:p>
+    <w:p>
+      <w:pPr>
+        <w:pStyle w:val="ListBullet"/>
+        <w:spacing w:line="240" w:lineRule="auto"/>
+        <w:ind w:left="720"/>
+      </w:pPr>
+      <w:r>
+        <w:rPr>
+          <w:lang w:val="hi_IN" w:bidi="hi_IN"/>
+        </w:rPr>
+      </w:r>
+      <w:r>
+        <w:rPr>
+          <w:lang w:val="hi_IN" w:bidi="hi_IN"/>
+        </w:rPr>
+        <w:t>अय्यूब 6:10</w:t>
+      </w:r>
     </w:p>
     <w:p>
       <w:pPr>
@@ -3747,18 +3507,12 @@
           <w:lang w:val="hi_IN" w:bidi="hi_IN"/>
         </w:rPr>
       </w:r>
-      <w:hyperlink r:id="rId53">
-        <w:r>
-          <w:rPr>
-            <w:lang w:val="hi_IN" w:bidi="hi_IN"/>
-          </w:rPr>
-          <w:rPr>
-            <w:color w:val="0000EE"/>
-            <w:u w:val="single"/>
-          </w:rPr>
-          <w:t>सपन्याह 2:15</w:t>
-        </w:r>
-      </w:hyperlink>
+      <w:r>
+        <w:rPr>
+          <w:lang w:val="hi_IN" w:bidi="hi_IN"/>
+        </w:rPr>
+        <w:t>सपन्याह 2:15</w:t>
+      </w:r>
     </w:p>
     <w:p>
       <w:pPr>
@@ -3961,186 +3715,138 @@
           <w:lang w:val="hi_IN" w:bidi="hi_IN"/>
         </w:rPr>
       </w:r>
-      <w:hyperlink r:id="rId54">
-        <w:r>
-          <w:rPr>
-            <w:lang w:val="hi_IN" w:bidi="hi_IN"/>
-          </w:rPr>
-          <w:rPr>
-            <w:color w:val="0000EE"/>
-            <w:u w:val="single"/>
-          </w:rPr>
-          <w:t>1 तीमुथियुस 3:4–5</w:t>
-        </w:r>
-      </w:hyperlink>
-    </w:p>
-    <w:p>
-      <w:pPr>
-        <w:pStyle w:val="ListBullet"/>
-        <w:spacing w:line="240" w:lineRule="auto"/>
-        <w:ind w:left="720"/>
-      </w:pPr>
-      <w:r>
-        <w:rPr>
-          <w:lang w:val="hi_IN" w:bidi="hi_IN"/>
-        </w:rPr>
-      </w:r>
-      <w:hyperlink r:id="rId55">
-        <w:r>
-          <w:rPr>
-            <w:lang w:val="hi_IN" w:bidi="hi_IN"/>
-          </w:rPr>
-          <w:rPr>
-            <w:color w:val="0000EE"/>
-            <w:u w:val="single"/>
-          </w:rPr>
-          <w:t>उत्पत्ति 39:4</w:t>
-        </w:r>
-      </w:hyperlink>
-    </w:p>
-    <w:p>
-      <w:pPr>
-        <w:pStyle w:val="ListBullet"/>
-        <w:spacing w:line="240" w:lineRule="auto"/>
-        <w:ind w:left="720"/>
-      </w:pPr>
-      <w:r>
-        <w:rPr>
-          <w:lang w:val="hi_IN" w:bidi="hi_IN"/>
-        </w:rPr>
-      </w:r>
-      <w:hyperlink r:id="rId56">
-        <w:r>
-          <w:rPr>
-            <w:lang w:val="hi_IN" w:bidi="hi_IN"/>
-          </w:rPr>
-          <w:rPr>
-            <w:color w:val="0000EE"/>
-            <w:u w:val="single"/>
-          </w:rPr>
-          <w:t>उत्पत्ति 43:16</w:t>
-        </w:r>
-      </w:hyperlink>
-    </w:p>
-    <w:p>
-      <w:pPr>
-        <w:pStyle w:val="ListBullet"/>
-        <w:spacing w:line="240" w:lineRule="auto"/>
-        <w:ind w:left="720"/>
-      </w:pPr>
-      <w:r>
-        <w:rPr>
-          <w:lang w:val="hi_IN" w:bidi="hi_IN"/>
-        </w:rPr>
-      </w:r>
-      <w:hyperlink r:id="rId57">
-        <w:r>
-          <w:rPr>
-            <w:lang w:val="hi_IN" w:bidi="hi_IN"/>
-          </w:rPr>
-          <w:rPr>
-            <w:color w:val="0000EE"/>
-            <w:u w:val="single"/>
-          </w:rPr>
-          <w:t>यशा. 55:10–11</w:t>
-        </w:r>
-      </w:hyperlink>
-    </w:p>
-    <w:p>
-      <w:pPr>
-        <w:pStyle w:val="ListBullet"/>
-        <w:spacing w:line="240" w:lineRule="auto"/>
-        <w:ind w:left="720"/>
-      </w:pPr>
-      <w:r>
-        <w:rPr>
-          <w:lang w:val="hi_IN" w:bidi="hi_IN"/>
-        </w:rPr>
-      </w:r>
-      <w:hyperlink r:id="rId58">
-        <w:r>
-          <w:rPr>
-            <w:lang w:val="hi_IN" w:bidi="hi_IN"/>
-          </w:rPr>
-          <w:rPr>
-            <w:color w:val="0000EE"/>
-            <w:u w:val="single"/>
-          </w:rPr>
-          <w:t>लूका 8:3</w:t>
-        </w:r>
-      </w:hyperlink>
-    </w:p>
-    <w:p>
-      <w:pPr>
-        <w:pStyle w:val="ListBullet"/>
-        <w:spacing w:line="240" w:lineRule="auto"/>
-        <w:ind w:left="720"/>
-      </w:pPr>
-      <w:r>
-        <w:rPr>
-          <w:lang w:val="hi_IN" w:bidi="hi_IN"/>
-        </w:rPr>
-      </w:r>
-      <w:hyperlink r:id="rId59">
-        <w:r>
-          <w:rPr>
-            <w:lang w:val="hi_IN" w:bidi="hi_IN"/>
-          </w:rPr>
-          <w:rPr>
-            <w:color w:val="0000EE"/>
-            <w:u w:val="single"/>
-          </w:rPr>
-          <w:t>लूका 16:2</w:t>
-        </w:r>
-      </w:hyperlink>
-    </w:p>
-    <w:p>
-      <w:pPr>
-        <w:pStyle w:val="ListBullet"/>
-        <w:spacing w:line="240" w:lineRule="auto"/>
-        <w:ind w:left="720"/>
-      </w:pPr>
-      <w:r>
-        <w:rPr>
-          <w:lang w:val="hi_IN" w:bidi="hi_IN"/>
-        </w:rPr>
-      </w:r>
-      <w:hyperlink r:id="rId60">
-        <w:r>
-          <w:rPr>
-            <w:lang w:val="hi_IN" w:bidi="hi_IN"/>
-          </w:rPr>
-          <w:rPr>
-            <w:color w:val="0000EE"/>
-            <w:u w:val="single"/>
-          </w:rPr>
-          <w:t>मत्ती 20:8–10</w:t>
-        </w:r>
-      </w:hyperlink>
-    </w:p>
-    <w:p>
-      <w:pPr>
-        <w:pStyle w:val="ListBullet"/>
-        <w:spacing w:line="240" w:lineRule="auto"/>
-        <w:ind w:left="720"/>
-      </w:pPr>
-      <w:r>
-        <w:rPr>
-          <w:lang w:val="hi_IN" w:bidi="hi_IN"/>
-        </w:rPr>
-      </w:r>
-      <w:hyperlink r:id="rId61">
-        <w:r>
-          <w:rPr>
-            <w:lang w:val="hi_IN" w:bidi="hi_IN"/>
-          </w:rPr>
-          <w:rPr>
-            <w:color w:val="0000EE"/>
-            <w:u w:val="single"/>
-          </w:rPr>
-          <w:t>तीतुस 1:7</w:t>
-        </w:r>
-      </w:hyperlink>
+      <w:r>
+        <w:rPr>
+          <w:lang w:val="hi_IN" w:bidi="hi_IN"/>
+        </w:rPr>
+        <w:t>1 तीमुथियुस 3:4–5</w:t>
+      </w:r>
+    </w:p>
+    <w:p>
+      <w:pPr>
+        <w:pStyle w:val="ListBullet"/>
+        <w:spacing w:line="240" w:lineRule="auto"/>
+        <w:ind w:left="720"/>
+      </w:pPr>
+      <w:r>
+        <w:rPr>
+          <w:lang w:val="hi_IN" w:bidi="hi_IN"/>
+        </w:rPr>
+      </w:r>
+      <w:r>
+        <w:rPr>
+          <w:lang w:val="hi_IN" w:bidi="hi_IN"/>
+        </w:rPr>
+        <w:t>उत्पत्ति 39:4</w:t>
+      </w:r>
+    </w:p>
+    <w:p>
+      <w:pPr>
+        <w:pStyle w:val="ListBullet"/>
+        <w:spacing w:line="240" w:lineRule="auto"/>
+        <w:ind w:left="720"/>
+      </w:pPr>
+      <w:r>
+        <w:rPr>
+          <w:lang w:val="hi_IN" w:bidi="hi_IN"/>
+        </w:rPr>
+      </w:r>
+      <w:r>
+        <w:rPr>
+          <w:lang w:val="hi_IN" w:bidi="hi_IN"/>
+        </w:rPr>
+        <w:t>उत्पत्ति 43:16</w:t>
+      </w:r>
+    </w:p>
+    <w:p>
+      <w:pPr>
+        <w:pStyle w:val="ListBullet"/>
+        <w:spacing w:line="240" w:lineRule="auto"/>
+        <w:ind w:left="720"/>
+      </w:pPr>
+      <w:r>
+        <w:rPr>
+          <w:lang w:val="hi_IN" w:bidi="hi_IN"/>
+        </w:rPr>
+      </w:r>
+      <w:r>
+        <w:rPr>
+          <w:lang w:val="hi_IN" w:bidi="hi_IN"/>
+        </w:rPr>
+        <w:t>यशा. 55:10–11</w:t>
+      </w:r>
+    </w:p>
+    <w:p>
+      <w:pPr>
+        <w:pStyle w:val="ListBullet"/>
+        <w:spacing w:line="240" w:lineRule="auto"/>
+        <w:ind w:left="720"/>
+      </w:pPr>
+      <w:r>
+        <w:rPr>
+          <w:lang w:val="hi_IN" w:bidi="hi_IN"/>
+        </w:rPr>
+      </w:r>
+      <w:r>
+        <w:rPr>
+          <w:lang w:val="hi_IN" w:bidi="hi_IN"/>
+        </w:rPr>
+        <w:t>लूका 8:3</w:t>
+      </w:r>
+    </w:p>
+    <w:p>
+      <w:pPr>
+        <w:pStyle w:val="ListBullet"/>
+        <w:spacing w:line="240" w:lineRule="auto"/>
+        <w:ind w:left="720"/>
+      </w:pPr>
+      <w:r>
+        <w:rPr>
+          <w:lang w:val="hi_IN" w:bidi="hi_IN"/>
+        </w:rPr>
+      </w:r>
+      <w:r>
+        <w:rPr>
+          <w:lang w:val="hi_IN" w:bidi="hi_IN"/>
+        </w:rPr>
+        <w:t>लूका 16:2</w:t>
+      </w:r>
+    </w:p>
+    <w:p>
+      <w:pPr>
+        <w:pStyle w:val="ListBullet"/>
+        <w:spacing w:line="240" w:lineRule="auto"/>
+        <w:ind w:left="720"/>
+      </w:pPr>
+      <w:r>
+        <w:rPr>
+          <w:lang w:val="hi_IN" w:bidi="hi_IN"/>
+        </w:rPr>
+      </w:r>
+      <w:r>
+        <w:rPr>
+          <w:lang w:val="hi_IN" w:bidi="hi_IN"/>
+        </w:rPr>
+        <w:t>मत्ती 20:8–10</w:t>
+      </w:r>
+    </w:p>
+    <w:p>
+      <w:pPr>
+        <w:pStyle w:val="ListBullet"/>
+        <w:spacing w:line="240" w:lineRule="auto"/>
+        <w:ind w:left="720"/>
+      </w:pPr>
+      <w:r>
+        <w:rPr>
+          <w:lang w:val="hi_IN" w:bidi="hi_IN"/>
+        </w:rPr>
+      </w:r>
+      <w:r>
+        <w:rPr>
+          <w:lang w:val="hi_IN" w:bidi="hi_IN"/>
+        </w:rPr>
+        <w:t>तीतुस 1:7</w:t>
+      </w:r>
     </w:p>
     <w:p>
       <w:pPr>
@@ -4573,42 +4279,30 @@
           <w:lang w:val="hi_IN" w:bidi="hi_IN"/>
         </w:rPr>
       </w:r>
-      <w:hyperlink r:id="rId62">
-        <w:r>
-          <w:rPr>
-            <w:lang w:val="hi_IN" w:bidi="hi_IN"/>
-          </w:rPr>
-          <w:rPr>
-            <w:color w:val="0000EE"/>
-            <w:u w:val="single"/>
-          </w:rPr>
-          <w:t>उत्पत्ति 39:2</w:t>
-        </w:r>
-      </w:hyperlink>
-    </w:p>
-    <w:p>
-      <w:pPr>
-        <w:pStyle w:val="ListBullet"/>
-        <w:spacing w:line="240" w:lineRule="auto"/>
-        <w:ind w:left="720"/>
-      </w:pPr>
-      <w:r>
-        <w:rPr>
-          <w:lang w:val="hi_IN" w:bidi="hi_IN"/>
-        </w:rPr>
-      </w:r>
-      <w:hyperlink r:id="rId63">
-        <w:r>
-          <w:rPr>
-            <w:lang w:val="hi_IN" w:bidi="hi_IN"/>
-          </w:rPr>
-          <w:rPr>
-            <w:color w:val="0000EE"/>
-            <w:u w:val="single"/>
-          </w:rPr>
-          <w:t>यहोशु 3:9–11</w:t>
-        </w:r>
-      </w:hyperlink>
+      <w:r>
+        <w:rPr>
+          <w:lang w:val="hi_IN" w:bidi="hi_IN"/>
+        </w:rPr>
+        <w:t>उत्पत्ति 39:2</w:t>
+      </w:r>
+    </w:p>
+    <w:p>
+      <w:pPr>
+        <w:pStyle w:val="ListBullet"/>
+        <w:spacing w:line="240" w:lineRule="auto"/>
+        <w:ind w:left="720"/>
+      </w:pPr>
+      <w:r>
+        <w:rPr>
+          <w:lang w:val="hi_IN" w:bidi="hi_IN"/>
+        </w:rPr>
+      </w:r>
+      <w:r>
+        <w:rPr>
+          <w:lang w:val="hi_IN" w:bidi="hi_IN"/>
+        </w:rPr>
+        <w:t>यहोशु 3:9–11</w:t>
+      </w:r>
     </w:p>
     <w:p>
       <w:pPr>
@@ -4639,426 +4333,318 @@
           <w:lang w:val="hi_IN" w:bidi="hi_IN"/>
         </w:rPr>
       </w:r>
-      <w:hyperlink r:id="rId64">
-        <w:r>
-          <w:rPr>
-            <w:lang w:val="hi_IN" w:bidi="hi_IN"/>
-          </w:rPr>
-          <w:rPr>
-            <w:color w:val="0000EE"/>
-            <w:u w:val="single"/>
-          </w:rPr>
-          <w:t>यिर्मयाह 27:4</w:t>
-        </w:r>
-      </w:hyperlink>
-    </w:p>
-    <w:p>
-      <w:pPr>
-        <w:pStyle w:val="ListBullet"/>
-        <w:spacing w:line="240" w:lineRule="auto"/>
-        <w:ind w:left="720"/>
-      </w:pPr>
-      <w:r>
-        <w:rPr>
-          <w:lang w:val="hi_IN" w:bidi="hi_IN"/>
-        </w:rPr>
-      </w:r>
-      <w:hyperlink r:id="rId65">
-        <w:r>
-          <w:rPr>
-            <w:lang w:val="hi_IN" w:bidi="hi_IN"/>
-          </w:rPr>
-          <w:rPr>
-            <w:color w:val="0000EE"/>
-            <w:u w:val="single"/>
-          </w:rPr>
-          <w:t>विलापगीत 2:2</w:t>
-        </w:r>
-      </w:hyperlink>
-    </w:p>
-    <w:p>
-      <w:pPr>
-        <w:pStyle w:val="ListBullet"/>
-        <w:spacing w:line="240" w:lineRule="auto"/>
-        <w:ind w:left="720"/>
-      </w:pPr>
-      <w:r>
-        <w:rPr>
-          <w:lang w:val="hi_IN" w:bidi="hi_IN"/>
-        </w:rPr>
-      </w:r>
-      <w:hyperlink r:id="rId66">
-        <w:r>
-          <w:rPr>
-            <w:lang w:val="hi_IN" w:bidi="hi_IN"/>
-          </w:rPr>
-          <w:rPr>
-            <w:color w:val="0000EE"/>
-            <w:u w:val="single"/>
-          </w:rPr>
-          <w:t>यहेजकेल 18:29</w:t>
-        </w:r>
-      </w:hyperlink>
-    </w:p>
-    <w:p>
-      <w:pPr>
-        <w:pStyle w:val="ListBullet"/>
-        <w:spacing w:line="240" w:lineRule="auto"/>
-        <w:ind w:left="720"/>
-      </w:pPr>
-      <w:r>
-        <w:rPr>
-          <w:lang w:val="hi_IN" w:bidi="hi_IN"/>
-        </w:rPr>
-      </w:r>
-      <w:hyperlink r:id="rId67">
-        <w:r>
-          <w:rPr>
-            <w:lang w:val="hi_IN" w:bidi="hi_IN"/>
-          </w:rPr>
-          <w:rPr>
-            <w:color w:val="0000EE"/>
-            <w:u w:val="single"/>
-          </w:rPr>
-          <w:t>दानिएल 9:9</w:t>
-        </w:r>
-      </w:hyperlink>
-    </w:p>
-    <w:p>
-      <w:pPr>
-        <w:pStyle w:val="ListBullet"/>
-        <w:spacing w:line="240" w:lineRule="auto"/>
-        <w:ind w:left="720"/>
-      </w:pPr>
-      <w:r>
-        <w:rPr>
-          <w:lang w:val="hi_IN" w:bidi="hi_IN"/>
-        </w:rPr>
-      </w:r>
-      <w:hyperlink r:id="rId68">
-        <w:r>
-          <w:rPr>
-            <w:lang w:val="hi_IN" w:bidi="hi_IN"/>
-          </w:rPr>
-          <w:rPr>
-            <w:color w:val="0000EE"/>
-            <w:u w:val="single"/>
-          </w:rPr>
-          <w:t>दानिएल 9:17–19</w:t>
-        </w:r>
-      </w:hyperlink>
-    </w:p>
-    <w:p>
-      <w:pPr>
-        <w:pStyle w:val="ListBullet"/>
-        <w:spacing w:line="240" w:lineRule="auto"/>
-        <w:ind w:left="720"/>
-      </w:pPr>
-      <w:r>
-        <w:rPr>
-          <w:lang w:val="hi_IN" w:bidi="hi_IN"/>
-        </w:rPr>
-      </w:r>
-      <w:hyperlink r:id="rId69">
-        <w:r>
-          <w:rPr>
-            <w:lang w:val="hi_IN" w:bidi="hi_IN"/>
-          </w:rPr>
-          <w:rPr>
-            <w:color w:val="0000EE"/>
-            <w:u w:val="single"/>
-          </w:rPr>
-          <w:t>मलाकी 3:1</w:t>
-        </w:r>
-      </w:hyperlink>
-    </w:p>
-    <w:p>
-      <w:pPr>
-        <w:pStyle w:val="ListBullet"/>
-        <w:spacing w:line="240" w:lineRule="auto"/>
-        <w:ind w:left="720"/>
-      </w:pPr>
-      <w:r>
-        <w:rPr>
-          <w:lang w:val="hi_IN" w:bidi="hi_IN"/>
-        </w:rPr>
-      </w:r>
-      <w:hyperlink r:id="rId70">
-        <w:r>
-          <w:rPr>
-            <w:lang w:val="hi_IN" w:bidi="hi_IN"/>
-          </w:rPr>
-          <w:rPr>
-            <w:color w:val="0000EE"/>
-            <w:u w:val="single"/>
-          </w:rPr>
-          <w:t>मत्ती 7:21–23</w:t>
-        </w:r>
-      </w:hyperlink>
-    </w:p>
-    <w:p>
-      <w:pPr>
-        <w:pStyle w:val="ListBullet"/>
-        <w:spacing w:line="240" w:lineRule="auto"/>
-        <w:ind w:left="720"/>
-      </w:pPr>
-      <w:r>
-        <w:rPr>
-          <w:lang w:val="hi_IN" w:bidi="hi_IN"/>
-        </w:rPr>
-      </w:r>
-      <w:hyperlink r:id="rId71">
-        <w:r>
-          <w:rPr>
-            <w:lang w:val="hi_IN" w:bidi="hi_IN"/>
-          </w:rPr>
-          <w:rPr>
-            <w:color w:val="0000EE"/>
-            <w:u w:val="single"/>
-          </w:rPr>
-          <w:t>लूका 1:30–33</w:t>
-        </w:r>
-      </w:hyperlink>
-    </w:p>
-    <w:p>
-      <w:pPr>
-        <w:pStyle w:val="ListBullet"/>
-        <w:spacing w:line="240" w:lineRule="auto"/>
-        <w:ind w:left="720"/>
-      </w:pPr>
-      <w:r>
-        <w:rPr>
-          <w:lang w:val="hi_IN" w:bidi="hi_IN"/>
-        </w:rPr>
-      </w:r>
-      <w:hyperlink r:id="rId72">
-        <w:r>
-          <w:rPr>
-            <w:lang w:val="hi_IN" w:bidi="hi_IN"/>
-          </w:rPr>
-          <w:rPr>
-            <w:color w:val="0000EE"/>
-            <w:u w:val="single"/>
-          </w:rPr>
-          <w:t>लूका 16:13</w:t>
-        </w:r>
-      </w:hyperlink>
-    </w:p>
-    <w:p>
-      <w:pPr>
-        <w:pStyle w:val="ListBullet"/>
-        <w:spacing w:line="240" w:lineRule="auto"/>
-        <w:ind w:left="720"/>
-      </w:pPr>
-      <w:r>
-        <w:rPr>
-          <w:lang w:val="hi_IN" w:bidi="hi_IN"/>
-        </w:rPr>
-      </w:r>
-      <w:hyperlink r:id="rId73">
-        <w:r>
-          <w:rPr>
-            <w:lang w:val="hi_IN" w:bidi="hi_IN"/>
-          </w:rPr>
-          <w:rPr>
-            <w:color w:val="0000EE"/>
-            <w:u w:val="single"/>
-          </w:rPr>
-          <w:t>रोमियों 6:23</w:t>
-        </w:r>
-      </w:hyperlink>
-    </w:p>
-    <w:p>
-      <w:pPr>
-        <w:pStyle w:val="ListBullet"/>
-        <w:spacing w:line="240" w:lineRule="auto"/>
-        <w:ind w:left="720"/>
-      </w:pPr>
-      <w:r>
-        <w:rPr>
-          <w:lang w:val="hi_IN" w:bidi="hi_IN"/>
-        </w:rPr>
-      </w:r>
-      <w:hyperlink r:id="rId74">
-        <w:r>
-          <w:rPr>
-            <w:lang w:val="hi_IN" w:bidi="hi_IN"/>
-          </w:rPr>
-          <w:rPr>
-            <w:color w:val="0000EE"/>
-            <w:u w:val="single"/>
-          </w:rPr>
-          <w:t>इफिसियों 6:9</w:t>
-        </w:r>
-      </w:hyperlink>
-    </w:p>
-    <w:p>
-      <w:pPr>
-        <w:pStyle w:val="ListBullet"/>
-        <w:spacing w:line="240" w:lineRule="auto"/>
-        <w:ind w:left="720"/>
-      </w:pPr>
-      <w:r>
-        <w:rPr>
-          <w:lang w:val="hi_IN" w:bidi="hi_IN"/>
-        </w:rPr>
-      </w:r>
-      <w:hyperlink r:id="rId75">
-        <w:r>
-          <w:rPr>
-            <w:lang w:val="hi_IN" w:bidi="hi_IN"/>
-          </w:rPr>
-          <w:rPr>
-            <w:color w:val="0000EE"/>
-            <w:u w:val="single"/>
-          </w:rPr>
-          <w:t>फिलिप्पियों 2:9–11</w:t>
-        </w:r>
-      </w:hyperlink>
-    </w:p>
-    <w:p>
-      <w:pPr>
-        <w:pStyle w:val="ListBullet"/>
-        <w:spacing w:line="240" w:lineRule="auto"/>
-        <w:ind w:left="720"/>
-      </w:pPr>
-      <w:r>
-        <w:rPr>
-          <w:lang w:val="hi_IN" w:bidi="hi_IN"/>
-        </w:rPr>
-      </w:r>
-      <w:hyperlink r:id="rId76">
-        <w:r>
-          <w:rPr>
-            <w:lang w:val="hi_IN" w:bidi="hi_IN"/>
-          </w:rPr>
-          <w:rPr>
-            <w:color w:val="0000EE"/>
-            <w:u w:val="single"/>
-          </w:rPr>
-          <w:t>कुलुस्सियों 3:23</w:t>
-        </w:r>
-      </w:hyperlink>
-    </w:p>
-    <w:p>
-      <w:pPr>
-        <w:pStyle w:val="ListBullet"/>
-        <w:spacing w:line="240" w:lineRule="auto"/>
-        <w:ind w:left="720"/>
-      </w:pPr>
-      <w:r>
-        <w:rPr>
-          <w:lang w:val="hi_IN" w:bidi="hi_IN"/>
-        </w:rPr>
-      </w:r>
-      <w:hyperlink r:id="rId77">
-        <w:r>
-          <w:rPr>
-            <w:lang w:val="hi_IN" w:bidi="hi_IN"/>
-          </w:rPr>
-          <w:rPr>
-            <w:color w:val="0000EE"/>
-            <w:u w:val="single"/>
-          </w:rPr>
-          <w:t>इब्रानियों 12:14</w:t>
-        </w:r>
-      </w:hyperlink>
-    </w:p>
-    <w:p>
-      <w:pPr>
-        <w:pStyle w:val="ListBullet"/>
-        <w:spacing w:line="240" w:lineRule="auto"/>
-        <w:ind w:left="720"/>
-      </w:pPr>
-      <w:r>
-        <w:rPr>
-          <w:lang w:val="hi_IN" w:bidi="hi_IN"/>
-        </w:rPr>
-      </w:r>
-      <w:hyperlink r:id="rId78">
-        <w:r>
-          <w:rPr>
-            <w:lang w:val="hi_IN" w:bidi="hi_IN"/>
-          </w:rPr>
-          <w:rPr>
-            <w:color w:val="0000EE"/>
-            <w:u w:val="single"/>
-          </w:rPr>
-          <w:t>याकूब 2:1</w:t>
-        </w:r>
-      </w:hyperlink>
-    </w:p>
-    <w:p>
-      <w:pPr>
-        <w:pStyle w:val="ListBullet"/>
-        <w:spacing w:line="240" w:lineRule="auto"/>
-        <w:ind w:left="720"/>
-      </w:pPr>
-      <w:r>
-        <w:rPr>
-          <w:lang w:val="hi_IN" w:bidi="hi_IN"/>
-        </w:rPr>
-      </w:r>
-      <w:hyperlink r:id="rId79">
-        <w:r>
-          <w:rPr>
-            <w:lang w:val="hi_IN" w:bidi="hi_IN"/>
-          </w:rPr>
-          <w:rPr>
-            <w:color w:val="0000EE"/>
-            <w:u w:val="single"/>
-          </w:rPr>
-          <w:t>1 पतरस 1:3</w:t>
-        </w:r>
-      </w:hyperlink>
-    </w:p>
-    <w:p>
-      <w:pPr>
-        <w:pStyle w:val="ListBullet"/>
-        <w:spacing w:line="240" w:lineRule="auto"/>
-        <w:ind w:left="720"/>
-      </w:pPr>
-      <w:r>
-        <w:rPr>
-          <w:lang w:val="hi_IN" w:bidi="hi_IN"/>
-        </w:rPr>
-      </w:r>
-      <w:hyperlink r:id="rId80">
-        <w:r>
-          <w:rPr>
-            <w:lang w:val="hi_IN" w:bidi="hi_IN"/>
-          </w:rPr>
-          <w:rPr>
-            <w:color w:val="0000EE"/>
-            <w:u w:val="single"/>
-          </w:rPr>
-          <w:t>यहूदा 1:5</w:t>
-        </w:r>
-      </w:hyperlink>
-    </w:p>
-    <w:p>
-      <w:pPr>
-        <w:pStyle w:val="ListBullet"/>
-        <w:spacing w:line="240" w:lineRule="auto"/>
-        <w:ind w:left="720"/>
-      </w:pPr>
-      <w:r>
-        <w:rPr>
-          <w:lang w:val="hi_IN" w:bidi="hi_IN"/>
-        </w:rPr>
-      </w:r>
-      <w:hyperlink r:id="rId81">
-        <w:r>
-          <w:rPr>
-            <w:lang w:val="hi_IN" w:bidi="hi_IN"/>
-          </w:rPr>
-          <w:rPr>
-            <w:color w:val="0000EE"/>
-            <w:u w:val="single"/>
-          </w:rPr>
-          <w:t>प्रका. 15:4</w:t>
-        </w:r>
-      </w:hyperlink>
+      <w:r>
+        <w:rPr>
+          <w:lang w:val="hi_IN" w:bidi="hi_IN"/>
+        </w:rPr>
+        <w:t>यिर्मयाह 27:4</w:t>
+      </w:r>
+    </w:p>
+    <w:p>
+      <w:pPr>
+        <w:pStyle w:val="ListBullet"/>
+        <w:spacing w:line="240" w:lineRule="auto"/>
+        <w:ind w:left="720"/>
+      </w:pPr>
+      <w:r>
+        <w:rPr>
+          <w:lang w:val="hi_IN" w:bidi="hi_IN"/>
+        </w:rPr>
+      </w:r>
+      <w:r>
+        <w:rPr>
+          <w:lang w:val="hi_IN" w:bidi="hi_IN"/>
+        </w:rPr>
+        <w:t>विलापगीत 2:2</w:t>
+      </w:r>
+    </w:p>
+    <w:p>
+      <w:pPr>
+        <w:pStyle w:val="ListBullet"/>
+        <w:spacing w:line="240" w:lineRule="auto"/>
+        <w:ind w:left="720"/>
+      </w:pPr>
+      <w:r>
+        <w:rPr>
+          <w:lang w:val="hi_IN" w:bidi="hi_IN"/>
+        </w:rPr>
+      </w:r>
+      <w:r>
+        <w:rPr>
+          <w:lang w:val="hi_IN" w:bidi="hi_IN"/>
+        </w:rPr>
+        <w:t>यहेजकेल 18:29</w:t>
+      </w:r>
+    </w:p>
+    <w:p>
+      <w:pPr>
+        <w:pStyle w:val="ListBullet"/>
+        <w:spacing w:line="240" w:lineRule="auto"/>
+        <w:ind w:left="720"/>
+      </w:pPr>
+      <w:r>
+        <w:rPr>
+          <w:lang w:val="hi_IN" w:bidi="hi_IN"/>
+        </w:rPr>
+      </w:r>
+      <w:r>
+        <w:rPr>
+          <w:lang w:val="hi_IN" w:bidi="hi_IN"/>
+        </w:rPr>
+        <w:t>दानिएल 9:9</w:t>
+      </w:r>
+    </w:p>
+    <w:p>
+      <w:pPr>
+        <w:pStyle w:val="ListBullet"/>
+        <w:spacing w:line="240" w:lineRule="auto"/>
+        <w:ind w:left="720"/>
+      </w:pPr>
+      <w:r>
+        <w:rPr>
+          <w:lang w:val="hi_IN" w:bidi="hi_IN"/>
+        </w:rPr>
+      </w:r>
+      <w:r>
+        <w:rPr>
+          <w:lang w:val="hi_IN" w:bidi="hi_IN"/>
+        </w:rPr>
+        <w:t>दानिएल 9:17–19</w:t>
+      </w:r>
+    </w:p>
+    <w:p>
+      <w:pPr>
+        <w:pStyle w:val="ListBullet"/>
+        <w:spacing w:line="240" w:lineRule="auto"/>
+        <w:ind w:left="720"/>
+      </w:pPr>
+      <w:r>
+        <w:rPr>
+          <w:lang w:val="hi_IN" w:bidi="hi_IN"/>
+        </w:rPr>
+      </w:r>
+      <w:r>
+        <w:rPr>
+          <w:lang w:val="hi_IN" w:bidi="hi_IN"/>
+        </w:rPr>
+        <w:t>मलाकी 3:1</w:t>
+      </w:r>
+    </w:p>
+    <w:p>
+      <w:pPr>
+        <w:pStyle w:val="ListBullet"/>
+        <w:spacing w:line="240" w:lineRule="auto"/>
+        <w:ind w:left="720"/>
+      </w:pPr>
+      <w:r>
+        <w:rPr>
+          <w:lang w:val="hi_IN" w:bidi="hi_IN"/>
+        </w:rPr>
+      </w:r>
+      <w:r>
+        <w:rPr>
+          <w:lang w:val="hi_IN" w:bidi="hi_IN"/>
+        </w:rPr>
+        <w:t>मत्ती 7:21–23</w:t>
+      </w:r>
+    </w:p>
+    <w:p>
+      <w:pPr>
+        <w:pStyle w:val="ListBullet"/>
+        <w:spacing w:line="240" w:lineRule="auto"/>
+        <w:ind w:left="720"/>
+      </w:pPr>
+      <w:r>
+        <w:rPr>
+          <w:lang w:val="hi_IN" w:bidi="hi_IN"/>
+        </w:rPr>
+      </w:r>
+      <w:r>
+        <w:rPr>
+          <w:lang w:val="hi_IN" w:bidi="hi_IN"/>
+        </w:rPr>
+        <w:t>लूका 1:30–33</w:t>
+      </w:r>
+    </w:p>
+    <w:p>
+      <w:pPr>
+        <w:pStyle w:val="ListBullet"/>
+        <w:spacing w:line="240" w:lineRule="auto"/>
+        <w:ind w:left="720"/>
+      </w:pPr>
+      <w:r>
+        <w:rPr>
+          <w:lang w:val="hi_IN" w:bidi="hi_IN"/>
+        </w:rPr>
+      </w:r>
+      <w:r>
+        <w:rPr>
+          <w:lang w:val="hi_IN" w:bidi="hi_IN"/>
+        </w:rPr>
+        <w:t>लूका 16:13</w:t>
+      </w:r>
+    </w:p>
+    <w:p>
+      <w:pPr>
+        <w:pStyle w:val="ListBullet"/>
+        <w:spacing w:line="240" w:lineRule="auto"/>
+        <w:ind w:left="720"/>
+      </w:pPr>
+      <w:r>
+        <w:rPr>
+          <w:lang w:val="hi_IN" w:bidi="hi_IN"/>
+        </w:rPr>
+      </w:r>
+      <w:r>
+        <w:rPr>
+          <w:lang w:val="hi_IN" w:bidi="hi_IN"/>
+        </w:rPr>
+        <w:t>रोमियों 6:23</w:t>
+      </w:r>
+    </w:p>
+    <w:p>
+      <w:pPr>
+        <w:pStyle w:val="ListBullet"/>
+        <w:spacing w:line="240" w:lineRule="auto"/>
+        <w:ind w:left="720"/>
+      </w:pPr>
+      <w:r>
+        <w:rPr>
+          <w:lang w:val="hi_IN" w:bidi="hi_IN"/>
+        </w:rPr>
+      </w:r>
+      <w:r>
+        <w:rPr>
+          <w:lang w:val="hi_IN" w:bidi="hi_IN"/>
+        </w:rPr>
+        <w:t>इफिसियों 6:9</w:t>
+      </w:r>
+    </w:p>
+    <w:p>
+      <w:pPr>
+        <w:pStyle w:val="ListBullet"/>
+        <w:spacing w:line="240" w:lineRule="auto"/>
+        <w:ind w:left="720"/>
+      </w:pPr>
+      <w:r>
+        <w:rPr>
+          <w:lang w:val="hi_IN" w:bidi="hi_IN"/>
+        </w:rPr>
+      </w:r>
+      <w:r>
+        <w:rPr>
+          <w:lang w:val="hi_IN" w:bidi="hi_IN"/>
+        </w:rPr>
+        <w:t>फिलिप्पियों 2:9–11</w:t>
+      </w:r>
+    </w:p>
+    <w:p>
+      <w:pPr>
+        <w:pStyle w:val="ListBullet"/>
+        <w:spacing w:line="240" w:lineRule="auto"/>
+        <w:ind w:left="720"/>
+      </w:pPr>
+      <w:r>
+        <w:rPr>
+          <w:lang w:val="hi_IN" w:bidi="hi_IN"/>
+        </w:rPr>
+      </w:r>
+      <w:r>
+        <w:rPr>
+          <w:lang w:val="hi_IN" w:bidi="hi_IN"/>
+        </w:rPr>
+        <w:t>कुलुस्सियों 3:23</w:t>
+      </w:r>
+    </w:p>
+    <w:p>
+      <w:pPr>
+        <w:pStyle w:val="ListBullet"/>
+        <w:spacing w:line="240" w:lineRule="auto"/>
+        <w:ind w:left="720"/>
+      </w:pPr>
+      <w:r>
+        <w:rPr>
+          <w:lang w:val="hi_IN" w:bidi="hi_IN"/>
+        </w:rPr>
+      </w:r>
+      <w:r>
+        <w:rPr>
+          <w:lang w:val="hi_IN" w:bidi="hi_IN"/>
+        </w:rPr>
+        <w:t>इब्रानियों 12:14</w:t>
+      </w:r>
+    </w:p>
+    <w:p>
+      <w:pPr>
+        <w:pStyle w:val="ListBullet"/>
+        <w:spacing w:line="240" w:lineRule="auto"/>
+        <w:ind w:left="720"/>
+      </w:pPr>
+      <w:r>
+        <w:rPr>
+          <w:lang w:val="hi_IN" w:bidi="hi_IN"/>
+        </w:rPr>
+      </w:r>
+      <w:r>
+        <w:rPr>
+          <w:lang w:val="hi_IN" w:bidi="hi_IN"/>
+        </w:rPr>
+        <w:t>याकूब 2:1</w:t>
+      </w:r>
+    </w:p>
+    <w:p>
+      <w:pPr>
+        <w:pStyle w:val="ListBullet"/>
+        <w:spacing w:line="240" w:lineRule="auto"/>
+        <w:ind w:left="720"/>
+      </w:pPr>
+      <w:r>
+        <w:rPr>
+          <w:lang w:val="hi_IN" w:bidi="hi_IN"/>
+        </w:rPr>
+      </w:r>
+      <w:r>
+        <w:rPr>
+          <w:lang w:val="hi_IN" w:bidi="hi_IN"/>
+        </w:rPr>
+        <w:t>1 पतरस 1:3</w:t>
+      </w:r>
+    </w:p>
+    <w:p>
+      <w:pPr>
+        <w:pStyle w:val="ListBullet"/>
+        <w:spacing w:line="240" w:lineRule="auto"/>
+        <w:ind w:left="720"/>
+      </w:pPr>
+      <w:r>
+        <w:rPr>
+          <w:lang w:val="hi_IN" w:bidi="hi_IN"/>
+        </w:rPr>
+      </w:r>
+      <w:r>
+        <w:rPr>
+          <w:lang w:val="hi_IN" w:bidi="hi_IN"/>
+        </w:rPr>
+        <w:t>यहूदा 1:5</w:t>
+      </w:r>
+    </w:p>
+    <w:p>
+      <w:pPr>
+        <w:pStyle w:val="ListBullet"/>
+        <w:spacing w:line="240" w:lineRule="auto"/>
+        <w:ind w:left="720"/>
+      </w:pPr>
+      <w:r>
+        <w:rPr>
+          <w:lang w:val="hi_IN" w:bidi="hi_IN"/>
+        </w:rPr>
+      </w:r>
+      <w:r>
+        <w:rPr>
+          <w:lang w:val="hi_IN" w:bidi="hi_IN"/>
+        </w:rPr>
+        <w:t>प्रका. 15:4</w:t>
+      </w:r>
     </w:p>
     <w:p>
       <w:pPr>
@@ -5664,138 +5250,102 @@
           <w:lang w:val="hi_IN" w:bidi="hi_IN"/>
         </w:rPr>
       </w:r>
-      <w:hyperlink r:id="rId82">
-        <w:r>
-          <w:rPr>
-            <w:lang w:val="hi_IN" w:bidi="hi_IN"/>
-          </w:rPr>
-          <w:rPr>
-            <w:color w:val="0000EE"/>
-            <w:u w:val="single"/>
-          </w:rPr>
-          <w:t>1 कुरिन्थियों 5:5</w:t>
-        </w:r>
-      </w:hyperlink>
-    </w:p>
-    <w:p>
-      <w:pPr>
-        <w:pStyle w:val="ListBullet"/>
-        <w:spacing w:line="240" w:lineRule="auto"/>
-        <w:ind w:left="720"/>
-      </w:pPr>
-      <w:r>
-        <w:rPr>
-          <w:lang w:val="hi_IN" w:bidi="hi_IN"/>
-        </w:rPr>
-      </w:r>
-      <w:hyperlink r:id="rId83">
-        <w:r>
-          <w:rPr>
-            <w:lang w:val="hi_IN" w:bidi="hi_IN"/>
-          </w:rPr>
-          <w:rPr>
-            <w:color w:val="0000EE"/>
-            <w:u w:val="single"/>
-          </w:rPr>
-          <w:t>1 थिस्सलुनीकियों 5:2</w:t>
-        </w:r>
-      </w:hyperlink>
-    </w:p>
-    <w:p>
-      <w:pPr>
-        <w:pStyle w:val="ListBullet"/>
-        <w:spacing w:line="240" w:lineRule="auto"/>
-        <w:ind w:left="720"/>
-      </w:pPr>
-      <w:r>
-        <w:rPr>
-          <w:lang w:val="hi_IN" w:bidi="hi_IN"/>
-        </w:rPr>
-      </w:r>
-      <w:hyperlink r:id="rId84">
-        <w:r>
-          <w:rPr>
-            <w:lang w:val="hi_IN" w:bidi="hi_IN"/>
-          </w:rPr>
-          <w:rPr>
-            <w:color w:val="0000EE"/>
-            <w:u w:val="single"/>
-          </w:rPr>
-          <w:t>2 पतरस 3:10</w:t>
-        </w:r>
-      </w:hyperlink>
-    </w:p>
-    <w:p>
-      <w:pPr>
-        <w:pStyle w:val="ListBullet"/>
-        <w:spacing w:line="240" w:lineRule="auto"/>
-        <w:ind w:left="720"/>
-      </w:pPr>
-      <w:r>
-        <w:rPr>
-          <w:lang w:val="hi_IN" w:bidi="hi_IN"/>
-        </w:rPr>
-      </w:r>
-      <w:hyperlink r:id="rId85">
-        <w:r>
-          <w:rPr>
-            <w:lang w:val="hi_IN" w:bidi="hi_IN"/>
-          </w:rPr>
-          <w:rPr>
-            <w:color w:val="0000EE"/>
-            <w:u w:val="single"/>
-          </w:rPr>
-          <w:t>2 थिस्सलुनीकियों 02:2</w:t>
-        </w:r>
-      </w:hyperlink>
-    </w:p>
-    <w:p>
-      <w:pPr>
-        <w:pStyle w:val="ListBullet"/>
-        <w:spacing w:line="240" w:lineRule="auto"/>
-        <w:ind w:left="720"/>
-      </w:pPr>
-      <w:r>
-        <w:rPr>
-          <w:lang w:val="hi_IN" w:bidi="hi_IN"/>
-        </w:rPr>
-      </w:r>
-      <w:hyperlink r:id="rId86">
-        <w:r>
-          <w:rPr>
-            <w:lang w:val="hi_IN" w:bidi="hi_IN"/>
-          </w:rPr>
-          <w:rPr>
-            <w:color w:val="0000EE"/>
-            <w:u w:val="single"/>
-          </w:rPr>
-          <w:t>प्रे.का. 2:20–21</w:t>
-        </w:r>
-      </w:hyperlink>
-    </w:p>
-    <w:p>
-      <w:pPr>
-        <w:pStyle w:val="ListBullet"/>
-        <w:spacing w:line="240" w:lineRule="auto"/>
-        <w:ind w:left="720"/>
-      </w:pPr>
-      <w:r>
-        <w:rPr>
-          <w:lang w:val="hi_IN" w:bidi="hi_IN"/>
-        </w:rPr>
-      </w:r>
-      <w:hyperlink r:id="rId87">
-        <w:r>
-          <w:rPr>
-            <w:lang w:val="hi_IN" w:bidi="hi_IN"/>
-          </w:rPr>
-          <w:rPr>
-            <w:color w:val="0000EE"/>
-            <w:u w:val="single"/>
-          </w:rPr>
-          <w:t>फिलिप्पियों 1: 9–11</w:t>
-        </w:r>
-      </w:hyperlink>
+      <w:r>
+        <w:rPr>
+          <w:lang w:val="hi_IN" w:bidi="hi_IN"/>
+        </w:rPr>
+        <w:t>1 कुरिन्थियों 5:5</w:t>
+      </w:r>
+    </w:p>
+    <w:p>
+      <w:pPr>
+        <w:pStyle w:val="ListBullet"/>
+        <w:spacing w:line="240" w:lineRule="auto"/>
+        <w:ind w:left="720"/>
+      </w:pPr>
+      <w:r>
+        <w:rPr>
+          <w:lang w:val="hi_IN" w:bidi="hi_IN"/>
+        </w:rPr>
+      </w:r>
+      <w:r>
+        <w:rPr>
+          <w:lang w:val="hi_IN" w:bidi="hi_IN"/>
+        </w:rPr>
+        <w:t>1 थिस्सलुनीकियों 5:2</w:t>
+      </w:r>
+    </w:p>
+    <w:p>
+      <w:pPr>
+        <w:pStyle w:val="ListBullet"/>
+        <w:spacing w:line="240" w:lineRule="auto"/>
+        <w:ind w:left="720"/>
+      </w:pPr>
+      <w:r>
+        <w:rPr>
+          <w:lang w:val="hi_IN" w:bidi="hi_IN"/>
+        </w:rPr>
+      </w:r>
+      <w:r>
+        <w:rPr>
+          <w:lang w:val="hi_IN" w:bidi="hi_IN"/>
+        </w:rPr>
+        <w:t>2 पतरस 3:10</w:t>
+      </w:r>
+    </w:p>
+    <w:p>
+      <w:pPr>
+        <w:pStyle w:val="ListBullet"/>
+        <w:spacing w:line="240" w:lineRule="auto"/>
+        <w:ind w:left="720"/>
+      </w:pPr>
+      <w:r>
+        <w:rPr>
+          <w:lang w:val="hi_IN" w:bidi="hi_IN"/>
+        </w:rPr>
+      </w:r>
+      <w:r>
+        <w:rPr>
+          <w:lang w:val="hi_IN" w:bidi="hi_IN"/>
+        </w:rPr>
+        <w:t>2 थिस्सलुनीकियों 02:2</w:t>
+      </w:r>
+    </w:p>
+    <w:p>
+      <w:pPr>
+        <w:pStyle w:val="ListBullet"/>
+        <w:spacing w:line="240" w:lineRule="auto"/>
+        <w:ind w:left="720"/>
+      </w:pPr>
+      <w:r>
+        <w:rPr>
+          <w:lang w:val="hi_IN" w:bidi="hi_IN"/>
+        </w:rPr>
+      </w:r>
+      <w:r>
+        <w:rPr>
+          <w:lang w:val="hi_IN" w:bidi="hi_IN"/>
+        </w:rPr>
+        <w:t>प्रे.का. 2:20–21</w:t>
+      </w:r>
+    </w:p>
+    <w:p>
+      <w:pPr>
+        <w:pStyle w:val="ListBullet"/>
+        <w:spacing w:line="240" w:lineRule="auto"/>
+        <w:ind w:left="720"/>
+      </w:pPr>
+      <w:r>
+        <w:rPr>
+          <w:lang w:val="hi_IN" w:bidi="hi_IN"/>
+        </w:rPr>
+      </w:r>
+      <w:r>
+        <w:rPr>
+          <w:lang w:val="hi_IN" w:bidi="hi_IN"/>
+        </w:rPr>
+        <w:t>फिलिप्पियों 1: 9–11</w:t>
+      </w:r>
     </w:p>
     <w:p>
       <w:pPr>
@@ -6056,42 +5606,30 @@
           <w:lang w:val="hi_IN" w:bidi="hi_IN"/>
         </w:rPr>
       </w:r>
-      <w:hyperlink r:id="rId82">
-        <w:r>
-          <w:rPr>
-            <w:lang w:val="hi_IN" w:bidi="hi_IN"/>
-          </w:rPr>
-          <w:rPr>
-            <w:color w:val="0000EE"/>
-            <w:u w:val="single"/>
-          </w:rPr>
-          <w:t>1 कुरिन्थियों 11:20</w:t>
-        </w:r>
-      </w:hyperlink>
-    </w:p>
-    <w:p>
-      <w:pPr>
-        <w:pStyle w:val="ListBullet"/>
-        <w:spacing w:line="240" w:lineRule="auto"/>
-        <w:ind w:left="720"/>
-      </w:pPr>
-      <w:r>
-        <w:rPr>
-          <w:lang w:val="hi_IN" w:bidi="hi_IN"/>
-        </w:rPr>
-      </w:r>
-      <w:hyperlink r:id="rId82">
-        <w:r>
-          <w:rPr>
-            <w:lang w:val="hi_IN" w:bidi="hi_IN"/>
-          </w:rPr>
-          <w:rPr>
-            <w:color w:val="0000EE"/>
-            <w:u w:val="single"/>
-          </w:rPr>
-          <w:t>1 कुरिन्थियों 11:25–26</w:t>
-        </w:r>
-      </w:hyperlink>
+      <w:r>
+        <w:rPr>
+          <w:lang w:val="hi_IN" w:bidi="hi_IN"/>
+        </w:rPr>
+        <w:t>1 कुरिन्थियों 11:20</w:t>
+      </w:r>
+    </w:p>
+    <w:p>
+      <w:pPr>
+        <w:pStyle w:val="ListBullet"/>
+        <w:spacing w:line="240" w:lineRule="auto"/>
+        <w:ind w:left="720"/>
+      </w:pPr>
+      <w:r>
+        <w:rPr>
+          <w:lang w:val="hi_IN" w:bidi="hi_IN"/>
+        </w:rPr>
+      </w:r>
+      <w:r>
+        <w:rPr>
+          <w:lang w:val="hi_IN" w:bidi="hi_IN"/>
+        </w:rPr>
+        <w:t>1 कुरिन्थियों 11:25–26</w:t>
+      </w:r>
     </w:p>
     <w:p>
       <w:pPr>
@@ -6416,186 +5954,138 @@
           <w:lang w:val="hi_IN" w:bidi="hi_IN"/>
         </w:rPr>
       </w:r>
-      <w:hyperlink r:id="rId82">
-        <w:r>
-          <w:rPr>
-            <w:lang w:val="hi_IN" w:bidi="hi_IN"/>
-          </w:rPr>
-          <w:rPr>
-            <w:color w:val="0000EE"/>
-            <w:u w:val="single"/>
-          </w:rPr>
-          <w:t>1 कुरिन्थियों 04:3–4</w:t>
-        </w:r>
-      </w:hyperlink>
-    </w:p>
-    <w:p>
-      <w:pPr>
-        <w:pStyle w:val="ListBullet"/>
-        <w:spacing w:line="240" w:lineRule="auto"/>
-        <w:ind w:left="720"/>
-      </w:pPr>
-      <w:r>
-        <w:rPr>
-          <w:lang w:val="hi_IN" w:bidi="hi_IN"/>
-        </w:rPr>
-      </w:r>
-      <w:hyperlink r:id="rId88">
-        <w:r>
-          <w:rPr>
-            <w:lang w:val="hi_IN" w:bidi="hi_IN"/>
-          </w:rPr>
-          <w:rPr>
-            <w:color w:val="0000EE"/>
-            <w:u w:val="single"/>
-          </w:rPr>
-          <w:t>2 शमूएल 07:21–23</w:t>
-        </w:r>
-      </w:hyperlink>
-    </w:p>
-    <w:p>
-      <w:pPr>
-        <w:pStyle w:val="ListBullet"/>
-        <w:spacing w:line="240" w:lineRule="auto"/>
-        <w:ind w:left="720"/>
-      </w:pPr>
-      <w:r>
-        <w:rPr>
-          <w:lang w:val="hi_IN" w:bidi="hi_IN"/>
-        </w:rPr>
-      </w:r>
-      <w:hyperlink r:id="rId89">
-        <w:r>
-          <w:rPr>
-            <w:lang w:val="hi_IN" w:bidi="hi_IN"/>
-          </w:rPr>
-          <w:rPr>
-            <w:color w:val="0000EE"/>
-            <w:u w:val="single"/>
-          </w:rPr>
-          <w:t>व्यवस्थाविवरण 03:23–25</w:t>
-        </w:r>
-      </w:hyperlink>
-    </w:p>
-    <w:p>
-      <w:pPr>
-        <w:pStyle w:val="ListBullet"/>
-        <w:spacing w:line="240" w:lineRule="auto"/>
-        <w:ind w:left="720"/>
-      </w:pPr>
-      <w:r>
-        <w:rPr>
-          <w:lang w:val="hi_IN" w:bidi="hi_IN"/>
-        </w:rPr>
-      </w:r>
-      <w:hyperlink r:id="rId90">
-        <w:r>
-          <w:rPr>
-            <w:lang w:val="hi_IN" w:bidi="hi_IN"/>
-          </w:rPr>
-          <w:rPr>
-            <w:color w:val="0000EE"/>
-            <w:u w:val="single"/>
-          </w:rPr>
-          <w:t>यहेजकेल 39:25–27</w:t>
-        </w:r>
-      </w:hyperlink>
-    </w:p>
-    <w:p>
-      <w:pPr>
-        <w:pStyle w:val="ListBullet"/>
-        <w:spacing w:line="240" w:lineRule="auto"/>
-        <w:ind w:left="720"/>
-      </w:pPr>
-      <w:r>
-        <w:rPr>
-          <w:lang w:val="hi_IN" w:bidi="hi_IN"/>
-        </w:rPr>
-      </w:r>
-      <w:hyperlink r:id="rId91">
-        <w:r>
-          <w:rPr>
-            <w:lang w:val="hi_IN" w:bidi="hi_IN"/>
-          </w:rPr>
-          <w:rPr>
-            <w:color w:val="0000EE"/>
-            <w:u w:val="single"/>
-          </w:rPr>
-          <w:t>यहेजकेल 45:18–20</w:t>
-        </w:r>
-      </w:hyperlink>
-    </w:p>
-    <w:p>
-      <w:pPr>
-        <w:pStyle w:val="ListBullet"/>
-        <w:spacing w:line="240" w:lineRule="auto"/>
-        <w:ind w:left="720"/>
-      </w:pPr>
-      <w:r>
-        <w:rPr>
-          <w:lang w:val="hi_IN" w:bidi="hi_IN"/>
-        </w:rPr>
-      </w:r>
-      <w:hyperlink r:id="rId92">
-        <w:r>
-          <w:rPr>
-            <w:lang w:val="hi_IN" w:bidi="hi_IN"/>
-          </w:rPr>
-          <w:rPr>
-            <w:color w:val="0000EE"/>
-            <w:u w:val="single"/>
-          </w:rPr>
-          <w:t>यिर्मयाह 44:26–28</w:t>
-        </w:r>
-      </w:hyperlink>
-    </w:p>
-    <w:p>
-      <w:pPr>
-        <w:pStyle w:val="ListBullet"/>
-        <w:spacing w:line="240" w:lineRule="auto"/>
-        <w:ind w:left="720"/>
-      </w:pPr>
-      <w:r>
-        <w:rPr>
-          <w:lang w:val="hi_IN" w:bidi="hi_IN"/>
-        </w:rPr>
-      </w:r>
-      <w:hyperlink r:id="rId93">
-        <w:r>
-          <w:rPr>
-            <w:lang w:val="hi_IN" w:bidi="hi_IN"/>
-          </w:rPr>
-          <w:rPr>
-            <w:color w:val="0000EE"/>
-            <w:u w:val="single"/>
-          </w:rPr>
-          <w:t>न्यायियों 06:22–24</w:t>
-        </w:r>
-      </w:hyperlink>
-    </w:p>
-    <w:p>
-      <w:pPr>
-        <w:pStyle w:val="ListBullet"/>
-        <w:spacing w:line="240" w:lineRule="auto"/>
-        <w:ind w:left="720"/>
-      </w:pPr>
-      <w:r>
-        <w:rPr>
-          <w:lang w:val="hi_IN" w:bidi="hi_IN"/>
-        </w:rPr>
-      </w:r>
-      <w:hyperlink r:id="rId94">
-        <w:r>
-          <w:rPr>
-            <w:lang w:val="hi_IN" w:bidi="hi_IN"/>
-          </w:rPr>
-          <w:rPr>
-            <w:color w:val="0000EE"/>
-            <w:u w:val="single"/>
-          </w:rPr>
-          <w:t>मीका 01:2–4</w:t>
-        </w:r>
-      </w:hyperlink>
+      <w:r>
+        <w:rPr>
+          <w:lang w:val="hi_IN" w:bidi="hi_IN"/>
+        </w:rPr>
+        <w:t>1 कुरिन्थियों 04:3–4</w:t>
+      </w:r>
+    </w:p>
+    <w:p>
+      <w:pPr>
+        <w:pStyle w:val="ListBullet"/>
+        <w:spacing w:line="240" w:lineRule="auto"/>
+        <w:ind w:left="720"/>
+      </w:pPr>
+      <w:r>
+        <w:rPr>
+          <w:lang w:val="hi_IN" w:bidi="hi_IN"/>
+        </w:rPr>
+      </w:r>
+      <w:r>
+        <w:rPr>
+          <w:lang w:val="hi_IN" w:bidi="hi_IN"/>
+        </w:rPr>
+        <w:t>2 शमूएल 07:21–23</w:t>
+      </w:r>
+    </w:p>
+    <w:p>
+      <w:pPr>
+        <w:pStyle w:val="ListBullet"/>
+        <w:spacing w:line="240" w:lineRule="auto"/>
+        <w:ind w:left="720"/>
+      </w:pPr>
+      <w:r>
+        <w:rPr>
+          <w:lang w:val="hi_IN" w:bidi="hi_IN"/>
+        </w:rPr>
+      </w:r>
+      <w:r>
+        <w:rPr>
+          <w:lang w:val="hi_IN" w:bidi="hi_IN"/>
+        </w:rPr>
+        <w:t>व्यवस्थाविवरण 03:23–25</w:t>
+      </w:r>
+    </w:p>
+    <w:p>
+      <w:pPr>
+        <w:pStyle w:val="ListBullet"/>
+        <w:spacing w:line="240" w:lineRule="auto"/>
+        <w:ind w:left="720"/>
+      </w:pPr>
+      <w:r>
+        <w:rPr>
+          <w:lang w:val="hi_IN" w:bidi="hi_IN"/>
+        </w:rPr>
+      </w:r>
+      <w:r>
+        <w:rPr>
+          <w:lang w:val="hi_IN" w:bidi="hi_IN"/>
+        </w:rPr>
+        <w:t>यहेजकेल 39:25–27</w:t>
+      </w:r>
+    </w:p>
+    <w:p>
+      <w:pPr>
+        <w:pStyle w:val="ListBullet"/>
+        <w:spacing w:line="240" w:lineRule="auto"/>
+        <w:ind w:left="720"/>
+      </w:pPr>
+      <w:r>
+        <w:rPr>
+          <w:lang w:val="hi_IN" w:bidi="hi_IN"/>
+        </w:rPr>
+      </w:r>
+      <w:r>
+        <w:rPr>
+          <w:lang w:val="hi_IN" w:bidi="hi_IN"/>
+        </w:rPr>
+        <w:t>यहेजकेल 45:18–20</w:t>
+      </w:r>
+    </w:p>
+    <w:p>
+      <w:pPr>
+        <w:pStyle w:val="ListBullet"/>
+        <w:spacing w:line="240" w:lineRule="auto"/>
+        <w:ind w:left="720"/>
+      </w:pPr>
+      <w:r>
+        <w:rPr>
+          <w:lang w:val="hi_IN" w:bidi="hi_IN"/>
+        </w:rPr>
+      </w:r>
+      <w:r>
+        <w:rPr>
+          <w:lang w:val="hi_IN" w:bidi="hi_IN"/>
+        </w:rPr>
+        <w:t>यिर्मयाह 44:26–28</w:t>
+      </w:r>
+    </w:p>
+    <w:p>
+      <w:pPr>
+        <w:pStyle w:val="ListBullet"/>
+        <w:spacing w:line="240" w:lineRule="auto"/>
+        <w:ind w:left="720"/>
+      </w:pPr>
+      <w:r>
+        <w:rPr>
+          <w:lang w:val="hi_IN" w:bidi="hi_IN"/>
+        </w:rPr>
+      </w:r>
+      <w:r>
+        <w:rPr>
+          <w:lang w:val="hi_IN" w:bidi="hi_IN"/>
+        </w:rPr>
+        <w:t>न्यायियों 06:22–24</w:t>
+      </w:r>
+    </w:p>
+    <w:p>
+      <w:pPr>
+        <w:pStyle w:val="ListBullet"/>
+        <w:spacing w:line="240" w:lineRule="auto"/>
+        <w:ind w:left="720"/>
+      </w:pPr>
+      <w:r>
+        <w:rPr>
+          <w:lang w:val="hi_IN" w:bidi="hi_IN"/>
+        </w:rPr>
+      </w:r>
+      <w:r>
+        <w:rPr>
+          <w:lang w:val="hi_IN" w:bidi="hi_IN"/>
+        </w:rPr>
+        <w:t>मीका 01:2–4</w:t>
+      </w:r>
     </w:p>
     <w:p>
       <w:pPr>
@@ -6846,66 +6336,48 @@
           <w:lang w:val="hi_IN" w:bidi="hi_IN"/>
         </w:rPr>
       </w:r>
-      <w:hyperlink r:id="rId79">
-        <w:r>
-          <w:rPr>
-            <w:lang w:val="hi_IN" w:bidi="hi_IN"/>
-          </w:rPr>
-          <w:rPr>
-            <w:color w:val="0000EE"/>
-            <w:u w:val="single"/>
-          </w:rPr>
-          <w:t>1 पतरस 05:10–11</w:t>
-        </w:r>
-      </w:hyperlink>
-    </w:p>
-    <w:p>
-      <w:pPr>
-        <w:pStyle w:val="ListBullet"/>
-        <w:spacing w:line="240" w:lineRule="auto"/>
-        <w:ind w:left="720"/>
-      </w:pPr>
-      <w:r>
-        <w:rPr>
-          <w:lang w:val="hi_IN" w:bidi="hi_IN"/>
-        </w:rPr>
-      </w:r>
-      <w:hyperlink r:id="rId95">
-        <w:r>
-          <w:rPr>
-            <w:lang w:val="hi_IN" w:bidi="hi_IN"/>
-          </w:rPr>
-          <w:rPr>
-            <w:color w:val="0000EE"/>
-            <w:u w:val="single"/>
-          </w:rPr>
-          <w:t>कुलुस्सियों 01:13–14</w:t>
-        </w:r>
-      </w:hyperlink>
-    </w:p>
-    <w:p>
-      <w:pPr>
-        <w:pStyle w:val="ListBullet"/>
-        <w:spacing w:line="240" w:lineRule="auto"/>
-        <w:ind w:left="720"/>
-      </w:pPr>
-      <w:r>
-        <w:rPr>
-          <w:lang w:val="hi_IN" w:bidi="hi_IN"/>
-        </w:rPr>
-      </w:r>
-      <w:hyperlink r:id="rId96">
-        <w:r>
-          <w:rPr>
-            <w:lang w:val="hi_IN" w:bidi="hi_IN"/>
-          </w:rPr>
-          <w:rPr>
-            <w:color w:val="0000EE"/>
-            <w:u w:val="single"/>
-          </w:rPr>
-          <w:t>यहूदा 01:24–25</w:t>
-        </w:r>
-      </w:hyperlink>
+      <w:r>
+        <w:rPr>
+          <w:lang w:val="hi_IN" w:bidi="hi_IN"/>
+        </w:rPr>
+        <w:t>1 पतरस 05:10–11</w:t>
+      </w:r>
+    </w:p>
+    <w:p>
+      <w:pPr>
+        <w:pStyle w:val="ListBullet"/>
+        <w:spacing w:line="240" w:lineRule="auto"/>
+        <w:ind w:left="720"/>
+      </w:pPr>
+      <w:r>
+        <w:rPr>
+          <w:lang w:val="hi_IN" w:bidi="hi_IN"/>
+        </w:rPr>
+      </w:r>
+      <w:r>
+        <w:rPr>
+          <w:lang w:val="hi_IN" w:bidi="hi_IN"/>
+        </w:rPr>
+        <w:t>कुलुस्सियों 01:13–14</w:t>
+      </w:r>
+    </w:p>
+    <w:p>
+      <w:pPr>
+        <w:pStyle w:val="ListBullet"/>
+        <w:spacing w:line="240" w:lineRule="auto"/>
+        <w:ind w:left="720"/>
+      </w:pPr>
+      <w:r>
+        <w:rPr>
+          <w:lang w:val="hi_IN" w:bidi="hi_IN"/>
+        </w:rPr>
+      </w:r>
+      <w:r>
+        <w:rPr>
+          <w:lang w:val="hi_IN" w:bidi="hi_IN"/>
+        </w:rPr>
+        <w:t>यहूदा 01:24–25</w:t>
+      </w:r>
     </w:p>
     <w:p>
       <w:pPr>
@@ -7138,66 +6610,48 @@
           <w:lang w:val="hi_IN" w:bidi="hi_IN"/>
         </w:rPr>
       </w:r>
-      <w:hyperlink r:id="rId97">
-        <w:r>
-          <w:rPr>
-            <w:lang w:val="hi_IN" w:bidi="hi_IN"/>
-          </w:rPr>
-          <w:rPr>
-            <w:color w:val="0000EE"/>
-            <w:u w:val="single"/>
-          </w:rPr>
-          <w:t>1 राजा 3:7–9</w:t>
-        </w:r>
-      </w:hyperlink>
-    </w:p>
-    <w:p>
-      <w:pPr>
-        <w:pStyle w:val="ListBullet"/>
-        <w:spacing w:line="240" w:lineRule="auto"/>
-        <w:ind w:left="720"/>
-      </w:pPr>
-      <w:r>
-        <w:rPr>
-          <w:lang w:val="hi_IN" w:bidi="hi_IN"/>
-        </w:rPr>
-      </w:r>
-      <w:hyperlink r:id="rId98">
-        <w:r>
-          <w:rPr>
-            <w:lang w:val="hi_IN" w:bidi="hi_IN"/>
-          </w:rPr>
-          <w:rPr>
-            <w:color w:val="0000EE"/>
-            <w:u w:val="single"/>
-          </w:rPr>
-          <w:t>उत्पत्ति 41: 33–34</w:t>
-        </w:r>
-      </w:hyperlink>
-    </w:p>
-    <w:p>
-      <w:pPr>
-        <w:pStyle w:val="ListBullet"/>
-        <w:spacing w:line="240" w:lineRule="auto"/>
-        <w:ind w:left="720"/>
-      </w:pPr>
-      <w:r>
-        <w:rPr>
-          <w:lang w:val="hi_IN" w:bidi="hi_IN"/>
-        </w:rPr>
-      </w:r>
-      <w:hyperlink r:id="rId99">
-        <w:r>
-          <w:rPr>
-            <w:lang w:val="hi_IN" w:bidi="hi_IN"/>
-          </w:rPr>
-          <w:rPr>
-            <w:color w:val="0000EE"/>
-            <w:u w:val="single"/>
-          </w:rPr>
-          <w:t>नीतिवचन 1:5</w:t>
-        </w:r>
-      </w:hyperlink>
+      <w:r>
+        <w:rPr>
+          <w:lang w:val="hi_IN" w:bidi="hi_IN"/>
+        </w:rPr>
+        <w:t>1 राजा 3:7–9</w:t>
+      </w:r>
+    </w:p>
+    <w:p>
+      <w:pPr>
+        <w:pStyle w:val="ListBullet"/>
+        <w:spacing w:line="240" w:lineRule="auto"/>
+        <w:ind w:left="720"/>
+      </w:pPr>
+      <w:r>
+        <w:rPr>
+          <w:lang w:val="hi_IN" w:bidi="hi_IN"/>
+        </w:rPr>
+      </w:r>
+      <w:r>
+        <w:rPr>
+          <w:lang w:val="hi_IN" w:bidi="hi_IN"/>
+        </w:rPr>
+        <w:t>उत्पत्ति 41: 33–34</w:t>
+      </w:r>
+    </w:p>
+    <w:p>
+      <w:pPr>
+        <w:pStyle w:val="ListBullet"/>
+        <w:spacing w:line="240" w:lineRule="auto"/>
+        <w:ind w:left="720"/>
+      </w:pPr>
+      <w:r>
+        <w:rPr>
+          <w:lang w:val="hi_IN" w:bidi="hi_IN"/>
+        </w:rPr>
+      </w:r>
+      <w:r>
+        <w:rPr>
+          <w:lang w:val="hi_IN" w:bidi="hi_IN"/>
+        </w:rPr>
+        <w:t>नीतिवचन 1:5</w:t>
+      </w:r>
     </w:p>
     <w:p>
       <w:pPr>
@@ -7724,90 +7178,66 @@
           <w:lang w:val="hi_IN" w:bidi="hi_IN"/>
         </w:rPr>
       </w:r>
-      <w:hyperlink r:id="rId100">
-        <w:r>
-          <w:rPr>
-            <w:lang w:val="hi_IN" w:bidi="hi_IN"/>
-          </w:rPr>
-          <w:rPr>
-            <w:color w:val="0000EE"/>
-            <w:u w:val="single"/>
-          </w:rPr>
-          <w:t>प्रे.का. 19:30</w:t>
-        </w:r>
-      </w:hyperlink>
-    </w:p>
-    <w:p>
-      <w:pPr>
-        <w:pStyle w:val="ListBullet"/>
-        <w:spacing w:line="240" w:lineRule="auto"/>
-        <w:ind w:left="720"/>
-      </w:pPr>
-      <w:r>
-        <w:rPr>
-          <w:lang w:val="hi_IN" w:bidi="hi_IN"/>
-        </w:rPr>
-      </w:r>
-      <w:hyperlink r:id="rId101">
-        <w:r>
-          <w:rPr>
-            <w:lang w:val="hi_IN" w:bidi="hi_IN"/>
-          </w:rPr>
-          <w:rPr>
-            <w:color w:val="0000EE"/>
-            <w:u w:val="single"/>
-          </w:rPr>
-          <w:t>दानिय्येल 03:02</w:t>
-        </w:r>
-      </w:hyperlink>
-    </w:p>
-    <w:p>
-      <w:pPr>
-        <w:pStyle w:val="ListBullet"/>
-        <w:spacing w:line="240" w:lineRule="auto"/>
-        <w:ind w:left="720"/>
-      </w:pPr>
-      <w:r>
-        <w:rPr>
-          <w:lang w:val="hi_IN" w:bidi="hi_IN"/>
-        </w:rPr>
-      </w:r>
-      <w:hyperlink r:id="rId102">
-        <w:r>
-          <w:rPr>
-            <w:lang w:val="hi_IN" w:bidi="hi_IN"/>
-          </w:rPr>
-          <w:rPr>
-            <w:color w:val="0000EE"/>
-            <w:u w:val="single"/>
-          </w:rPr>
-          <w:t>दानिय्येल 06:02</w:t>
-        </w:r>
-      </w:hyperlink>
-    </w:p>
-    <w:p>
-      <w:pPr>
-        <w:pStyle w:val="ListBullet"/>
-        <w:spacing w:line="240" w:lineRule="auto"/>
-        <w:ind w:left="720"/>
-      </w:pPr>
-      <w:r>
-        <w:rPr>
-          <w:lang w:val="hi_IN" w:bidi="hi_IN"/>
-        </w:rPr>
-      </w:r>
-      <w:hyperlink r:id="rId103">
-        <w:r>
-          <w:rPr>
-            <w:lang w:val="hi_IN" w:bidi="hi_IN"/>
-          </w:rPr>
-          <w:rPr>
-            <w:color w:val="0000EE"/>
-            <w:u w:val="single"/>
-          </w:rPr>
-          <w:t>सभोपदेशक 02:08</w:t>
-        </w:r>
-      </w:hyperlink>
+      <w:r>
+        <w:rPr>
+          <w:lang w:val="hi_IN" w:bidi="hi_IN"/>
+        </w:rPr>
+        <w:t>प्रे.का. 19:30</w:t>
+      </w:r>
+    </w:p>
+    <w:p>
+      <w:pPr>
+        <w:pStyle w:val="ListBullet"/>
+        <w:spacing w:line="240" w:lineRule="auto"/>
+        <w:ind w:left="720"/>
+      </w:pPr>
+      <w:r>
+        <w:rPr>
+          <w:lang w:val="hi_IN" w:bidi="hi_IN"/>
+        </w:rPr>
+      </w:r>
+      <w:r>
+        <w:rPr>
+          <w:lang w:val="hi_IN" w:bidi="hi_IN"/>
+        </w:rPr>
+        <w:t>दानिय्येल 03:02</w:t>
+      </w:r>
+    </w:p>
+    <w:p>
+      <w:pPr>
+        <w:pStyle w:val="ListBullet"/>
+        <w:spacing w:line="240" w:lineRule="auto"/>
+        <w:ind w:left="720"/>
+      </w:pPr>
+      <w:r>
+        <w:rPr>
+          <w:lang w:val="hi_IN" w:bidi="hi_IN"/>
+        </w:rPr>
+      </w:r>
+      <w:r>
+        <w:rPr>
+          <w:lang w:val="hi_IN" w:bidi="hi_IN"/>
+        </w:rPr>
+        <w:t>दानिय्येल 06:02</w:t>
+      </w:r>
+    </w:p>
+    <w:p>
+      <w:pPr>
+        <w:pStyle w:val="ListBullet"/>
+        <w:spacing w:line="240" w:lineRule="auto"/>
+        <w:ind w:left="720"/>
+      </w:pPr>
+      <w:r>
+        <w:rPr>
+          <w:lang w:val="hi_IN" w:bidi="hi_IN"/>
+        </w:rPr>
+      </w:r>
+      <w:r>
+        <w:rPr>
+          <w:lang w:val="hi_IN" w:bidi="hi_IN"/>
+        </w:rPr>
+        <w:t>सभोपदेशक 02:08</w:t>
+      </w:r>
     </w:p>
     <w:p>
       <w:pPr>
@@ -8009,162 +7439,120 @@
           <w:lang w:val="hi_IN" w:bidi="hi_IN"/>
         </w:rPr>
       </w:r>
-      <w:hyperlink r:id="rId104">
-        <w:r>
-          <w:rPr>
-            <w:lang w:val="hi_IN" w:bidi="hi_IN"/>
-          </w:rPr>
-          <w:rPr>
-            <w:color w:val="0000EE"/>
-            <w:u w:val="single"/>
-          </w:rPr>
-          <w:t>1 इतिहास 11:1–3</w:t>
-        </w:r>
-      </w:hyperlink>
-    </w:p>
-    <w:p>
-      <w:pPr>
-        <w:pStyle w:val="ListBullet"/>
-        <w:spacing w:line="240" w:lineRule="auto"/>
-        <w:ind w:left="720"/>
-      </w:pPr>
-      <w:r>
-        <w:rPr>
-          <w:lang w:val="hi_IN" w:bidi="hi_IN"/>
-        </w:rPr>
-      </w:r>
-      <w:hyperlink r:id="rId54">
-        <w:r>
-          <w:rPr>
-            <w:lang w:val="hi_IN" w:bidi="hi_IN"/>
-          </w:rPr>
-          <w:rPr>
-            <w:color w:val="0000EE"/>
-            <w:u w:val="single"/>
-          </w:rPr>
-          <w:t>1 तीमुथियुस 3:1–3</w:t>
-        </w:r>
-      </w:hyperlink>
-    </w:p>
-    <w:p>
-      <w:pPr>
-        <w:pStyle w:val="ListBullet"/>
-        <w:spacing w:line="240" w:lineRule="auto"/>
-        <w:ind w:left="720"/>
-      </w:pPr>
-      <w:r>
-        <w:rPr>
-          <w:lang w:val="hi_IN" w:bidi="hi_IN"/>
-        </w:rPr>
-      </w:r>
-      <w:hyperlink r:id="rId54">
-        <w:r>
-          <w:rPr>
-            <w:lang w:val="hi_IN" w:bidi="hi_IN"/>
-          </w:rPr>
-          <w:rPr>
-            <w:color w:val="0000EE"/>
-            <w:u w:val="single"/>
-          </w:rPr>
-          <w:t>1 तीमुथियुस 4:14</w:t>
-        </w:r>
-      </w:hyperlink>
-    </w:p>
-    <w:p>
-      <w:pPr>
-        <w:pStyle w:val="ListBullet"/>
-        <w:spacing w:line="240" w:lineRule="auto"/>
-        <w:ind w:left="720"/>
-      </w:pPr>
-      <w:r>
-        <w:rPr>
-          <w:lang w:val="hi_IN" w:bidi="hi_IN"/>
-        </w:rPr>
-      </w:r>
-      <w:hyperlink r:id="rId105">
-        <w:r>
-          <w:rPr>
-            <w:lang w:val="hi_IN" w:bidi="hi_IN"/>
-          </w:rPr>
-          <w:rPr>
-            <w:color w:val="0000EE"/>
-            <w:u w:val="single"/>
-          </w:rPr>
-          <w:t>प्रे.का. 5:19–21</w:t>
-        </w:r>
-      </w:hyperlink>
-    </w:p>
-    <w:p>
-      <w:pPr>
-        <w:pStyle w:val="ListBullet"/>
-        <w:spacing w:line="240" w:lineRule="auto"/>
-        <w:ind w:left="720"/>
-      </w:pPr>
-      <w:r>
-        <w:rPr>
-          <w:lang w:val="hi_IN" w:bidi="hi_IN"/>
-        </w:rPr>
-      </w:r>
-      <w:hyperlink r:id="rId106">
-        <w:r>
-          <w:rPr>
-            <w:lang w:val="hi_IN" w:bidi="hi_IN"/>
-          </w:rPr>
-          <w:rPr>
-            <w:color w:val="0000EE"/>
-            <w:u w:val="single"/>
-          </w:rPr>
-          <w:t>प्रे.का. 14:23</w:t>
-        </w:r>
-      </w:hyperlink>
-    </w:p>
-    <w:p>
-      <w:pPr>
-        <w:pStyle w:val="ListBullet"/>
-        <w:spacing w:line="240" w:lineRule="auto"/>
-        <w:ind w:left="720"/>
-      </w:pPr>
-      <w:r>
-        <w:rPr>
-          <w:lang w:val="hi_IN" w:bidi="hi_IN"/>
-        </w:rPr>
-      </w:r>
-      <w:hyperlink r:id="rId107">
-        <w:r>
-          <w:rPr>
-            <w:lang w:val="hi_IN" w:bidi="hi_IN"/>
-          </w:rPr>
-          <w:rPr>
-            <w:color w:val="0000EE"/>
-            <w:u w:val="single"/>
-          </w:rPr>
-          <w:t>मरकुस 11:28</w:t>
-        </w:r>
-      </w:hyperlink>
-    </w:p>
-    <w:p>
-      <w:pPr>
-        <w:pStyle w:val="ListBullet"/>
-        <w:spacing w:line="240" w:lineRule="auto"/>
-        <w:ind w:left="720"/>
-      </w:pPr>
-      <w:r>
-        <w:rPr>
-          <w:lang w:val="hi_IN" w:bidi="hi_IN"/>
-        </w:rPr>
-      </w:r>
-      <w:hyperlink r:id="rId108">
-        <w:r>
-          <w:rPr>
-            <w:lang w:val="hi_IN" w:bidi="hi_IN"/>
-          </w:rPr>
-          <w:rPr>
-            <w:color w:val="0000EE"/>
-            <w:u w:val="single"/>
-          </w:rPr>
-          <w:t>मत्ती 21:23–24</w:t>
-        </w:r>
-      </w:hyperlink>
+      <w:r>
+        <w:rPr>
+          <w:lang w:val="hi_IN" w:bidi="hi_IN"/>
+        </w:rPr>
+        <w:t>1 इतिहास 11:1–3</w:t>
+      </w:r>
+    </w:p>
+    <w:p>
+      <w:pPr>
+        <w:pStyle w:val="ListBullet"/>
+        <w:spacing w:line="240" w:lineRule="auto"/>
+        <w:ind w:left="720"/>
+      </w:pPr>
+      <w:r>
+        <w:rPr>
+          <w:lang w:val="hi_IN" w:bidi="hi_IN"/>
+        </w:rPr>
+      </w:r>
+      <w:r>
+        <w:rPr>
+          <w:lang w:val="hi_IN" w:bidi="hi_IN"/>
+        </w:rPr>
+        <w:t>1 तीमुथियुस 3:1–3</w:t>
+      </w:r>
+    </w:p>
+    <w:p>
+      <w:pPr>
+        <w:pStyle w:val="ListBullet"/>
+        <w:spacing w:line="240" w:lineRule="auto"/>
+        <w:ind w:left="720"/>
+      </w:pPr>
+      <w:r>
+        <w:rPr>
+          <w:lang w:val="hi_IN" w:bidi="hi_IN"/>
+        </w:rPr>
+      </w:r>
+      <w:r>
+        <w:rPr>
+          <w:lang w:val="hi_IN" w:bidi="hi_IN"/>
+        </w:rPr>
+        <w:t>1 तीमुथियुस 4:14</w:t>
+      </w:r>
+    </w:p>
+    <w:p>
+      <w:pPr>
+        <w:pStyle w:val="ListBullet"/>
+        <w:spacing w:line="240" w:lineRule="auto"/>
+        <w:ind w:left="720"/>
+      </w:pPr>
+      <w:r>
+        <w:rPr>
+          <w:lang w:val="hi_IN" w:bidi="hi_IN"/>
+        </w:rPr>
+      </w:r>
+      <w:r>
+        <w:rPr>
+          <w:lang w:val="hi_IN" w:bidi="hi_IN"/>
+        </w:rPr>
+        <w:t>प्रे.का. 5:19–21</w:t>
+      </w:r>
+    </w:p>
+    <w:p>
+      <w:pPr>
+        <w:pStyle w:val="ListBullet"/>
+        <w:spacing w:line="240" w:lineRule="auto"/>
+        <w:ind w:left="720"/>
+      </w:pPr>
+      <w:r>
+        <w:rPr>
+          <w:lang w:val="hi_IN" w:bidi="hi_IN"/>
+        </w:rPr>
+      </w:r>
+      <w:r>
+        <w:rPr>
+          <w:lang w:val="hi_IN" w:bidi="hi_IN"/>
+        </w:rPr>
+        <w:t>प्रे.का. 14:23</w:t>
+      </w:r>
+    </w:p>
+    <w:p>
+      <w:pPr>
+        <w:pStyle w:val="ListBullet"/>
+        <w:spacing w:line="240" w:lineRule="auto"/>
+        <w:ind w:left="720"/>
+      </w:pPr>
+      <w:r>
+        <w:rPr>
+          <w:lang w:val="hi_IN" w:bidi="hi_IN"/>
+        </w:rPr>
+      </w:r>
+      <w:r>
+        <w:rPr>
+          <w:lang w:val="hi_IN" w:bidi="hi_IN"/>
+        </w:rPr>
+        <w:t>मरकुस 11:28</w:t>
+      </w:r>
+    </w:p>
+    <w:p>
+      <w:pPr>
+        <w:pStyle w:val="ListBullet"/>
+        <w:spacing w:line="240" w:lineRule="auto"/>
+        <w:ind w:left="720"/>
+      </w:pPr>
+      <w:r>
+        <w:rPr>
+          <w:lang w:val="hi_IN" w:bidi="hi_IN"/>
+        </w:rPr>
+      </w:r>
+      <w:r>
+        <w:rPr>
+          <w:lang w:val="hi_IN" w:bidi="hi_IN"/>
+        </w:rPr>
+        <w:t>मत्ती 21:23–24</w:t>
+      </w:r>
     </w:p>
     <w:p>
       <w:pPr>
@@ -8475,234 +7863,174 @@
           <w:lang w:val="hi_IN" w:bidi="hi_IN"/>
         </w:rPr>
       </w:r>
-      <w:hyperlink r:id="rId84">
-        <w:r>
-          <w:rPr>
-            <w:lang w:val="hi_IN" w:bidi="hi_IN"/>
-          </w:rPr>
-          <w:rPr>
-            <w:color w:val="0000EE"/>
-            <w:u w:val="single"/>
-          </w:rPr>
-          <w:t>2 पतरस 02:7–9</w:t>
-        </w:r>
-      </w:hyperlink>
-    </w:p>
-    <w:p>
-      <w:pPr>
-        <w:pStyle w:val="ListBullet"/>
-        <w:spacing w:line="240" w:lineRule="auto"/>
-        <w:ind w:left="720"/>
-      </w:pPr>
-      <w:r>
-        <w:rPr>
-          <w:lang w:val="hi_IN" w:bidi="hi_IN"/>
-        </w:rPr>
-      </w:r>
-      <w:hyperlink r:id="rId109">
-        <w:r>
-          <w:rPr>
-            <w:lang w:val="hi_IN" w:bidi="hi_IN"/>
-          </w:rPr>
-          <w:rPr>
-            <w:color w:val="0000EE"/>
-            <w:u w:val="single"/>
-          </w:rPr>
-          <w:t>प्रे.का. 02:27–28</w:t>
-        </w:r>
-      </w:hyperlink>
-    </w:p>
-    <w:p>
-      <w:pPr>
-        <w:pStyle w:val="ListBullet"/>
-        <w:spacing w:line="240" w:lineRule="auto"/>
-        <w:ind w:left="720"/>
-      </w:pPr>
-      <w:r>
-        <w:rPr>
-          <w:lang w:val="hi_IN" w:bidi="hi_IN"/>
-        </w:rPr>
-      </w:r>
-      <w:hyperlink r:id="rId110">
-        <w:r>
-          <w:rPr>
-            <w:lang w:val="hi_IN" w:bidi="hi_IN"/>
-          </w:rPr>
-          <w:rPr>
-            <w:color w:val="0000EE"/>
-            <w:u w:val="single"/>
-          </w:rPr>
-          <w:t>प्रे.का. 02:40–42</w:t>
-        </w:r>
-      </w:hyperlink>
-    </w:p>
-    <w:p>
-      <w:pPr>
-        <w:pStyle w:val="ListBullet"/>
-        <w:spacing w:line="240" w:lineRule="auto"/>
-        <w:ind w:left="720"/>
-      </w:pPr>
-      <w:r>
-        <w:rPr>
-          <w:lang w:val="hi_IN" w:bidi="hi_IN"/>
-        </w:rPr>
-      </w:r>
-      <w:hyperlink r:id="rId111">
-        <w:r>
-          <w:rPr>
-            <w:lang w:val="hi_IN" w:bidi="hi_IN"/>
-          </w:rPr>
-          <w:rPr>
-            <w:color w:val="0000EE"/>
-            <w:u w:val="single"/>
-          </w:rPr>
-          <w:t>उत्पत्ति 49: 5–6</w:t>
-        </w:r>
-      </w:hyperlink>
-    </w:p>
-    <w:p>
-      <w:pPr>
-        <w:pStyle w:val="ListBullet"/>
-        <w:spacing w:line="240" w:lineRule="auto"/>
-        <w:ind w:left="720"/>
-      </w:pPr>
-      <w:r>
-        <w:rPr>
-          <w:lang w:val="hi_IN" w:bidi="hi_IN"/>
-        </w:rPr>
-      </w:r>
-      <w:hyperlink r:id="rId112">
-        <w:r>
-          <w:rPr>
-            <w:lang w:val="hi_IN" w:bidi="hi_IN"/>
-          </w:rPr>
-          <w:rPr>
-            <w:color w:val="0000EE"/>
-            <w:u w:val="single"/>
-          </w:rPr>
-          <w:t>यशायाह 53:10–11</w:t>
-        </w:r>
-      </w:hyperlink>
-    </w:p>
-    <w:p>
-      <w:pPr>
-        <w:pStyle w:val="ListBullet"/>
-        <w:spacing w:line="240" w:lineRule="auto"/>
-        <w:ind w:left="720"/>
-      </w:pPr>
-      <w:r>
-        <w:rPr>
-          <w:lang w:val="hi_IN" w:bidi="hi_IN"/>
-        </w:rPr>
-      </w:r>
-      <w:hyperlink r:id="rId113">
-        <w:r>
-          <w:rPr>
-            <w:lang w:val="hi_IN" w:bidi="hi_IN"/>
-          </w:rPr>
-          <w:rPr>
-            <w:color w:val="0000EE"/>
-            <w:u w:val="single"/>
-          </w:rPr>
-          <w:t>याकूब 01:19–21</w:t>
-        </w:r>
-      </w:hyperlink>
-    </w:p>
-    <w:p>
-      <w:pPr>
-        <w:pStyle w:val="ListBullet"/>
-        <w:spacing w:line="240" w:lineRule="auto"/>
-        <w:ind w:left="720"/>
-      </w:pPr>
-      <w:r>
-        <w:rPr>
-          <w:lang w:val="hi_IN" w:bidi="hi_IN"/>
-        </w:rPr>
-      </w:r>
-      <w:hyperlink r:id="rId114">
-        <w:r>
-          <w:rPr>
-            <w:lang w:val="hi_IN" w:bidi="hi_IN"/>
-          </w:rPr>
-          <w:rPr>
-            <w:color w:val="0000EE"/>
-            <w:u w:val="single"/>
-          </w:rPr>
-          <w:t>यिर्मयाह 06:16–19</w:t>
-        </w:r>
-      </w:hyperlink>
-    </w:p>
-    <w:p>
-      <w:pPr>
-        <w:pStyle w:val="ListBullet"/>
-        <w:spacing w:line="240" w:lineRule="auto"/>
-        <w:ind w:left="720"/>
-      </w:pPr>
-      <w:r>
-        <w:rPr>
-          <w:lang w:val="hi_IN" w:bidi="hi_IN"/>
-        </w:rPr>
-      </w:r>
-      <w:hyperlink r:id="rId115">
-        <w:r>
-          <w:rPr>
-            <w:lang w:val="hi_IN" w:bidi="hi_IN"/>
-          </w:rPr>
-          <w:rPr>
-            <w:color w:val="0000EE"/>
-            <w:u w:val="single"/>
-          </w:rPr>
-          <w:t>योना 02:7–8</w:t>
-        </w:r>
-      </w:hyperlink>
-    </w:p>
-    <w:p>
-      <w:pPr>
-        <w:pStyle w:val="ListBullet"/>
-        <w:spacing w:line="240" w:lineRule="auto"/>
-        <w:ind w:left="720"/>
-      </w:pPr>
-      <w:r>
-        <w:rPr>
-          <w:lang w:val="hi_IN" w:bidi="hi_IN"/>
-        </w:rPr>
-      </w:r>
-      <w:hyperlink r:id="rId116">
-        <w:r>
-          <w:rPr>
-            <w:lang w:val="hi_IN" w:bidi="hi_IN"/>
-          </w:rPr>
-          <w:rPr>
-            <w:color w:val="0000EE"/>
-            <w:u w:val="single"/>
-          </w:rPr>
-          <w:t>लूका 01:46–47</w:t>
-        </w:r>
-      </w:hyperlink>
-    </w:p>
-    <w:p>
-      <w:pPr>
-        <w:pStyle w:val="ListBullet"/>
-        <w:spacing w:line="240" w:lineRule="auto"/>
-        <w:ind w:left="720"/>
-      </w:pPr>
-      <w:r>
-        <w:rPr>
-          <w:lang w:val="hi_IN" w:bidi="hi_IN"/>
-        </w:rPr>
-      </w:r>
-      <w:hyperlink r:id="rId117">
-        <w:r>
-          <w:rPr>
-            <w:lang w:val="hi_IN" w:bidi="hi_IN"/>
-          </w:rPr>
-          <w:rPr>
-            <w:color w:val="0000EE"/>
-            <w:u w:val="single"/>
-          </w:rPr>
-          <w:t>मत्ती 22:37–38</w:t>
-        </w:r>
-      </w:hyperlink>
+      <w:r>
+        <w:rPr>
+          <w:lang w:val="hi_IN" w:bidi="hi_IN"/>
+        </w:rPr>
+        <w:t>2 पतरस 02:7–9</w:t>
+      </w:r>
+    </w:p>
+    <w:p>
+      <w:pPr>
+        <w:pStyle w:val="ListBullet"/>
+        <w:spacing w:line="240" w:lineRule="auto"/>
+        <w:ind w:left="720"/>
+      </w:pPr>
+      <w:r>
+        <w:rPr>
+          <w:lang w:val="hi_IN" w:bidi="hi_IN"/>
+        </w:rPr>
+      </w:r>
+      <w:r>
+        <w:rPr>
+          <w:lang w:val="hi_IN" w:bidi="hi_IN"/>
+        </w:rPr>
+        <w:t>प्रे.का. 02:27–28</w:t>
+      </w:r>
+    </w:p>
+    <w:p>
+      <w:pPr>
+        <w:pStyle w:val="ListBullet"/>
+        <w:spacing w:line="240" w:lineRule="auto"/>
+        <w:ind w:left="720"/>
+      </w:pPr>
+      <w:r>
+        <w:rPr>
+          <w:lang w:val="hi_IN" w:bidi="hi_IN"/>
+        </w:rPr>
+      </w:r>
+      <w:r>
+        <w:rPr>
+          <w:lang w:val="hi_IN" w:bidi="hi_IN"/>
+        </w:rPr>
+        <w:t>प्रे.का. 02:40–42</w:t>
+      </w:r>
+    </w:p>
+    <w:p>
+      <w:pPr>
+        <w:pStyle w:val="ListBullet"/>
+        <w:spacing w:line="240" w:lineRule="auto"/>
+        <w:ind w:left="720"/>
+      </w:pPr>
+      <w:r>
+        <w:rPr>
+          <w:lang w:val="hi_IN" w:bidi="hi_IN"/>
+        </w:rPr>
+      </w:r>
+      <w:r>
+        <w:rPr>
+          <w:lang w:val="hi_IN" w:bidi="hi_IN"/>
+        </w:rPr>
+        <w:t>उत्पत्ति 49: 5–6</w:t>
+      </w:r>
+    </w:p>
+    <w:p>
+      <w:pPr>
+        <w:pStyle w:val="ListBullet"/>
+        <w:spacing w:line="240" w:lineRule="auto"/>
+        <w:ind w:left="720"/>
+      </w:pPr>
+      <w:r>
+        <w:rPr>
+          <w:lang w:val="hi_IN" w:bidi="hi_IN"/>
+        </w:rPr>
+      </w:r>
+      <w:r>
+        <w:rPr>
+          <w:lang w:val="hi_IN" w:bidi="hi_IN"/>
+        </w:rPr>
+        <w:t>यशायाह 53:10–11</w:t>
+      </w:r>
+    </w:p>
+    <w:p>
+      <w:pPr>
+        <w:pStyle w:val="ListBullet"/>
+        <w:spacing w:line="240" w:lineRule="auto"/>
+        <w:ind w:left="720"/>
+      </w:pPr>
+      <w:r>
+        <w:rPr>
+          <w:lang w:val="hi_IN" w:bidi="hi_IN"/>
+        </w:rPr>
+      </w:r>
+      <w:r>
+        <w:rPr>
+          <w:lang w:val="hi_IN" w:bidi="hi_IN"/>
+        </w:rPr>
+        <w:t>याकूब 01:19–21</w:t>
+      </w:r>
+    </w:p>
+    <w:p>
+      <w:pPr>
+        <w:pStyle w:val="ListBullet"/>
+        <w:spacing w:line="240" w:lineRule="auto"/>
+        <w:ind w:left="720"/>
+      </w:pPr>
+      <w:r>
+        <w:rPr>
+          <w:lang w:val="hi_IN" w:bidi="hi_IN"/>
+        </w:rPr>
+      </w:r>
+      <w:r>
+        <w:rPr>
+          <w:lang w:val="hi_IN" w:bidi="hi_IN"/>
+        </w:rPr>
+        <w:t>यिर्मयाह 06:16–19</w:t>
+      </w:r>
+    </w:p>
+    <w:p>
+      <w:pPr>
+        <w:pStyle w:val="ListBullet"/>
+        <w:spacing w:line="240" w:lineRule="auto"/>
+        <w:ind w:left="720"/>
+      </w:pPr>
+      <w:r>
+        <w:rPr>
+          <w:lang w:val="hi_IN" w:bidi="hi_IN"/>
+        </w:rPr>
+      </w:r>
+      <w:r>
+        <w:rPr>
+          <w:lang w:val="hi_IN" w:bidi="hi_IN"/>
+        </w:rPr>
+        <w:t>योना 02:7–8</w:t>
+      </w:r>
+    </w:p>
+    <w:p>
+      <w:pPr>
+        <w:pStyle w:val="ListBullet"/>
+        <w:spacing w:line="240" w:lineRule="auto"/>
+        <w:ind w:left="720"/>
+      </w:pPr>
+      <w:r>
+        <w:rPr>
+          <w:lang w:val="hi_IN" w:bidi="hi_IN"/>
+        </w:rPr>
+      </w:r>
+      <w:r>
+        <w:rPr>
+          <w:lang w:val="hi_IN" w:bidi="hi_IN"/>
+        </w:rPr>
+        <w:t>लूका 01:46–47</w:t>
+      </w:r>
+    </w:p>
+    <w:p>
+      <w:pPr>
+        <w:pStyle w:val="ListBullet"/>
+        <w:spacing w:line="240" w:lineRule="auto"/>
+        <w:ind w:left="720"/>
+      </w:pPr>
+      <w:r>
+        <w:rPr>
+          <w:lang w:val="hi_IN" w:bidi="hi_IN"/>
+        </w:rPr>
+      </w:r>
+      <w:r>
+        <w:rPr>
+          <w:lang w:val="hi_IN" w:bidi="hi_IN"/>
+        </w:rPr>
+        <w:t>मत्ती 22:37–38</w:t>
+      </w:r>
     </w:p>
     <w:p>
       <w:pPr>
@@ -8733,18 +8061,12 @@
           <w:lang w:val="hi_IN" w:bidi="hi_IN"/>
         </w:rPr>
       </w:r>
-      <w:hyperlink r:id="rId118">
-        <w:r>
-          <w:rPr>
-            <w:lang w:val="hi_IN" w:bidi="hi_IN"/>
-          </w:rPr>
-          <w:rPr>
-            <w:color w:val="0000EE"/>
-            <w:u w:val="single"/>
-          </w:rPr>
-          <w:t>प्रका 20:4</w:t>
-        </w:r>
-      </w:hyperlink>
+      <w:r>
+        <w:rPr>
+          <w:lang w:val="hi_IN" w:bidi="hi_IN"/>
+        </w:rPr>
+        <w:t>प्रका 20:4</w:t>
+      </w:r>
     </w:p>
     <w:p>
       <w:pPr>
@@ -8965,114 +8287,84 @@
           <w:lang w:val="hi_IN" w:bidi="hi_IN"/>
         </w:rPr>
       </w:r>
-      <w:hyperlink r:id="rId119">
-        <w:r>
-          <w:rPr>
-            <w:lang w:val="hi_IN" w:bidi="hi_IN"/>
-          </w:rPr>
-          <w:rPr>
-            <w:color w:val="0000EE"/>
-            <w:u w:val="single"/>
-          </w:rPr>
-          <w:t>दानिय्येल 4:10–12</w:t>
-        </w:r>
-      </w:hyperlink>
-    </w:p>
-    <w:p>
-      <w:pPr>
-        <w:pStyle w:val="ListBullet"/>
-        <w:spacing w:line="240" w:lineRule="auto"/>
-        <w:ind w:left="720"/>
-      </w:pPr>
-      <w:r>
-        <w:rPr>
-          <w:lang w:val="hi_IN" w:bidi="hi_IN"/>
-        </w:rPr>
-      </w:r>
-      <w:hyperlink r:id="rId120">
-        <w:r>
-          <w:rPr>
-            <w:lang w:val="hi_IN" w:bidi="hi_IN"/>
-          </w:rPr>
-          <w:rPr>
-            <w:color w:val="0000EE"/>
-            <w:u w:val="single"/>
-          </w:rPr>
-          <w:t>यहेजकेल 1:9</w:t>
-        </w:r>
-      </w:hyperlink>
-    </w:p>
-    <w:p>
-      <w:pPr>
-        <w:pStyle w:val="ListBullet"/>
-        <w:spacing w:line="240" w:lineRule="auto"/>
-        <w:ind w:left="720"/>
-      </w:pPr>
-      <w:r>
-        <w:rPr>
-          <w:lang w:val="hi_IN" w:bidi="hi_IN"/>
-        </w:rPr>
-      </w:r>
-      <w:hyperlink r:id="rId121">
-        <w:r>
-          <w:rPr>
-            <w:lang w:val="hi_IN" w:bidi="hi_IN"/>
-          </w:rPr>
-          <w:rPr>
-            <w:color w:val="0000EE"/>
-            <w:u w:val="single"/>
-          </w:rPr>
-          <w:t>यहोशू 10:28</w:t>
-        </w:r>
-      </w:hyperlink>
-    </w:p>
-    <w:p>
-      <w:pPr>
-        <w:pStyle w:val="ListBullet"/>
-        <w:spacing w:line="240" w:lineRule="auto"/>
-        <w:ind w:left="720"/>
-      </w:pPr>
-      <w:r>
-        <w:rPr>
-          <w:lang w:val="hi_IN" w:bidi="hi_IN"/>
-        </w:rPr>
-      </w:r>
-      <w:hyperlink r:id="rId122">
-        <w:r>
-          <w:rPr>
-            <w:lang w:val="hi_IN" w:bidi="hi_IN"/>
-          </w:rPr>
-          <w:rPr>
-            <w:color w:val="0000EE"/>
-            <w:u w:val="single"/>
-          </w:rPr>
-          <w:t>लैव्यव्यवस्था 11:46–47</w:t>
-        </w:r>
-      </w:hyperlink>
-    </w:p>
-    <w:p>
-      <w:pPr>
-        <w:pStyle w:val="ListBullet"/>
-        <w:spacing w:line="240" w:lineRule="auto"/>
-        <w:ind w:left="720"/>
-      </w:pPr>
-      <w:r>
-        <w:rPr>
-          <w:lang w:val="hi_IN" w:bidi="hi_IN"/>
-        </w:rPr>
-      </w:r>
-      <w:hyperlink r:id="rId123">
-        <w:r>
-          <w:rPr>
-            <w:lang w:val="hi_IN" w:bidi="hi_IN"/>
-          </w:rPr>
-          <w:rPr>
-            <w:color w:val="0000EE"/>
-            <w:u w:val="single"/>
-          </w:rPr>
-          <w:t>प्रकाशितवाक्य 19:3–4</w:t>
-        </w:r>
-      </w:hyperlink>
+      <w:r>
+        <w:rPr>
+          <w:lang w:val="hi_IN" w:bidi="hi_IN"/>
+        </w:rPr>
+        <w:t>दानिय्येल 4:10–12</w:t>
+      </w:r>
+    </w:p>
+    <w:p>
+      <w:pPr>
+        <w:pStyle w:val="ListBullet"/>
+        <w:spacing w:line="240" w:lineRule="auto"/>
+        <w:ind w:left="720"/>
+      </w:pPr>
+      <w:r>
+        <w:rPr>
+          <w:lang w:val="hi_IN" w:bidi="hi_IN"/>
+        </w:rPr>
+      </w:r>
+      <w:r>
+        <w:rPr>
+          <w:lang w:val="hi_IN" w:bidi="hi_IN"/>
+        </w:rPr>
+        <w:t>यहेजकेल 1:9</w:t>
+      </w:r>
+    </w:p>
+    <w:p>
+      <w:pPr>
+        <w:pStyle w:val="ListBullet"/>
+        <w:spacing w:line="240" w:lineRule="auto"/>
+        <w:ind w:left="720"/>
+      </w:pPr>
+      <w:r>
+        <w:rPr>
+          <w:lang w:val="hi_IN" w:bidi="hi_IN"/>
+        </w:rPr>
+      </w:r>
+      <w:r>
+        <w:rPr>
+          <w:lang w:val="hi_IN" w:bidi="hi_IN"/>
+        </w:rPr>
+        <w:t>यहोशू 10:28</w:t>
+      </w:r>
+    </w:p>
+    <w:p>
+      <w:pPr>
+        <w:pStyle w:val="ListBullet"/>
+        <w:spacing w:line="240" w:lineRule="auto"/>
+        <w:ind w:left="720"/>
+      </w:pPr>
+      <w:r>
+        <w:rPr>
+          <w:lang w:val="hi_IN" w:bidi="hi_IN"/>
+        </w:rPr>
+      </w:r>
+      <w:r>
+        <w:rPr>
+          <w:lang w:val="hi_IN" w:bidi="hi_IN"/>
+        </w:rPr>
+        <w:t>लैव्यव्यवस्था 11:46–47</w:t>
+      </w:r>
+    </w:p>
+    <w:p>
+      <w:pPr>
+        <w:pStyle w:val="ListBullet"/>
+        <w:spacing w:line="240" w:lineRule="auto"/>
+        <w:ind w:left="720"/>
+      </w:pPr>
+      <w:r>
+        <w:rPr>
+          <w:lang w:val="hi_IN" w:bidi="hi_IN"/>
+        </w:rPr>
+      </w:r>
+      <w:r>
+        <w:rPr>
+          <w:lang w:val="hi_IN" w:bidi="hi_IN"/>
+        </w:rPr>
+        <w:t>प्रकाशितवाक्य 19:3–4</w:t>
+      </w:r>
     </w:p>
     <w:p>
       <w:pPr>
@@ -9377,114 +8669,84 @@
           <w:lang w:val="hi_IN" w:bidi="hi_IN"/>
         </w:rPr>
       </w:r>
-      <w:hyperlink r:id="rId124">
-        <w:r>
-          <w:rPr>
-            <w:lang w:val="hi_IN" w:bidi="hi_IN"/>
-          </w:rPr>
-          <w:rPr>
-            <w:color w:val="0000EE"/>
-            <w:u w:val="single"/>
-          </w:rPr>
-          <w:t>यहेजकेल 43:25–27</w:t>
-        </w:r>
-      </w:hyperlink>
-    </w:p>
-    <w:p>
-      <w:pPr>
-        <w:pStyle w:val="ListBullet"/>
-        <w:spacing w:line="240" w:lineRule="auto"/>
-        <w:ind w:left="720"/>
-      </w:pPr>
-      <w:r>
-        <w:rPr>
-          <w:lang w:val="hi_IN" w:bidi="hi_IN"/>
-        </w:rPr>
-      </w:r>
-      <w:hyperlink r:id="rId91">
-        <w:r>
-          <w:rPr>
-            <w:lang w:val="hi_IN" w:bidi="hi_IN"/>
-          </w:rPr>
-          <w:rPr>
-            <w:color w:val="0000EE"/>
-            <w:u w:val="single"/>
-          </w:rPr>
-          <w:t>यहेजकेल 45:18–20</w:t>
-        </w:r>
-      </w:hyperlink>
-    </w:p>
-    <w:p>
-      <w:pPr>
-        <w:pStyle w:val="ListBullet"/>
-        <w:spacing w:line="240" w:lineRule="auto"/>
-        <w:ind w:left="720"/>
-      </w:pPr>
-      <w:r>
-        <w:rPr>
-          <w:lang w:val="hi_IN" w:bidi="hi_IN"/>
-        </w:rPr>
-      </w:r>
-      <w:hyperlink r:id="rId125">
-        <w:r>
-          <w:rPr>
-            <w:lang w:val="hi_IN" w:bidi="hi_IN"/>
-          </w:rPr>
-          <w:rPr>
-            <w:color w:val="0000EE"/>
-            <w:u w:val="single"/>
-          </w:rPr>
-          <w:t>लैव्यव्यवस्था 04:20–21</w:t>
-        </w:r>
-      </w:hyperlink>
-    </w:p>
-    <w:p>
-      <w:pPr>
-        <w:pStyle w:val="ListBullet"/>
-        <w:spacing w:line="240" w:lineRule="auto"/>
-        <w:ind w:left="720"/>
-      </w:pPr>
-      <w:r>
-        <w:rPr>
-          <w:lang w:val="hi_IN" w:bidi="hi_IN"/>
-        </w:rPr>
-      </w:r>
-      <w:hyperlink r:id="rId126">
-        <w:r>
-          <w:rPr>
-            <w:lang w:val="hi_IN" w:bidi="hi_IN"/>
-          </w:rPr>
-          <w:rPr>
-            <w:color w:val="0000EE"/>
-            <w:u w:val="single"/>
-          </w:rPr>
-          <w:t>गिनती 05:8–10</w:t>
-        </w:r>
-      </w:hyperlink>
-    </w:p>
-    <w:p>
-      <w:pPr>
-        <w:pStyle w:val="ListBullet"/>
-        <w:spacing w:line="240" w:lineRule="auto"/>
-        <w:ind w:left="720"/>
-      </w:pPr>
-      <w:r>
-        <w:rPr>
-          <w:lang w:val="hi_IN" w:bidi="hi_IN"/>
-        </w:rPr>
-      </w:r>
-      <w:hyperlink r:id="rId127">
-        <w:r>
-          <w:rPr>
-            <w:lang w:val="hi_IN" w:bidi="hi_IN"/>
-          </w:rPr>
-          <w:rPr>
-            <w:color w:val="0000EE"/>
-            <w:u w:val="single"/>
-          </w:rPr>
-          <w:t>गिनती 28:19–22</w:t>
-        </w:r>
-      </w:hyperlink>
+      <w:r>
+        <w:rPr>
+          <w:lang w:val="hi_IN" w:bidi="hi_IN"/>
+        </w:rPr>
+        <w:t>यहेजकेल 43:25–27</w:t>
+      </w:r>
+    </w:p>
+    <w:p>
+      <w:pPr>
+        <w:pStyle w:val="ListBullet"/>
+        <w:spacing w:line="240" w:lineRule="auto"/>
+        <w:ind w:left="720"/>
+      </w:pPr>
+      <w:r>
+        <w:rPr>
+          <w:lang w:val="hi_IN" w:bidi="hi_IN"/>
+        </w:rPr>
+      </w:r>
+      <w:r>
+        <w:rPr>
+          <w:lang w:val="hi_IN" w:bidi="hi_IN"/>
+        </w:rPr>
+        <w:t>यहेजकेल 45:18–20</w:t>
+      </w:r>
+    </w:p>
+    <w:p>
+      <w:pPr>
+        <w:pStyle w:val="ListBullet"/>
+        <w:spacing w:line="240" w:lineRule="auto"/>
+        <w:ind w:left="720"/>
+      </w:pPr>
+      <w:r>
+        <w:rPr>
+          <w:lang w:val="hi_IN" w:bidi="hi_IN"/>
+        </w:rPr>
+      </w:r>
+      <w:r>
+        <w:rPr>
+          <w:lang w:val="hi_IN" w:bidi="hi_IN"/>
+        </w:rPr>
+        <w:t>लैव्यव्यवस्था 04:20–21</w:t>
+      </w:r>
+    </w:p>
+    <w:p>
+      <w:pPr>
+        <w:pStyle w:val="ListBullet"/>
+        <w:spacing w:line="240" w:lineRule="auto"/>
+        <w:ind w:left="720"/>
+      </w:pPr>
+      <w:r>
+        <w:rPr>
+          <w:lang w:val="hi_IN" w:bidi="hi_IN"/>
+        </w:rPr>
+      </w:r>
+      <w:r>
+        <w:rPr>
+          <w:lang w:val="hi_IN" w:bidi="hi_IN"/>
+        </w:rPr>
+        <w:t>गिनती 05:8–10</w:t>
+      </w:r>
+    </w:p>
+    <w:p>
+      <w:pPr>
+        <w:pStyle w:val="ListBullet"/>
+        <w:spacing w:line="240" w:lineRule="auto"/>
+        <w:ind w:left="720"/>
+      </w:pPr>
+      <w:r>
+        <w:rPr>
+          <w:lang w:val="hi_IN" w:bidi="hi_IN"/>
+        </w:rPr>
+      </w:r>
+      <w:r>
+        <w:rPr>
+          <w:lang w:val="hi_IN" w:bidi="hi_IN"/>
+        </w:rPr>
+        <w:t>गिनती 28:19–22</w:t>
+      </w:r>
     </w:p>
     <w:p>
       <w:pPr>
@@ -9741,66 +9003,48 @@
           <w:lang w:val="hi_IN" w:bidi="hi_IN"/>
         </w:rPr>
       </w:r>
-      <w:hyperlink r:id="rId128">
-        <w:r>
-          <w:rPr>
-            <w:lang w:val="hi_IN" w:bidi="hi_IN"/>
-          </w:rPr>
-          <w:rPr>
-            <w:color w:val="0000EE"/>
-            <w:u w:val="single"/>
-          </w:rPr>
-          <w:t>1 यूहन्ना 2:2</w:t>
-        </w:r>
-      </w:hyperlink>
-    </w:p>
-    <w:p>
-      <w:pPr>
-        <w:pStyle w:val="ListBullet"/>
-        <w:spacing w:line="240" w:lineRule="auto"/>
-        <w:ind w:left="720"/>
-      </w:pPr>
-      <w:r>
-        <w:rPr>
-          <w:lang w:val="hi_IN" w:bidi="hi_IN"/>
-        </w:rPr>
-      </w:r>
-      <w:hyperlink r:id="rId128">
-        <w:r>
-          <w:rPr>
-            <w:lang w:val="hi_IN" w:bidi="hi_IN"/>
-          </w:rPr>
-          <w:rPr>
-            <w:color w:val="0000EE"/>
-            <w:u w:val="single"/>
-          </w:rPr>
-          <w:t>1 यूहन्ना 4:10</w:t>
-        </w:r>
-      </w:hyperlink>
-    </w:p>
-    <w:p>
-      <w:pPr>
-        <w:pStyle w:val="ListBullet"/>
-        <w:spacing w:line="240" w:lineRule="auto"/>
-        <w:ind w:left="720"/>
-      </w:pPr>
-      <w:r>
-        <w:rPr>
-          <w:lang w:val="hi_IN" w:bidi="hi_IN"/>
-        </w:rPr>
-      </w:r>
-      <w:hyperlink r:id="rId129">
-        <w:r>
-          <w:rPr>
-            <w:lang w:val="hi_IN" w:bidi="hi_IN"/>
-          </w:rPr>
-          <w:rPr>
-            <w:color w:val="0000EE"/>
-            <w:u w:val="single"/>
-          </w:rPr>
-          <w:t>रोमियो 3:25–26</w:t>
-        </w:r>
-      </w:hyperlink>
+      <w:r>
+        <w:rPr>
+          <w:lang w:val="hi_IN" w:bidi="hi_IN"/>
+        </w:rPr>
+        <w:t>1 यूहन्ना 2:2</w:t>
+      </w:r>
+    </w:p>
+    <w:p>
+      <w:pPr>
+        <w:pStyle w:val="ListBullet"/>
+        <w:spacing w:line="240" w:lineRule="auto"/>
+        <w:ind w:left="720"/>
+      </w:pPr>
+      <w:r>
+        <w:rPr>
+          <w:lang w:val="hi_IN" w:bidi="hi_IN"/>
+        </w:rPr>
+      </w:r>
+      <w:r>
+        <w:rPr>
+          <w:lang w:val="hi_IN" w:bidi="hi_IN"/>
+        </w:rPr>
+        <w:t>1 यूहन्ना 4:10</w:t>
+      </w:r>
+    </w:p>
+    <w:p>
+      <w:pPr>
+        <w:pStyle w:val="ListBullet"/>
+        <w:spacing w:line="240" w:lineRule="auto"/>
+        <w:ind w:left="720"/>
+      </w:pPr>
+      <w:r>
+        <w:rPr>
+          <w:lang w:val="hi_IN" w:bidi="hi_IN"/>
+        </w:rPr>
+      </w:r>
+      <w:r>
+        <w:rPr>
+          <w:lang w:val="hi_IN" w:bidi="hi_IN"/>
+        </w:rPr>
+        <w:t>रोमियो 3:25–26</w:t>
+      </w:r>
     </w:p>
     <w:p>
       <w:pPr>
@@ -10123,114 +9367,84 @@
           <w:lang w:val="hi_IN" w:bidi="hi_IN"/>
         </w:rPr>
       </w:r>
-      <w:hyperlink r:id="rId130">
-        <w:r>
-          <w:rPr>
-            <w:lang w:val="hi_IN" w:bidi="hi_IN"/>
-          </w:rPr>
-          <w:rPr>
-            <w:color w:val="0000EE"/>
-            <w:u w:val="single"/>
-          </w:rPr>
-          <w:t>निर्गमन 25:15–18</w:t>
-        </w:r>
-      </w:hyperlink>
-    </w:p>
-    <w:p>
-      <w:pPr>
-        <w:pStyle w:val="ListBullet"/>
-        <w:spacing w:line="240" w:lineRule="auto"/>
-        <w:ind w:left="720"/>
-      </w:pPr>
-      <w:r>
-        <w:rPr>
-          <w:lang w:val="hi_IN" w:bidi="hi_IN"/>
-        </w:rPr>
-      </w:r>
-      <w:hyperlink r:id="rId131">
-        <w:r>
-          <w:rPr>
-            <w:lang w:val="hi_IN" w:bidi="hi_IN"/>
-          </w:rPr>
-          <w:rPr>
-            <w:color w:val="0000EE"/>
-            <w:u w:val="single"/>
-          </w:rPr>
-          <w:t>निर्गमन 30:5–6</w:t>
-        </w:r>
-      </w:hyperlink>
-    </w:p>
-    <w:p>
-      <w:pPr>
-        <w:pStyle w:val="ListBullet"/>
-        <w:spacing w:line="240" w:lineRule="auto"/>
-        <w:ind w:left="720"/>
-      </w:pPr>
-      <w:r>
-        <w:rPr>
-          <w:lang w:val="hi_IN" w:bidi="hi_IN"/>
-        </w:rPr>
-      </w:r>
-      <w:hyperlink r:id="rId132">
-        <w:r>
-          <w:rPr>
-            <w:lang w:val="hi_IN" w:bidi="hi_IN"/>
-          </w:rPr>
-          <w:rPr>
-            <w:color w:val="0000EE"/>
-            <w:u w:val="single"/>
-          </w:rPr>
-          <w:t>निर्गमन 40:17–20</w:t>
-        </w:r>
-      </w:hyperlink>
-    </w:p>
-    <w:p>
-      <w:pPr>
-        <w:pStyle w:val="ListBullet"/>
-        <w:spacing w:line="240" w:lineRule="auto"/>
-        <w:ind w:left="720"/>
-      </w:pPr>
-      <w:r>
-        <w:rPr>
-          <w:lang w:val="hi_IN" w:bidi="hi_IN"/>
-        </w:rPr>
-      </w:r>
-      <w:hyperlink r:id="rId133">
-        <w:r>
-          <w:rPr>
-            <w:lang w:val="hi_IN" w:bidi="hi_IN"/>
-          </w:rPr>
-          <w:rPr>
-            <w:color w:val="0000EE"/>
-            <w:u w:val="single"/>
-          </w:rPr>
-          <w:t>लैव्यव्यवस्था 16:1–2</w:t>
-        </w:r>
-      </w:hyperlink>
-    </w:p>
-    <w:p>
-      <w:pPr>
-        <w:pStyle w:val="ListBullet"/>
-        <w:spacing w:line="240" w:lineRule="auto"/>
-        <w:ind w:left="720"/>
-      </w:pPr>
-      <w:r>
-        <w:rPr>
-          <w:lang w:val="hi_IN" w:bidi="hi_IN"/>
-        </w:rPr>
-      </w:r>
-      <w:hyperlink r:id="rId134">
-        <w:r>
-          <w:rPr>
-            <w:lang w:val="hi_IN" w:bidi="hi_IN"/>
-          </w:rPr>
-          <w:rPr>
-            <w:color w:val="0000EE"/>
-            <w:u w:val="single"/>
-          </w:rPr>
-          <w:t>गिनती 07:89</w:t>
-        </w:r>
-      </w:hyperlink>
+      <w:r>
+        <w:rPr>
+          <w:lang w:val="hi_IN" w:bidi="hi_IN"/>
+        </w:rPr>
+        <w:t>निर्गमन 25:15–18</w:t>
+      </w:r>
+    </w:p>
+    <w:p>
+      <w:pPr>
+        <w:pStyle w:val="ListBullet"/>
+        <w:spacing w:line="240" w:lineRule="auto"/>
+        <w:ind w:left="720"/>
+      </w:pPr>
+      <w:r>
+        <w:rPr>
+          <w:lang w:val="hi_IN" w:bidi="hi_IN"/>
+        </w:rPr>
+      </w:r>
+      <w:r>
+        <w:rPr>
+          <w:lang w:val="hi_IN" w:bidi="hi_IN"/>
+        </w:rPr>
+        <w:t>निर्गमन 30:5–6</w:t>
+      </w:r>
+    </w:p>
+    <w:p>
+      <w:pPr>
+        <w:pStyle w:val="ListBullet"/>
+        <w:spacing w:line="240" w:lineRule="auto"/>
+        <w:ind w:left="720"/>
+      </w:pPr>
+      <w:r>
+        <w:rPr>
+          <w:lang w:val="hi_IN" w:bidi="hi_IN"/>
+        </w:rPr>
+      </w:r>
+      <w:r>
+        <w:rPr>
+          <w:lang w:val="hi_IN" w:bidi="hi_IN"/>
+        </w:rPr>
+        <w:t>निर्गमन 40:17–20</w:t>
+      </w:r>
+    </w:p>
+    <w:p>
+      <w:pPr>
+        <w:pStyle w:val="ListBullet"/>
+        <w:spacing w:line="240" w:lineRule="auto"/>
+        <w:ind w:left="720"/>
+      </w:pPr>
+      <w:r>
+        <w:rPr>
+          <w:lang w:val="hi_IN" w:bidi="hi_IN"/>
+        </w:rPr>
+      </w:r>
+      <w:r>
+        <w:rPr>
+          <w:lang w:val="hi_IN" w:bidi="hi_IN"/>
+        </w:rPr>
+        <w:t>लैव्यव्यवस्था 16:1–2</w:t>
+      </w:r>
+    </w:p>
+    <w:p>
+      <w:pPr>
+        <w:pStyle w:val="ListBullet"/>
+        <w:spacing w:line="240" w:lineRule="auto"/>
+        <w:ind w:left="720"/>
+      </w:pPr>
+      <w:r>
+        <w:rPr>
+          <w:lang w:val="hi_IN" w:bidi="hi_IN"/>
+        </w:rPr>
+      </w:r>
+      <w:r>
+        <w:rPr>
+          <w:lang w:val="hi_IN" w:bidi="hi_IN"/>
+        </w:rPr>
+        <w:t>गिनती 07:89</w:t>
+      </w:r>
     </w:p>
     <w:p>
       <w:pPr>
@@ -10518,186 +9732,138 @@
           <w:lang w:val="hi_IN" w:bidi="hi_IN"/>
         </w:rPr>
       </w:r>
-      <w:hyperlink r:id="rId83">
-        <w:r>
-          <w:rPr>
-            <w:lang w:val="hi_IN" w:bidi="hi_IN"/>
-          </w:rPr>
-          <w:rPr>
-            <w:color w:val="0000EE"/>
-            <w:u w:val="single"/>
-          </w:rPr>
-          <w:t>1 थिस्सलुनीकियों 3:9</w:t>
-        </w:r>
-      </w:hyperlink>
-    </w:p>
-    <w:p>
-      <w:pPr>
-        <w:pStyle w:val="ListBullet"/>
-        <w:spacing w:line="240" w:lineRule="auto"/>
-        <w:ind w:left="720"/>
-      </w:pPr>
-      <w:r>
-        <w:rPr>
-          <w:lang w:val="hi_IN" w:bidi="hi_IN"/>
-        </w:rPr>
-      </w:r>
-      <w:hyperlink r:id="rId135">
-        <w:r>
-          <w:rPr>
-            <w:lang w:val="hi_IN" w:bidi="hi_IN"/>
-          </w:rPr>
-          <w:rPr>
-            <w:color w:val="0000EE"/>
-            <w:u w:val="single"/>
-          </w:rPr>
-          <w:t>प्रे.का. 8:24</w:t>
-        </w:r>
-      </w:hyperlink>
-    </w:p>
-    <w:p>
-      <w:pPr>
-        <w:pStyle w:val="ListBullet"/>
-        <w:spacing w:line="240" w:lineRule="auto"/>
-        <w:ind w:left="720"/>
-      </w:pPr>
-      <w:r>
-        <w:rPr>
-          <w:lang w:val="hi_IN" w:bidi="hi_IN"/>
-        </w:rPr>
-      </w:r>
-      <w:hyperlink r:id="rId136">
-        <w:r>
-          <w:rPr>
-            <w:lang w:val="hi_IN" w:bidi="hi_IN"/>
-          </w:rPr>
-          <w:rPr>
-            <w:color w:val="0000EE"/>
-            <w:u w:val="single"/>
-          </w:rPr>
-          <w:t>प्रे.का. 14:26</w:t>
-        </w:r>
-      </w:hyperlink>
-    </w:p>
-    <w:p>
-      <w:pPr>
-        <w:pStyle w:val="ListBullet"/>
-        <w:spacing w:line="240" w:lineRule="auto"/>
-        <w:ind w:left="720"/>
-      </w:pPr>
-      <w:r>
-        <w:rPr>
-          <w:lang w:val="hi_IN" w:bidi="hi_IN"/>
-        </w:rPr>
-      </w:r>
-      <w:hyperlink r:id="rId137">
-        <w:r>
-          <w:rPr>
-            <w:lang w:val="hi_IN" w:bidi="hi_IN"/>
-          </w:rPr>
-          <w:rPr>
-            <w:color w:val="0000EE"/>
-            <w:u w:val="single"/>
-          </w:rPr>
-          <w:t>कुलुस्सियों 4:4</w:t>
-        </w:r>
-      </w:hyperlink>
-    </w:p>
-    <w:p>
-      <w:pPr>
-        <w:pStyle w:val="ListBullet"/>
-        <w:spacing w:line="240" w:lineRule="auto"/>
-        <w:ind w:left="720"/>
-      </w:pPr>
-      <w:r>
-        <w:rPr>
-          <w:lang w:val="hi_IN" w:bidi="hi_IN"/>
-        </w:rPr>
-      </w:r>
-      <w:hyperlink r:id="rId138">
-        <w:r>
-          <w:rPr>
-            <w:lang w:val="hi_IN" w:bidi="hi_IN"/>
-          </w:rPr>
-          <w:rPr>
-            <w:color w:val="0000EE"/>
-            <w:u w:val="single"/>
-          </w:rPr>
-          <w:t>यूहन्ना 17:9</w:t>
-        </w:r>
-      </w:hyperlink>
-    </w:p>
-    <w:p>
-      <w:pPr>
-        <w:pStyle w:val="ListBullet"/>
-        <w:spacing w:line="240" w:lineRule="auto"/>
-        <w:ind w:left="720"/>
-      </w:pPr>
-      <w:r>
-        <w:rPr>
-          <w:lang w:val="hi_IN" w:bidi="hi_IN"/>
-        </w:rPr>
-      </w:r>
-      <w:hyperlink r:id="rId139">
-        <w:r>
-          <w:rPr>
-            <w:lang w:val="hi_IN" w:bidi="hi_IN"/>
-          </w:rPr>
-          <w:rPr>
-            <w:color w:val="0000EE"/>
-            <w:u w:val="single"/>
-          </w:rPr>
-          <w:t>लूका 11:1</w:t>
-        </w:r>
-      </w:hyperlink>
-    </w:p>
-    <w:p>
-      <w:pPr>
-        <w:pStyle w:val="ListBullet"/>
-        <w:spacing w:line="240" w:lineRule="auto"/>
-        <w:ind w:left="720"/>
-      </w:pPr>
-      <w:r>
-        <w:rPr>
-          <w:lang w:val="hi_IN" w:bidi="hi_IN"/>
-        </w:rPr>
-      </w:r>
-      <w:hyperlink r:id="rId140">
-        <w:r>
-          <w:rPr>
-            <w:lang w:val="hi_IN" w:bidi="hi_IN"/>
-          </w:rPr>
-          <w:rPr>
-            <w:color w:val="0000EE"/>
-            <w:u w:val="single"/>
-          </w:rPr>
-          <w:t>मत्ती 5:43–45</w:t>
-        </w:r>
-      </w:hyperlink>
-    </w:p>
-    <w:p>
-      <w:pPr>
-        <w:pStyle w:val="ListBullet"/>
-        <w:spacing w:line="240" w:lineRule="auto"/>
-        <w:ind w:left="720"/>
-      </w:pPr>
-      <w:r>
-        <w:rPr>
-          <w:lang w:val="hi_IN" w:bidi="hi_IN"/>
-        </w:rPr>
-      </w:r>
-      <w:hyperlink r:id="rId141">
-        <w:r>
-          <w:rPr>
-            <w:lang w:val="hi_IN" w:bidi="hi_IN"/>
-          </w:rPr>
-          <w:rPr>
-            <w:color w:val="0000EE"/>
-            <w:u w:val="single"/>
-          </w:rPr>
-          <w:t>मत्ती 14:22–24</w:t>
-        </w:r>
-      </w:hyperlink>
+      <w:r>
+        <w:rPr>
+          <w:lang w:val="hi_IN" w:bidi="hi_IN"/>
+        </w:rPr>
+        <w:t>1 थिस्सलुनीकियों 3:9</w:t>
+      </w:r>
+    </w:p>
+    <w:p>
+      <w:pPr>
+        <w:pStyle w:val="ListBullet"/>
+        <w:spacing w:line="240" w:lineRule="auto"/>
+        <w:ind w:left="720"/>
+      </w:pPr>
+      <w:r>
+        <w:rPr>
+          <w:lang w:val="hi_IN" w:bidi="hi_IN"/>
+        </w:rPr>
+      </w:r>
+      <w:r>
+        <w:rPr>
+          <w:lang w:val="hi_IN" w:bidi="hi_IN"/>
+        </w:rPr>
+        <w:t>प्रे.का. 8:24</w:t>
+      </w:r>
+    </w:p>
+    <w:p>
+      <w:pPr>
+        <w:pStyle w:val="ListBullet"/>
+        <w:spacing w:line="240" w:lineRule="auto"/>
+        <w:ind w:left="720"/>
+      </w:pPr>
+      <w:r>
+        <w:rPr>
+          <w:lang w:val="hi_IN" w:bidi="hi_IN"/>
+        </w:rPr>
+      </w:r>
+      <w:r>
+        <w:rPr>
+          <w:lang w:val="hi_IN" w:bidi="hi_IN"/>
+        </w:rPr>
+        <w:t>प्रे.का. 14:26</w:t>
+      </w:r>
+    </w:p>
+    <w:p>
+      <w:pPr>
+        <w:pStyle w:val="ListBullet"/>
+        <w:spacing w:line="240" w:lineRule="auto"/>
+        <w:ind w:left="720"/>
+      </w:pPr>
+      <w:r>
+        <w:rPr>
+          <w:lang w:val="hi_IN" w:bidi="hi_IN"/>
+        </w:rPr>
+      </w:r>
+      <w:r>
+        <w:rPr>
+          <w:lang w:val="hi_IN" w:bidi="hi_IN"/>
+        </w:rPr>
+        <w:t>कुलुस्सियों 4:4</w:t>
+      </w:r>
+    </w:p>
+    <w:p>
+      <w:pPr>
+        <w:pStyle w:val="ListBullet"/>
+        <w:spacing w:line="240" w:lineRule="auto"/>
+        <w:ind w:left="720"/>
+      </w:pPr>
+      <w:r>
+        <w:rPr>
+          <w:lang w:val="hi_IN" w:bidi="hi_IN"/>
+        </w:rPr>
+      </w:r>
+      <w:r>
+        <w:rPr>
+          <w:lang w:val="hi_IN" w:bidi="hi_IN"/>
+        </w:rPr>
+        <w:t>यूहन्ना 17:9</w:t>
+      </w:r>
+    </w:p>
+    <w:p>
+      <w:pPr>
+        <w:pStyle w:val="ListBullet"/>
+        <w:spacing w:line="240" w:lineRule="auto"/>
+        <w:ind w:left="720"/>
+      </w:pPr>
+      <w:r>
+        <w:rPr>
+          <w:lang w:val="hi_IN" w:bidi="hi_IN"/>
+        </w:rPr>
+      </w:r>
+      <w:r>
+        <w:rPr>
+          <w:lang w:val="hi_IN" w:bidi="hi_IN"/>
+        </w:rPr>
+        <w:t>लूका 11:1</w:t>
+      </w:r>
+    </w:p>
+    <w:p>
+      <w:pPr>
+        <w:pStyle w:val="ListBullet"/>
+        <w:spacing w:line="240" w:lineRule="auto"/>
+        <w:ind w:left="720"/>
+      </w:pPr>
+      <w:r>
+        <w:rPr>
+          <w:lang w:val="hi_IN" w:bidi="hi_IN"/>
+        </w:rPr>
+      </w:r>
+      <w:r>
+        <w:rPr>
+          <w:lang w:val="hi_IN" w:bidi="hi_IN"/>
+        </w:rPr>
+        <w:t>मत्ती 5:43–45</w:t>
+      </w:r>
+    </w:p>
+    <w:p>
+      <w:pPr>
+        <w:pStyle w:val="ListBullet"/>
+        <w:spacing w:line="240" w:lineRule="auto"/>
+        <w:ind w:left="720"/>
+      </w:pPr>
+      <w:r>
+        <w:rPr>
+          <w:lang w:val="hi_IN" w:bidi="hi_IN"/>
+        </w:rPr>
+      </w:r>
+      <w:r>
+        <w:rPr>
+          <w:lang w:val="hi_IN" w:bidi="hi_IN"/>
+        </w:rPr>
+        <w:t>मत्ती 14:22–24</w:t>
+      </w:r>
     </w:p>
     <w:p>
       <w:pPr>
@@ -11244,114 +10410,84 @@
           <w:lang w:val="hi_IN" w:bidi="hi_IN"/>
         </w:rPr>
       </w:r>
-      <w:hyperlink r:id="rId142">
-        <w:r>
-          <w:rPr>
-            <w:lang w:val="hi_IN" w:bidi="hi_IN"/>
-          </w:rPr>
-          <w:rPr>
-            <w:color w:val="0000EE"/>
-            <w:u w:val="single"/>
-          </w:rPr>
-          <w:t>इब्रानियों 07:25–26</w:t>
-        </w:r>
-      </w:hyperlink>
-    </w:p>
-    <w:p>
-      <w:pPr>
-        <w:pStyle w:val="ListBullet"/>
-        <w:spacing w:line="240" w:lineRule="auto"/>
-        <w:ind w:left="720"/>
-      </w:pPr>
-      <w:r>
-        <w:rPr>
-          <w:lang w:val="hi_IN" w:bidi="hi_IN"/>
-        </w:rPr>
-      </w:r>
-      <w:hyperlink r:id="rId143">
-        <w:r>
-          <w:rPr>
-            <w:lang w:val="hi_IN" w:bidi="hi_IN"/>
-          </w:rPr>
-          <w:rPr>
-            <w:color w:val="0000EE"/>
-            <w:u w:val="single"/>
-          </w:rPr>
-          <w:t>यशायाह 53:12</w:t>
-        </w:r>
-      </w:hyperlink>
-    </w:p>
-    <w:p>
-      <w:pPr>
-        <w:pStyle w:val="ListBullet"/>
-        <w:spacing w:line="240" w:lineRule="auto"/>
-        <w:ind w:left="720"/>
-      </w:pPr>
-      <w:r>
-        <w:rPr>
-          <w:lang w:val="hi_IN" w:bidi="hi_IN"/>
-        </w:rPr>
-      </w:r>
-      <w:hyperlink r:id="rId144">
-        <w:r>
-          <w:rPr>
-            <w:lang w:val="hi_IN" w:bidi="hi_IN"/>
-          </w:rPr>
-          <w:rPr>
-            <w:color w:val="0000EE"/>
-            <w:u w:val="single"/>
-          </w:rPr>
-          <w:t>यिर्मयाह 29:6–7</w:t>
-        </w:r>
-      </w:hyperlink>
-    </w:p>
-    <w:p>
-      <w:pPr>
-        <w:pStyle w:val="ListBullet"/>
-        <w:spacing w:line="240" w:lineRule="auto"/>
-        <w:ind w:left="720"/>
-      </w:pPr>
-      <w:r>
-        <w:rPr>
-          <w:lang w:val="hi_IN" w:bidi="hi_IN"/>
-        </w:rPr>
-      </w:r>
-      <w:hyperlink r:id="rId145">
-        <w:r>
-          <w:rPr>
-            <w:lang w:val="hi_IN" w:bidi="hi_IN"/>
-          </w:rPr>
-          <w:rPr>
-            <w:color w:val="0000EE"/>
-            <w:u w:val="single"/>
-          </w:rPr>
-          <w:t>रोमियो 08:26–27</w:t>
-        </w:r>
-      </w:hyperlink>
-    </w:p>
-    <w:p>
-      <w:pPr>
-        <w:pStyle w:val="ListBullet"/>
-        <w:spacing w:line="240" w:lineRule="auto"/>
-        <w:ind w:left="720"/>
-      </w:pPr>
-      <w:r>
-        <w:rPr>
-          <w:lang w:val="hi_IN" w:bidi="hi_IN"/>
-        </w:rPr>
-      </w:r>
-      <w:hyperlink r:id="rId146">
-        <w:r>
-          <w:rPr>
-            <w:lang w:val="hi_IN" w:bidi="hi_IN"/>
-          </w:rPr>
-          <w:rPr>
-            <w:color w:val="0000EE"/>
-            <w:u w:val="single"/>
-          </w:rPr>
-          <w:t>रोमियो 08:33–34</w:t>
-        </w:r>
-      </w:hyperlink>
+      <w:r>
+        <w:rPr>
+          <w:lang w:val="hi_IN" w:bidi="hi_IN"/>
+        </w:rPr>
+        <w:t>इब्रानियों 07:25–26</w:t>
+      </w:r>
+    </w:p>
+    <w:p>
+      <w:pPr>
+        <w:pStyle w:val="ListBullet"/>
+        <w:spacing w:line="240" w:lineRule="auto"/>
+        <w:ind w:left="720"/>
+      </w:pPr>
+      <w:r>
+        <w:rPr>
+          <w:lang w:val="hi_IN" w:bidi="hi_IN"/>
+        </w:rPr>
+      </w:r>
+      <w:r>
+        <w:rPr>
+          <w:lang w:val="hi_IN" w:bidi="hi_IN"/>
+        </w:rPr>
+        <w:t>यशायाह 53:12</w:t>
+      </w:r>
+    </w:p>
+    <w:p>
+      <w:pPr>
+        <w:pStyle w:val="ListBullet"/>
+        <w:spacing w:line="240" w:lineRule="auto"/>
+        <w:ind w:left="720"/>
+      </w:pPr>
+      <w:r>
+        <w:rPr>
+          <w:lang w:val="hi_IN" w:bidi="hi_IN"/>
+        </w:rPr>
+      </w:r>
+      <w:r>
+        <w:rPr>
+          <w:lang w:val="hi_IN" w:bidi="hi_IN"/>
+        </w:rPr>
+        <w:t>यिर्मयाह 29:6–7</w:t>
+      </w:r>
+    </w:p>
+    <w:p>
+      <w:pPr>
+        <w:pStyle w:val="ListBullet"/>
+        <w:spacing w:line="240" w:lineRule="auto"/>
+        <w:ind w:left="720"/>
+      </w:pPr>
+      <w:r>
+        <w:rPr>
+          <w:lang w:val="hi_IN" w:bidi="hi_IN"/>
+        </w:rPr>
+      </w:r>
+      <w:r>
+        <w:rPr>
+          <w:lang w:val="hi_IN" w:bidi="hi_IN"/>
+        </w:rPr>
+        <w:t>रोमियो 08:26–27</w:t>
+      </w:r>
+    </w:p>
+    <w:p>
+      <w:pPr>
+        <w:pStyle w:val="ListBullet"/>
+        <w:spacing w:line="240" w:lineRule="auto"/>
+        <w:ind w:left="720"/>
+      </w:pPr>
+      <w:r>
+        <w:rPr>
+          <w:lang w:val="hi_IN" w:bidi="hi_IN"/>
+        </w:rPr>
+      </w:r>
+      <w:r>
+        <w:rPr>
+          <w:lang w:val="hi_IN" w:bidi="hi_IN"/>
+        </w:rPr>
+        <w:t>रोमियो 08:33–34</w:t>
+      </w:r>
     </w:p>
     <w:p>
       <w:pPr>
@@ -11608,186 +10744,138 @@
           <w:lang w:val="hi_IN" w:bidi="hi_IN"/>
         </w:rPr>
       </w:r>
-      <w:hyperlink r:id="rId82">
-        <w:r>
-          <w:rPr>
-            <w:lang w:val="hi_IN" w:bidi="hi_IN"/>
-          </w:rPr>
-          <w:rPr>
-            <w:color w:val="0000EE"/>
-            <w:u w:val="single"/>
-          </w:rPr>
-          <w:t>1 कुरिन्थियों 4:14–16</w:t>
-        </w:r>
-      </w:hyperlink>
-    </w:p>
-    <w:p>
-      <w:pPr>
-        <w:pStyle w:val="ListBullet"/>
-        <w:spacing w:line="240" w:lineRule="auto"/>
-        <w:ind w:left="720"/>
-      </w:pPr>
-      <w:r>
-        <w:rPr>
-          <w:lang w:val="hi_IN" w:bidi="hi_IN"/>
-        </w:rPr>
-      </w:r>
-      <w:hyperlink r:id="rId128">
-        <w:r>
-          <w:rPr>
-            <w:lang w:val="hi_IN" w:bidi="hi_IN"/>
-          </w:rPr>
-          <w:rPr>
-            <w:color w:val="0000EE"/>
-            <w:u w:val="single"/>
-          </w:rPr>
-          <w:t>1 यूहन्ना 3:2</w:t>
-        </w:r>
-      </w:hyperlink>
-    </w:p>
-    <w:p>
-      <w:pPr>
-        <w:pStyle w:val="ListBullet"/>
-        <w:spacing w:line="240" w:lineRule="auto"/>
-        <w:ind w:left="720"/>
-      </w:pPr>
-      <w:r>
-        <w:rPr>
-          <w:lang w:val="hi_IN" w:bidi="hi_IN"/>
-        </w:rPr>
-      </w:r>
-      <w:hyperlink r:id="rId128">
-        <w:r>
-          <w:rPr>
-            <w:lang w:val="hi_IN" w:bidi="hi_IN"/>
-          </w:rPr>
-          <w:rPr>
-            <w:color w:val="0000EE"/>
-            <w:u w:val="single"/>
-          </w:rPr>
-          <w:t>1 यूहन्ना 4:7</w:t>
-        </w:r>
-      </w:hyperlink>
-    </w:p>
-    <w:p>
-      <w:pPr>
-        <w:pStyle w:val="ListBullet"/>
-        <w:spacing w:line="240" w:lineRule="auto"/>
-        <w:ind w:left="720"/>
-      </w:pPr>
-      <w:r>
-        <w:rPr>
-          <w:lang w:val="hi_IN" w:bidi="hi_IN"/>
-        </w:rPr>
-      </w:r>
-      <w:hyperlink r:id="rId147">
-        <w:r>
-          <w:rPr>
-            <w:lang w:val="hi_IN" w:bidi="hi_IN"/>
-          </w:rPr>
-          <w:rPr>
-            <w:color w:val="0000EE"/>
-            <w:u w:val="single"/>
-          </w:rPr>
-          <w:t>मरकुस 1:11</w:t>
-        </w:r>
-      </w:hyperlink>
-    </w:p>
-    <w:p>
-      <w:pPr>
-        <w:pStyle w:val="ListBullet"/>
-        <w:spacing w:line="240" w:lineRule="auto"/>
-        <w:ind w:left="720"/>
-      </w:pPr>
-      <w:r>
-        <w:rPr>
-          <w:lang w:val="hi_IN" w:bidi="hi_IN"/>
-        </w:rPr>
-      </w:r>
-      <w:hyperlink r:id="rId148">
-        <w:r>
-          <w:rPr>
-            <w:lang w:val="hi_IN" w:bidi="hi_IN"/>
-          </w:rPr>
-          <w:rPr>
-            <w:color w:val="0000EE"/>
-            <w:u w:val="single"/>
-          </w:rPr>
-          <w:t>मरकुस 12:6</w:t>
-        </w:r>
-      </w:hyperlink>
-    </w:p>
-    <w:p>
-      <w:pPr>
-        <w:pStyle w:val="ListBullet"/>
-        <w:spacing w:line="240" w:lineRule="auto"/>
-        <w:ind w:left="720"/>
-      </w:pPr>
-      <w:r>
-        <w:rPr>
-          <w:lang w:val="hi_IN" w:bidi="hi_IN"/>
-        </w:rPr>
-      </w:r>
-      <w:hyperlink r:id="rId149">
-        <w:r>
-          <w:rPr>
-            <w:lang w:val="hi_IN" w:bidi="hi_IN"/>
-          </w:rPr>
-          <w:rPr>
-            <w:color w:val="0000EE"/>
-            <w:u w:val="single"/>
-          </w:rPr>
-          <w:t>प्रकाशितवाक्य 20:9</w:t>
-        </w:r>
-      </w:hyperlink>
-    </w:p>
-    <w:p>
-      <w:pPr>
-        <w:pStyle w:val="ListBullet"/>
-        <w:spacing w:line="240" w:lineRule="auto"/>
-        <w:ind w:left="720"/>
-      </w:pPr>
-      <w:r>
-        <w:rPr>
-          <w:lang w:val="hi_IN" w:bidi="hi_IN"/>
-        </w:rPr>
-      </w:r>
-      <w:hyperlink r:id="rId150">
-        <w:r>
-          <w:rPr>
-            <w:lang w:val="hi_IN" w:bidi="hi_IN"/>
-          </w:rPr>
-          <w:rPr>
-            <w:color w:val="0000EE"/>
-            <w:u w:val="single"/>
-          </w:rPr>
-          <w:t>रोमियो 16:8</w:t>
-        </w:r>
-      </w:hyperlink>
-    </w:p>
-    <w:p>
-      <w:pPr>
-        <w:pStyle w:val="ListBullet"/>
-        <w:spacing w:line="240" w:lineRule="auto"/>
-        <w:ind w:left="720"/>
-      </w:pPr>
-      <w:r>
-        <w:rPr>
-          <w:lang w:val="hi_IN" w:bidi="hi_IN"/>
-        </w:rPr>
-      </w:r>
-      <w:hyperlink r:id="rId151">
-        <w:r>
-          <w:rPr>
-            <w:lang w:val="hi_IN" w:bidi="hi_IN"/>
-          </w:rPr>
-          <w:rPr>
-            <w:color w:val="0000EE"/>
-            <w:u w:val="single"/>
-          </w:rPr>
-          <w:t>श्रेष्ठगीत 1:14</w:t>
-        </w:r>
-      </w:hyperlink>
+      <w:r>
+        <w:rPr>
+          <w:lang w:val="hi_IN" w:bidi="hi_IN"/>
+        </w:rPr>
+        <w:t>1 कुरिन्थियों 4:14–16</w:t>
+      </w:r>
+    </w:p>
+    <w:p>
+      <w:pPr>
+        <w:pStyle w:val="ListBullet"/>
+        <w:spacing w:line="240" w:lineRule="auto"/>
+        <w:ind w:left="720"/>
+      </w:pPr>
+      <w:r>
+        <w:rPr>
+          <w:lang w:val="hi_IN" w:bidi="hi_IN"/>
+        </w:rPr>
+      </w:r>
+      <w:r>
+        <w:rPr>
+          <w:lang w:val="hi_IN" w:bidi="hi_IN"/>
+        </w:rPr>
+        <w:t>1 यूहन्ना 3:2</w:t>
+      </w:r>
+    </w:p>
+    <w:p>
+      <w:pPr>
+        <w:pStyle w:val="ListBullet"/>
+        <w:spacing w:line="240" w:lineRule="auto"/>
+        <w:ind w:left="720"/>
+      </w:pPr>
+      <w:r>
+        <w:rPr>
+          <w:lang w:val="hi_IN" w:bidi="hi_IN"/>
+        </w:rPr>
+      </w:r>
+      <w:r>
+        <w:rPr>
+          <w:lang w:val="hi_IN" w:bidi="hi_IN"/>
+        </w:rPr>
+        <w:t>1 यूहन्ना 4:7</w:t>
+      </w:r>
+    </w:p>
+    <w:p>
+      <w:pPr>
+        <w:pStyle w:val="ListBullet"/>
+        <w:spacing w:line="240" w:lineRule="auto"/>
+        <w:ind w:left="720"/>
+      </w:pPr>
+      <w:r>
+        <w:rPr>
+          <w:lang w:val="hi_IN" w:bidi="hi_IN"/>
+        </w:rPr>
+      </w:r>
+      <w:r>
+        <w:rPr>
+          <w:lang w:val="hi_IN" w:bidi="hi_IN"/>
+        </w:rPr>
+        <w:t>मरकुस 1:11</w:t>
+      </w:r>
+    </w:p>
+    <w:p>
+      <w:pPr>
+        <w:pStyle w:val="ListBullet"/>
+        <w:spacing w:line="240" w:lineRule="auto"/>
+        <w:ind w:left="720"/>
+      </w:pPr>
+      <w:r>
+        <w:rPr>
+          <w:lang w:val="hi_IN" w:bidi="hi_IN"/>
+        </w:rPr>
+      </w:r>
+      <w:r>
+        <w:rPr>
+          <w:lang w:val="hi_IN" w:bidi="hi_IN"/>
+        </w:rPr>
+        <w:t>मरकुस 12:6</w:t>
+      </w:r>
+    </w:p>
+    <w:p>
+      <w:pPr>
+        <w:pStyle w:val="ListBullet"/>
+        <w:spacing w:line="240" w:lineRule="auto"/>
+        <w:ind w:left="720"/>
+      </w:pPr>
+      <w:r>
+        <w:rPr>
+          <w:lang w:val="hi_IN" w:bidi="hi_IN"/>
+        </w:rPr>
+      </w:r>
+      <w:r>
+        <w:rPr>
+          <w:lang w:val="hi_IN" w:bidi="hi_IN"/>
+        </w:rPr>
+        <w:t>प्रकाशितवाक्य 20:9</w:t>
+      </w:r>
+    </w:p>
+    <w:p>
+      <w:pPr>
+        <w:pStyle w:val="ListBullet"/>
+        <w:spacing w:line="240" w:lineRule="auto"/>
+        <w:ind w:left="720"/>
+      </w:pPr>
+      <w:r>
+        <w:rPr>
+          <w:lang w:val="hi_IN" w:bidi="hi_IN"/>
+        </w:rPr>
+      </w:r>
+      <w:r>
+        <w:rPr>
+          <w:lang w:val="hi_IN" w:bidi="hi_IN"/>
+        </w:rPr>
+        <w:t>रोमियो 16:8</w:t>
+      </w:r>
+    </w:p>
+    <w:p>
+      <w:pPr>
+        <w:pStyle w:val="ListBullet"/>
+        <w:spacing w:line="240" w:lineRule="auto"/>
+        <w:ind w:left="720"/>
+      </w:pPr>
+      <w:r>
+        <w:rPr>
+          <w:lang w:val="hi_IN" w:bidi="hi_IN"/>
+        </w:rPr>
+      </w:r>
+      <w:r>
+        <w:rPr>
+          <w:lang w:val="hi_IN" w:bidi="hi_IN"/>
+        </w:rPr>
+        <w:t>श्रेष्ठगीत 1:14</w:t>
+      </w:r>
     </w:p>
     <w:p>
       <w:pPr>
@@ -12101,90 +11189,66 @@
           <w:lang w:val="hi_IN" w:bidi="hi_IN"/>
         </w:rPr>
       </w:r>
-      <w:hyperlink r:id="rId82">
-        <w:r>
-          <w:rPr>
-            <w:lang w:val="hi_IN" w:bidi="hi_IN"/>
-          </w:rPr>
-          <w:rPr>
-            <w:color w:val="0000EE"/>
-            <w:u w:val="single"/>
-          </w:rPr>
-          <w:t>1 कुरिन्थियों 16:19–20</w:t>
-        </w:r>
-      </w:hyperlink>
-    </w:p>
-    <w:p>
-      <w:pPr>
-        <w:pStyle w:val="ListBullet"/>
-        <w:spacing w:line="240" w:lineRule="auto"/>
-        <w:ind w:left="720"/>
-      </w:pPr>
-      <w:r>
-        <w:rPr>
-          <w:lang w:val="hi_IN" w:bidi="hi_IN"/>
-        </w:rPr>
-      </w:r>
-      <w:hyperlink r:id="rId13">
-        <w:r>
-          <w:rPr>
-            <w:lang w:val="hi_IN" w:bidi="hi_IN"/>
-          </w:rPr>
-          <w:rPr>
-            <w:color w:val="0000EE"/>
-            <w:u w:val="single"/>
-          </w:rPr>
-          <w:t>2 तीमुथियुस 4:19–22</w:t>
-        </w:r>
-      </w:hyperlink>
-    </w:p>
-    <w:p>
-      <w:pPr>
-        <w:pStyle w:val="ListBullet"/>
-        <w:spacing w:line="240" w:lineRule="auto"/>
-        <w:ind w:left="720"/>
-      </w:pPr>
-      <w:r>
-        <w:rPr>
-          <w:lang w:val="hi_IN" w:bidi="hi_IN"/>
-        </w:rPr>
-      </w:r>
-      <w:hyperlink r:id="rId152">
-        <w:r>
-          <w:rPr>
-            <w:lang w:val="hi_IN" w:bidi="hi_IN"/>
-          </w:rPr>
-          <w:rPr>
-            <w:color w:val="0000EE"/>
-            <w:u w:val="single"/>
-          </w:rPr>
-          <w:t>प्रे.का. 18:1</w:t>
-        </w:r>
-      </w:hyperlink>
-    </w:p>
-    <w:p>
-      <w:pPr>
-        <w:pStyle w:val="ListBullet"/>
-        <w:spacing w:line="240" w:lineRule="auto"/>
-        <w:ind w:left="720"/>
-      </w:pPr>
-      <w:r>
-        <w:rPr>
-          <w:lang w:val="hi_IN" w:bidi="hi_IN"/>
-        </w:rPr>
-      </w:r>
-      <w:hyperlink r:id="rId153">
-        <w:r>
-          <w:rPr>
-            <w:lang w:val="hi_IN" w:bidi="hi_IN"/>
-          </w:rPr>
-          <w:rPr>
-            <w:color w:val="0000EE"/>
-            <w:u w:val="single"/>
-          </w:rPr>
-          <w:t>प्रे.का. 18:24</w:t>
-        </w:r>
-      </w:hyperlink>
+      <w:r>
+        <w:rPr>
+          <w:lang w:val="hi_IN" w:bidi="hi_IN"/>
+        </w:rPr>
+        <w:t>1 कुरिन्थियों 16:19–20</w:t>
+      </w:r>
+    </w:p>
+    <w:p>
+      <w:pPr>
+        <w:pStyle w:val="ListBullet"/>
+        <w:spacing w:line="240" w:lineRule="auto"/>
+        <w:ind w:left="720"/>
+      </w:pPr>
+      <w:r>
+        <w:rPr>
+          <w:lang w:val="hi_IN" w:bidi="hi_IN"/>
+        </w:rPr>
+      </w:r>
+      <w:r>
+        <w:rPr>
+          <w:lang w:val="hi_IN" w:bidi="hi_IN"/>
+        </w:rPr>
+        <w:t>2 तीमुथियुस 4:19–22</w:t>
+      </w:r>
+    </w:p>
+    <w:p>
+      <w:pPr>
+        <w:pStyle w:val="ListBullet"/>
+        <w:spacing w:line="240" w:lineRule="auto"/>
+        <w:ind w:left="720"/>
+      </w:pPr>
+      <w:r>
+        <w:rPr>
+          <w:lang w:val="hi_IN" w:bidi="hi_IN"/>
+        </w:rPr>
+      </w:r>
+      <w:r>
+        <w:rPr>
+          <w:lang w:val="hi_IN" w:bidi="hi_IN"/>
+        </w:rPr>
+        <w:t>प्रे.का. 18:1</w:t>
+      </w:r>
+    </w:p>
+    <w:p>
+      <w:pPr>
+        <w:pStyle w:val="ListBullet"/>
+        <w:spacing w:line="240" w:lineRule="auto"/>
+        <w:ind w:left="720"/>
+      </w:pPr>
+      <w:r>
+        <w:rPr>
+          <w:lang w:val="hi_IN" w:bidi="hi_IN"/>
+        </w:rPr>
+      </w:r>
+      <w:r>
+        <w:rPr>
+          <w:lang w:val="hi_IN" w:bidi="hi_IN"/>
+        </w:rPr>
+        <w:t>प्रे.का. 18:24</w:t>
+      </w:r>
     </w:p>
     <w:p>
       <w:pPr>
@@ -12641,282 +11705,210 @@
           <w:lang w:val="hi_IN" w:bidi="hi_IN"/>
         </w:rPr>
       </w:r>
-      <w:hyperlink r:id="rId82">
-        <w:r>
-          <w:rPr>
-            <w:lang w:val="hi_IN" w:bidi="hi_IN"/>
-          </w:rPr>
-          <w:rPr>
-            <w:color w:val="0000EE"/>
-            <w:u w:val="single"/>
-          </w:rPr>
-          <w:t>1 कुरिन्थियों 13:7</w:t>
-        </w:r>
-      </w:hyperlink>
-    </w:p>
-    <w:p>
-      <w:pPr>
-        <w:pStyle w:val="ListBullet"/>
-        <w:spacing w:line="240" w:lineRule="auto"/>
-        <w:ind w:left="720"/>
-      </w:pPr>
-      <w:r>
-        <w:rPr>
-          <w:lang w:val="hi_IN" w:bidi="hi_IN"/>
-        </w:rPr>
-      </w:r>
-      <w:hyperlink r:id="rId128">
-        <w:r>
-          <w:rPr>
-            <w:lang w:val="hi_IN" w:bidi="hi_IN"/>
-          </w:rPr>
-          <w:rPr>
-            <w:color w:val="0000EE"/>
-            <w:u w:val="single"/>
-          </w:rPr>
-          <w:t>1 यूहन्ना 3:2</w:t>
-        </w:r>
-      </w:hyperlink>
-    </w:p>
-    <w:p>
-      <w:pPr>
-        <w:pStyle w:val="ListBullet"/>
-        <w:spacing w:line="240" w:lineRule="auto"/>
-        <w:ind w:left="720"/>
-      </w:pPr>
-      <w:r>
-        <w:rPr>
-          <w:lang w:val="hi_IN" w:bidi="hi_IN"/>
-        </w:rPr>
-      </w:r>
-      <w:hyperlink r:id="rId83">
-        <w:r>
-          <w:rPr>
-            <w:lang w:val="hi_IN" w:bidi="hi_IN"/>
-          </w:rPr>
-          <w:rPr>
-            <w:color w:val="0000EE"/>
-            <w:u w:val="single"/>
-          </w:rPr>
-          <w:t>1 थिस्सलुनीकियों 4:10</w:t>
-        </w:r>
-      </w:hyperlink>
-    </w:p>
-    <w:p>
-      <w:pPr>
-        <w:pStyle w:val="ListBullet"/>
-        <w:spacing w:line="240" w:lineRule="auto"/>
-        <w:ind w:left="720"/>
-      </w:pPr>
-      <w:r>
-        <w:rPr>
-          <w:lang w:val="hi_IN" w:bidi="hi_IN"/>
-        </w:rPr>
-      </w:r>
-      <w:hyperlink r:id="rId154">
-        <w:r>
-          <w:rPr>
-            <w:lang w:val="hi_IN" w:bidi="hi_IN"/>
-          </w:rPr>
-          <w:rPr>
-            <w:color w:val="0000EE"/>
-            <w:u w:val="single"/>
-          </w:rPr>
-          <w:t>गलातियों 5:23</w:t>
-        </w:r>
-      </w:hyperlink>
-    </w:p>
-    <w:p>
-      <w:pPr>
-        <w:pStyle w:val="ListBullet"/>
-        <w:spacing w:line="240" w:lineRule="auto"/>
-        <w:ind w:left="720"/>
-      </w:pPr>
-      <w:r>
-        <w:rPr>
-          <w:lang w:val="hi_IN" w:bidi="hi_IN"/>
-        </w:rPr>
-      </w:r>
-      <w:hyperlink r:id="rId155">
-        <w:r>
-          <w:rPr>
-            <w:lang w:val="hi_IN" w:bidi="hi_IN"/>
-          </w:rPr>
-          <w:rPr>
-            <w:color w:val="0000EE"/>
-            <w:u w:val="single"/>
-          </w:rPr>
-          <w:t>उत्पत्ति 29:18</w:t>
-        </w:r>
-      </w:hyperlink>
-    </w:p>
-    <w:p>
-      <w:pPr>
-        <w:pStyle w:val="ListBullet"/>
-        <w:spacing w:line="240" w:lineRule="auto"/>
-        <w:ind w:left="720"/>
-      </w:pPr>
-      <w:r>
-        <w:rPr>
-          <w:lang w:val="hi_IN" w:bidi="hi_IN"/>
-        </w:rPr>
-      </w:r>
-      <w:hyperlink r:id="rId156">
-        <w:r>
-          <w:rPr>
-            <w:lang w:val="hi_IN" w:bidi="hi_IN"/>
-          </w:rPr>
-          <w:rPr>
-            <w:color w:val="0000EE"/>
-            <w:u w:val="single"/>
-          </w:rPr>
-          <w:t>यशायाह 56:6</w:t>
-        </w:r>
-      </w:hyperlink>
-    </w:p>
-    <w:p>
-      <w:pPr>
-        <w:pStyle w:val="ListBullet"/>
-        <w:spacing w:line="240" w:lineRule="auto"/>
-        <w:ind w:left="720"/>
-      </w:pPr>
-      <w:r>
-        <w:rPr>
-          <w:lang w:val="hi_IN" w:bidi="hi_IN"/>
-        </w:rPr>
-      </w:r>
-      <w:hyperlink r:id="rId157">
-        <w:r>
-          <w:rPr>
-            <w:lang w:val="hi_IN" w:bidi="hi_IN"/>
-          </w:rPr>
-          <w:rPr>
-            <w:color w:val="0000EE"/>
-            <w:u w:val="single"/>
-          </w:rPr>
-          <w:t>यिर्मयाह 2:2</w:t>
-        </w:r>
-      </w:hyperlink>
-    </w:p>
-    <w:p>
-      <w:pPr>
-        <w:pStyle w:val="ListBullet"/>
-        <w:spacing w:line="240" w:lineRule="auto"/>
-        <w:ind w:left="720"/>
-      </w:pPr>
-      <w:r>
-        <w:rPr>
-          <w:lang w:val="hi_IN" w:bidi="hi_IN"/>
-        </w:rPr>
-      </w:r>
-      <w:hyperlink r:id="rId158">
-        <w:r>
-          <w:rPr>
-            <w:lang w:val="hi_IN" w:bidi="hi_IN"/>
-          </w:rPr>
-          <w:rPr>
-            <w:color w:val="0000EE"/>
-            <w:u w:val="single"/>
-          </w:rPr>
-          <w:t>यूहन्ना 3: 16</w:t>
-        </w:r>
-      </w:hyperlink>
-    </w:p>
-    <w:p>
-      <w:pPr>
-        <w:pStyle w:val="ListBullet"/>
-        <w:spacing w:line="240" w:lineRule="auto"/>
-        <w:ind w:left="720"/>
-      </w:pPr>
-      <w:r>
-        <w:rPr>
-          <w:lang w:val="hi_IN" w:bidi="hi_IN"/>
-        </w:rPr>
-      </w:r>
-      <w:hyperlink r:id="rId159">
-        <w:r>
-          <w:rPr>
-            <w:lang w:val="hi_IN" w:bidi="hi_IN"/>
-          </w:rPr>
-          <w:rPr>
-            <w:color w:val="0000EE"/>
-            <w:u w:val="single"/>
-          </w:rPr>
-          <w:t>मत्ती 10:37</w:t>
-        </w:r>
-      </w:hyperlink>
-    </w:p>
-    <w:p>
-      <w:pPr>
-        <w:pStyle w:val="ListBullet"/>
-        <w:spacing w:line="240" w:lineRule="auto"/>
-        <w:ind w:left="720"/>
-      </w:pPr>
-      <w:r>
-        <w:rPr>
-          <w:lang w:val="hi_IN" w:bidi="hi_IN"/>
-        </w:rPr>
-      </w:r>
-      <w:hyperlink r:id="rId160">
-        <w:r>
-          <w:rPr>
-            <w:lang w:val="hi_IN" w:bidi="hi_IN"/>
-          </w:rPr>
-          <w:rPr>
-            <w:color w:val="0000EE"/>
-            <w:u w:val="single"/>
-          </w:rPr>
-          <w:t>नहेमायाह 9:32–34</w:t>
-        </w:r>
-      </w:hyperlink>
-    </w:p>
-    <w:p>
-      <w:pPr>
-        <w:pStyle w:val="ListBullet"/>
-        <w:spacing w:line="240" w:lineRule="auto"/>
-        <w:ind w:left="720"/>
-      </w:pPr>
-      <w:r>
-        <w:rPr>
-          <w:lang w:val="hi_IN" w:bidi="hi_IN"/>
-        </w:rPr>
-      </w:r>
-      <w:hyperlink r:id="rId87">
-        <w:r>
-          <w:rPr>
-            <w:lang w:val="hi_IN" w:bidi="hi_IN"/>
-          </w:rPr>
-          <w:rPr>
-            <w:color w:val="0000EE"/>
-            <w:u w:val="single"/>
-          </w:rPr>
-          <w:t>फिलिप्पियों 1: 9</w:t>
-        </w:r>
-      </w:hyperlink>
-    </w:p>
-    <w:p>
-      <w:pPr>
-        <w:pStyle w:val="ListBullet"/>
-        <w:spacing w:line="240" w:lineRule="auto"/>
-        <w:ind w:left="720"/>
-      </w:pPr>
-      <w:r>
-        <w:rPr>
-          <w:lang w:val="hi_IN" w:bidi="hi_IN"/>
-        </w:rPr>
-      </w:r>
-      <w:hyperlink r:id="rId161">
-        <w:r>
-          <w:rPr>
-            <w:lang w:val="hi_IN" w:bidi="hi_IN"/>
-          </w:rPr>
-          <w:rPr>
-            <w:color w:val="0000EE"/>
-            <w:u w:val="single"/>
-          </w:rPr>
-          <w:t>श्रेष्ठगीत 1:2</w:t>
-        </w:r>
-      </w:hyperlink>
+      <w:r>
+        <w:rPr>
+          <w:lang w:val="hi_IN" w:bidi="hi_IN"/>
+        </w:rPr>
+        <w:t>1 कुरिन्थियों 13:7</w:t>
+      </w:r>
+    </w:p>
+    <w:p>
+      <w:pPr>
+        <w:pStyle w:val="ListBullet"/>
+        <w:spacing w:line="240" w:lineRule="auto"/>
+        <w:ind w:left="720"/>
+      </w:pPr>
+      <w:r>
+        <w:rPr>
+          <w:lang w:val="hi_IN" w:bidi="hi_IN"/>
+        </w:rPr>
+      </w:r>
+      <w:r>
+        <w:rPr>
+          <w:lang w:val="hi_IN" w:bidi="hi_IN"/>
+        </w:rPr>
+        <w:t>1 यूहन्ना 3:2</w:t>
+      </w:r>
+    </w:p>
+    <w:p>
+      <w:pPr>
+        <w:pStyle w:val="ListBullet"/>
+        <w:spacing w:line="240" w:lineRule="auto"/>
+        <w:ind w:left="720"/>
+      </w:pPr>
+      <w:r>
+        <w:rPr>
+          <w:lang w:val="hi_IN" w:bidi="hi_IN"/>
+        </w:rPr>
+      </w:r>
+      <w:r>
+        <w:rPr>
+          <w:lang w:val="hi_IN" w:bidi="hi_IN"/>
+        </w:rPr>
+        <w:t>1 थिस्सलुनीकियों 4:10</w:t>
+      </w:r>
+    </w:p>
+    <w:p>
+      <w:pPr>
+        <w:pStyle w:val="ListBullet"/>
+        <w:spacing w:line="240" w:lineRule="auto"/>
+        <w:ind w:left="720"/>
+      </w:pPr>
+      <w:r>
+        <w:rPr>
+          <w:lang w:val="hi_IN" w:bidi="hi_IN"/>
+        </w:rPr>
+      </w:r>
+      <w:r>
+        <w:rPr>
+          <w:lang w:val="hi_IN" w:bidi="hi_IN"/>
+        </w:rPr>
+        <w:t>गलातियों 5:23</w:t>
+      </w:r>
+    </w:p>
+    <w:p>
+      <w:pPr>
+        <w:pStyle w:val="ListBullet"/>
+        <w:spacing w:line="240" w:lineRule="auto"/>
+        <w:ind w:left="720"/>
+      </w:pPr>
+      <w:r>
+        <w:rPr>
+          <w:lang w:val="hi_IN" w:bidi="hi_IN"/>
+        </w:rPr>
+      </w:r>
+      <w:r>
+        <w:rPr>
+          <w:lang w:val="hi_IN" w:bidi="hi_IN"/>
+        </w:rPr>
+        <w:t>उत्पत्ति 29:18</w:t>
+      </w:r>
+    </w:p>
+    <w:p>
+      <w:pPr>
+        <w:pStyle w:val="ListBullet"/>
+        <w:spacing w:line="240" w:lineRule="auto"/>
+        <w:ind w:left="720"/>
+      </w:pPr>
+      <w:r>
+        <w:rPr>
+          <w:lang w:val="hi_IN" w:bidi="hi_IN"/>
+        </w:rPr>
+      </w:r>
+      <w:r>
+        <w:rPr>
+          <w:lang w:val="hi_IN" w:bidi="hi_IN"/>
+        </w:rPr>
+        <w:t>यशायाह 56:6</w:t>
+      </w:r>
+    </w:p>
+    <w:p>
+      <w:pPr>
+        <w:pStyle w:val="ListBullet"/>
+        <w:spacing w:line="240" w:lineRule="auto"/>
+        <w:ind w:left="720"/>
+      </w:pPr>
+      <w:r>
+        <w:rPr>
+          <w:lang w:val="hi_IN" w:bidi="hi_IN"/>
+        </w:rPr>
+      </w:r>
+      <w:r>
+        <w:rPr>
+          <w:lang w:val="hi_IN" w:bidi="hi_IN"/>
+        </w:rPr>
+        <w:t>यिर्मयाह 2:2</w:t>
+      </w:r>
+    </w:p>
+    <w:p>
+      <w:pPr>
+        <w:pStyle w:val="ListBullet"/>
+        <w:spacing w:line="240" w:lineRule="auto"/>
+        <w:ind w:left="720"/>
+      </w:pPr>
+      <w:r>
+        <w:rPr>
+          <w:lang w:val="hi_IN" w:bidi="hi_IN"/>
+        </w:rPr>
+      </w:r>
+      <w:r>
+        <w:rPr>
+          <w:lang w:val="hi_IN" w:bidi="hi_IN"/>
+        </w:rPr>
+        <w:t>यूहन्ना 3: 16</w:t>
+      </w:r>
+    </w:p>
+    <w:p>
+      <w:pPr>
+        <w:pStyle w:val="ListBullet"/>
+        <w:spacing w:line="240" w:lineRule="auto"/>
+        <w:ind w:left="720"/>
+      </w:pPr>
+      <w:r>
+        <w:rPr>
+          <w:lang w:val="hi_IN" w:bidi="hi_IN"/>
+        </w:rPr>
+      </w:r>
+      <w:r>
+        <w:rPr>
+          <w:lang w:val="hi_IN" w:bidi="hi_IN"/>
+        </w:rPr>
+        <w:t>मत्ती 10:37</w:t>
+      </w:r>
+    </w:p>
+    <w:p>
+      <w:pPr>
+        <w:pStyle w:val="ListBullet"/>
+        <w:spacing w:line="240" w:lineRule="auto"/>
+        <w:ind w:left="720"/>
+      </w:pPr>
+      <w:r>
+        <w:rPr>
+          <w:lang w:val="hi_IN" w:bidi="hi_IN"/>
+        </w:rPr>
+      </w:r>
+      <w:r>
+        <w:rPr>
+          <w:lang w:val="hi_IN" w:bidi="hi_IN"/>
+        </w:rPr>
+        <w:t>नहेमायाह 9:32–34</w:t>
+      </w:r>
+    </w:p>
+    <w:p>
+      <w:pPr>
+        <w:pStyle w:val="ListBullet"/>
+        <w:spacing w:line="240" w:lineRule="auto"/>
+        <w:ind w:left="720"/>
+      </w:pPr>
+      <w:r>
+        <w:rPr>
+          <w:lang w:val="hi_IN" w:bidi="hi_IN"/>
+        </w:rPr>
+      </w:r>
+      <w:r>
+        <w:rPr>
+          <w:lang w:val="hi_IN" w:bidi="hi_IN"/>
+        </w:rPr>
+        <w:t>फिलिप्पियों 1: 9</w:t>
+      </w:r>
+    </w:p>
+    <w:p>
+      <w:pPr>
+        <w:pStyle w:val="ListBullet"/>
+        <w:spacing w:line="240" w:lineRule="auto"/>
+        <w:ind w:left="720"/>
+      </w:pPr>
+      <w:r>
+        <w:rPr>
+          <w:lang w:val="hi_IN" w:bidi="hi_IN"/>
+        </w:rPr>
+      </w:r>
+      <w:r>
+        <w:rPr>
+          <w:lang w:val="hi_IN" w:bidi="hi_IN"/>
+        </w:rPr>
+        <w:t>श्रेष्ठगीत 1:2</w:t>
+      </w:r>
     </w:p>
     <w:p>
       <w:pPr>
@@ -13577,90 +12569,66 @@
           <w:lang w:val="hi_IN" w:bidi="hi_IN"/>
         </w:rPr>
       </w:r>
-      <w:hyperlink r:id="rId162">
-        <w:r>
-          <w:rPr>
-            <w:lang w:val="hi_IN" w:bidi="hi_IN"/>
-          </w:rPr>
-          <w:rPr>
-            <w:color w:val="0000EE"/>
-            <w:u w:val="single"/>
-          </w:rPr>
-          <w:t>होशे 02:4–5</w:t>
-        </w:r>
-      </w:hyperlink>
-    </w:p>
-    <w:p>
-      <w:pPr>
-        <w:pStyle w:val="ListBullet"/>
-        <w:spacing w:line="240" w:lineRule="auto"/>
-        <w:ind w:left="720"/>
-      </w:pPr>
-      <w:r>
-        <w:rPr>
-          <w:lang w:val="hi_IN" w:bidi="hi_IN"/>
-        </w:rPr>
-      </w:r>
-      <w:hyperlink r:id="rId163">
-        <w:r>
-          <w:rPr>
-            <w:lang w:val="hi_IN" w:bidi="hi_IN"/>
-          </w:rPr>
-          <w:rPr>
-            <w:color w:val="0000EE"/>
-            <w:u w:val="single"/>
-          </w:rPr>
-          <w:t>यिर्मयाह 03:1–2</w:t>
-        </w:r>
-      </w:hyperlink>
-    </w:p>
-    <w:p>
-      <w:pPr>
-        <w:pStyle w:val="ListBullet"/>
-        <w:spacing w:line="240" w:lineRule="auto"/>
-        <w:ind w:left="720"/>
-      </w:pPr>
-      <w:r>
-        <w:rPr>
-          <w:lang w:val="hi_IN" w:bidi="hi_IN"/>
-        </w:rPr>
-      </w:r>
-      <w:hyperlink r:id="rId164">
-        <w:r>
-          <w:rPr>
-            <w:lang w:val="hi_IN" w:bidi="hi_IN"/>
-          </w:rPr>
-          <w:rPr>
-            <w:color w:val="0000EE"/>
-            <w:u w:val="single"/>
-          </w:rPr>
-          <w:t>विलापगीत 01:1–2</w:t>
-        </w:r>
-      </w:hyperlink>
-    </w:p>
-    <w:p>
-      <w:pPr>
-        <w:pStyle w:val="ListBullet"/>
-        <w:spacing w:line="240" w:lineRule="auto"/>
-        <w:ind w:left="720"/>
-      </w:pPr>
-      <w:r>
-        <w:rPr>
-          <w:lang w:val="hi_IN" w:bidi="hi_IN"/>
-        </w:rPr>
-      </w:r>
-      <w:hyperlink r:id="rId165">
-        <w:r>
-          <w:rPr>
-            <w:lang w:val="hi_IN" w:bidi="hi_IN"/>
-          </w:rPr>
-          <w:rPr>
-            <w:color w:val="0000EE"/>
-            <w:u w:val="single"/>
-          </w:rPr>
-          <w:t>लूका 16:14–15</w:t>
-        </w:r>
-      </w:hyperlink>
+      <w:r>
+        <w:rPr>
+          <w:lang w:val="hi_IN" w:bidi="hi_IN"/>
+        </w:rPr>
+        <w:t>होशे 02:4–5</w:t>
+      </w:r>
+    </w:p>
+    <w:p>
+      <w:pPr>
+        <w:pStyle w:val="ListBullet"/>
+        <w:spacing w:line="240" w:lineRule="auto"/>
+        <w:ind w:left="720"/>
+      </w:pPr>
+      <w:r>
+        <w:rPr>
+          <w:lang w:val="hi_IN" w:bidi="hi_IN"/>
+        </w:rPr>
+      </w:r>
+      <w:r>
+        <w:rPr>
+          <w:lang w:val="hi_IN" w:bidi="hi_IN"/>
+        </w:rPr>
+        <w:t>यिर्मयाह 03:1–2</w:t>
+      </w:r>
+    </w:p>
+    <w:p>
+      <w:pPr>
+        <w:pStyle w:val="ListBullet"/>
+        <w:spacing w:line="240" w:lineRule="auto"/>
+        <w:ind w:left="720"/>
+      </w:pPr>
+      <w:r>
+        <w:rPr>
+          <w:lang w:val="hi_IN" w:bidi="hi_IN"/>
+        </w:rPr>
+      </w:r>
+      <w:r>
+        <w:rPr>
+          <w:lang w:val="hi_IN" w:bidi="hi_IN"/>
+        </w:rPr>
+        <w:t>विलापगीत 01:1–2</w:t>
+      </w:r>
+    </w:p>
+    <w:p>
+      <w:pPr>
+        <w:pStyle w:val="ListBullet"/>
+        <w:spacing w:line="240" w:lineRule="auto"/>
+        <w:ind w:left="720"/>
+      </w:pPr>
+      <w:r>
+        <w:rPr>
+          <w:lang w:val="hi_IN" w:bidi="hi_IN"/>
+        </w:rPr>
+      </w:r>
+      <w:r>
+        <w:rPr>
+          <w:lang w:val="hi_IN" w:bidi="hi_IN"/>
+        </w:rPr>
+        <w:t>लूका 16:14–15</w:t>
+      </w:r>
     </w:p>
     <w:p>
       <w:pPr>
@@ -13979,42 +12947,30 @@
           <w:lang w:val="hi_IN" w:bidi="hi_IN"/>
         </w:rPr>
       </w:r>
-      <w:hyperlink r:id="rId166">
-        <w:r>
-          <w:rPr>
-            <w:lang w:val="hi_IN" w:bidi="hi_IN"/>
-          </w:rPr>
-          <w:rPr>
-            <w:color w:val="0000EE"/>
-            <w:u w:val="single"/>
-          </w:rPr>
-          <w:t>यहूदा 1:17–19</w:t>
-        </w:r>
-      </w:hyperlink>
-    </w:p>
-    <w:p>
-      <w:pPr>
-        <w:pStyle w:val="ListBullet"/>
-        <w:spacing w:line="240" w:lineRule="auto"/>
-        <w:ind w:left="720"/>
-      </w:pPr>
-      <w:r>
-        <w:rPr>
-          <w:lang w:val="hi_IN" w:bidi="hi_IN"/>
-        </w:rPr>
-      </w:r>
-      <w:hyperlink r:id="rId167">
-        <w:r>
-          <w:rPr>
-            <w:lang w:val="hi_IN" w:bidi="hi_IN"/>
-          </w:rPr>
-          <w:rPr>
-            <w:color w:val="0000EE"/>
-            <w:u w:val="single"/>
-          </w:rPr>
-          <w:t>लूका 9:12–14</w:t>
-        </w:r>
-      </w:hyperlink>
+      <w:r>
+        <w:rPr>
+          <w:lang w:val="hi_IN" w:bidi="hi_IN"/>
+        </w:rPr>
+        <w:t>यहूदा 1:17–19</w:t>
+      </w:r>
+    </w:p>
+    <w:p>
+      <w:pPr>
+        <w:pStyle w:val="ListBullet"/>
+        <w:spacing w:line="240" w:lineRule="auto"/>
+        <w:ind w:left="720"/>
+      </w:pPr>
+      <w:r>
+        <w:rPr>
+          <w:lang w:val="hi_IN" w:bidi="hi_IN"/>
+        </w:rPr>
+      </w:r>
+      <w:r>
+        <w:rPr>
+          <w:lang w:val="hi_IN" w:bidi="hi_IN"/>
+        </w:rPr>
+        <w:t>लूका 9:12–14</w:t>
+      </w:r>
     </w:p>
     <w:p>
       <w:pPr>
